--- a/10-保护电路/03-过温保护/NTC测温保护电路/NTC测温保护电路.docx
+++ b/10-保护电路/03-过温保护/NTC测温保护电路/NTC测温保护电路.docx
@@ -3026,6 +3026,20 @@
     </w:p>
     <w:bookmarkEnd w:id="26"/>
     <w:bookmarkEnd w:id="27"/>
+    <w:p>
+      <w:pPr>
+        <w:spacing w:before="360"/>
+        <w:jc w:val="center"/>
+      </w:pPr>
+      <w:r>
+        <w:rPr>
+          <w:rFonts w:ascii="Times New Roman" w:hAnsi="Times New Roman"/>
+          <w:color w:val="555555"/>
+          <w:sz w:val="21"/>
+        </w:rPr>
+        <w:t>材料收集者：杜文杰</w:t>
+      </w:r>
+    </w:p>
     <w:sectPr>
       <w:headerReference r:id="rId9" w:type="default"/>
       <w:footerReference r:id="rId10" w:type="default"/>

--- a/10-保护电路/03-过温保护/NTC测温保护电路/NTC测温保护电路.docx
+++ b/10-保护电路/03-过温保护/NTC测温保护电路/NTC测温保护电路.docx
@@ -1,6 +1,6 @@
 
 <file path=word/document.xml><?xml version="1.0" encoding="utf-8"?>
-<w:document xmlns:w="http://schemas.openxmlformats.org/wordprocessingml/2006/main" xmlns:m="http://schemas.openxmlformats.org/officeDocument/2006/math" xmlns:r="http://schemas.openxmlformats.org/officeDocument/2006/relationships" xmlns:o="urn:schemas-microsoft-com:office:office" xmlns:v="urn:schemas-microsoft-com:vml" xmlns:w10="urn:schemas-microsoft-com:office:word" xmlns:a="http://schemas.openxmlformats.org/drawingml/2006/main" xmlns:pic="http://schemas.openxmlformats.org/drawingml/2006/picture" xmlns:wp="http://schemas.openxmlformats.org/drawingml/2006/wordprocessingDrawing">
+<w:document xmlns:m="http://schemas.openxmlformats.org/officeDocument/2006/math" xmlns:r="http://schemas.openxmlformats.org/officeDocument/2006/relationships" xmlns:w="http://schemas.openxmlformats.org/wordprocessingml/2006/main" xmlns:o="urn:schemas-microsoft-com:office:office" xmlns:v="urn:schemas-microsoft-com:vml" xmlns:w10="urn:schemas-microsoft-com:office:word" xmlns:a="http://schemas.openxmlformats.org/drawingml/2006/main" xmlns:pic="http://schemas.openxmlformats.org/drawingml/2006/picture" xmlns:wp="http://schemas.openxmlformats.org/drawingml/2006/wordprocessingDrawing">
   <w:body>
     <w:bookmarkStart w:id="27" w:name="ntc-测温保护电路"/>
     <w:p>
@@ -8,11 +8,14 @@
         <w:pStyle w:val="Heading1"/>
       </w:pPr>
       <w:r>
+        <w:rPr>
+          <w:rFonts w:eastAsia="黑体"/>
+        </w:rPr>
         <w:t xml:space="preserve">NTC </w:t>
       </w:r>
       <w:r>
         <w:rPr>
-          <w:rFonts w:hint="eastAsia"/>
+          <w:rFonts w:hint="eastAsia" w:eastAsia="黑体"/>
         </w:rPr>
         <w:t xml:space="preserve">测温保护电路</w:t>
       </w:r>
@@ -24,7 +27,7 @@
       </w:pPr>
       <w:r>
         <w:rPr>
-          <w:rFonts w:hint="eastAsia"/>
+          <w:rFonts w:hint="eastAsia" w:eastAsia="黑体"/>
         </w:rPr>
         <w:t xml:space="preserve">拓扑描述</w:t>
       </w:r>
@@ -35,16 +38,19 @@
       </w:pPr>
       <w:r>
         <w:rPr>
-          <w:rFonts w:hint="eastAsia"/>
+          <w:rFonts w:hint="eastAsia" w:eastAsia="黑体"/>
         </w:rPr>
         <w:t xml:space="preserve">由</w:t>
       </w:r>
       <w:r>
+        <w:rPr>
+          <w:rFonts w:eastAsia="黑体"/>
+        </w:rPr>
         <w:t xml:space="preserve"> </w:t>
       </w:r>
       <w:r>
         <w:rPr>
-          <w:rFonts w:hint="eastAsia"/>
+          <w:rFonts w:hint="eastAsia" w:eastAsia="黑体"/>
           <w:b/>
           <w:bCs/>
         </w:rPr>
@@ -52,6 +58,7 @@
       </w:r>
       <w:r>
         <w:rPr>
+          <w:rFonts w:eastAsia="黑体"/>
           <w:b/>
           <w:bCs/>
         </w:rPr>
@@ -59,27 +66,33 @@
       </w:r>
       <w:r>
         <w:rPr>
-          <w:rFonts w:hint="eastAsia"/>
+          <w:rFonts w:hint="eastAsia" w:eastAsia="黑体"/>
           <w:b/>
           <w:bCs/>
         </w:rPr>
         <w:t xml:space="preserve">NTC（负温度系数热敏电阻）</w:t>
       </w:r>
       <w:r>
+        <w:rPr>
+          <w:rFonts w:eastAsia="黑体"/>
+        </w:rPr>
         <w:t xml:space="preserve"> </w:t>
       </w:r>
       <w:r>
         <w:rPr>
-          <w:rFonts w:hint="eastAsia"/>
+          <w:rFonts w:hint="eastAsia" w:eastAsia="黑体"/>
         </w:rPr>
         <w:t xml:space="preserve">与</w:t>
       </w:r>
       <w:r>
+        <w:rPr>
+          <w:rFonts w:eastAsia="黑体"/>
+        </w:rPr>
         <w:t xml:space="preserve"> </w:t>
       </w:r>
       <w:r>
         <w:rPr>
-          <w:rFonts w:hint="eastAsia"/>
+          <w:rFonts w:hint="eastAsia" w:eastAsia="黑体"/>
           <w:b/>
           <w:bCs/>
         </w:rPr>
@@ -87,6 +100,7 @@
       </w:r>
       <w:r>
         <w:rPr>
+          <w:rFonts w:eastAsia="黑体"/>
           <w:b/>
           <w:bCs/>
         </w:rPr>
@@ -107,26 +121,32 @@
         </m:sSub>
       </m:oMath>
       <w:r>
+        <w:rPr>
+          <w:rFonts w:eastAsia="黑体"/>
+        </w:rPr>
         <w:t xml:space="preserve"> </w:t>
       </w:r>
       <w:r>
         <w:rPr>
-          <w:rFonts w:hint="eastAsia"/>
+          <w:rFonts w:hint="eastAsia" w:eastAsia="黑体"/>
         </w:rPr>
         <w:t xml:space="preserve">组成的分压式温度检测网络。电路共有</w:t>
       </w:r>
       <w:r>
+        <w:rPr>
+          <w:rFonts w:eastAsia="黑体"/>
+        </w:rPr>
         <w:t xml:space="preserve"> 3 </w:t>
       </w:r>
       <w:r>
         <w:rPr>
-          <w:rFonts w:hint="eastAsia"/>
+          <w:rFonts w:hint="eastAsia" w:eastAsia="黑体"/>
         </w:rPr>
         <w:t xml:space="preserve">个关键节点：</w:t>
       </w:r>
       <w:r>
         <w:rPr>
-          <w:rFonts w:hint="eastAsia"/>
+          <w:rFonts w:hint="eastAsia" w:eastAsia="黑体"/>
           <w:b/>
           <w:bCs/>
         </w:rPr>
@@ -134,6 +154,7 @@
       </w:r>
       <w:r>
         <w:rPr>
+          <w:rFonts w:eastAsia="黑体"/>
           <w:b/>
           <w:bCs/>
         </w:rPr>
@@ -141,7 +162,7 @@
       </w:r>
       <w:r>
         <w:rPr>
-          <w:rFonts w:hint="eastAsia"/>
+          <w:rFonts w:hint="eastAsia" w:eastAsia="黑体"/>
           <w:b/>
           <w:bCs/>
         </w:rPr>
@@ -149,11 +170,14 @@
       </w:r>
       <w:r>
         <w:rPr>
-          <w:rFonts w:hint="eastAsia"/>
+          <w:rFonts w:hint="eastAsia" w:eastAsia="黑体"/>
         </w:rPr>
         <w:t xml:space="preserve">（接基准电压</w:t>
       </w:r>
       <w:r>
+        <w:rPr>
+          <w:rFonts w:eastAsia="黑体"/>
+        </w:rPr>
         <w:t xml:space="preserve"> </w:t>
       </w:r>
       <m:oMath>
@@ -178,22 +202,25 @@
       </m:oMath>
       <w:r>
         <w:rPr>
-          <w:rFonts w:hint="eastAsia"/>
+          <w:rFonts w:hint="eastAsia" w:eastAsia="黑体"/>
         </w:rPr>
         <w:t xml:space="preserve">，连</w:t>
       </w:r>
       <w:r>
+        <w:rPr>
+          <w:rFonts w:eastAsia="黑体"/>
+        </w:rPr>
         <w:t xml:space="preserve"> NTC </w:t>
       </w:r>
       <w:r>
         <w:rPr>
-          <w:rFonts w:hint="eastAsia"/>
+          <w:rFonts w:hint="eastAsia" w:eastAsia="黑体"/>
         </w:rPr>
         <w:t xml:space="preserve">一端）；</w:t>
       </w:r>
       <w:r>
         <w:rPr>
-          <w:rFonts w:hint="eastAsia"/>
+          <w:rFonts w:hint="eastAsia" w:eastAsia="黑体"/>
           <w:b/>
           <w:bCs/>
         </w:rPr>
@@ -201,6 +228,7 @@
       </w:r>
       <w:r>
         <w:rPr>
+          <w:rFonts w:eastAsia="黑体"/>
           <w:b/>
           <w:bCs/>
         </w:rPr>
@@ -208,7 +236,7 @@
       </w:r>
       <w:r>
         <w:rPr>
-          <w:rFonts w:hint="eastAsia"/>
+          <w:rFonts w:hint="eastAsia" w:eastAsia="黑体"/>
           <w:b/>
           <w:bCs/>
         </w:rPr>
@@ -216,20 +244,26 @@
       </w:r>
       <w:r>
         <w:rPr>
-          <w:rFonts w:hint="eastAsia"/>
+          <w:rFonts w:hint="eastAsia" w:eastAsia="黑体"/>
         </w:rPr>
         <w:t xml:space="preserve">（NTC</w:t>
       </w:r>
       <w:r>
+        <w:rPr>
+          <w:rFonts w:eastAsia="黑体"/>
+        </w:rPr>
         <w:t xml:space="preserve"> </w:t>
       </w:r>
       <w:r>
         <w:rPr>
-          <w:rFonts w:hint="eastAsia"/>
+          <w:rFonts w:hint="eastAsia" w:eastAsia="黑体"/>
         </w:rPr>
         <w:t xml:space="preserve">另一端与</w:t>
       </w:r>
       <w:r>
+        <w:rPr>
+          <w:rFonts w:eastAsia="黑体"/>
+        </w:rPr>
         <w:t xml:space="preserve"> </w:t>
       </w:r>
       <m:oMath>
@@ -247,15 +281,21 @@
         </m:sSub>
       </m:oMath>
       <w:r>
+        <w:rPr>
+          <w:rFonts w:eastAsia="黑体"/>
+        </w:rPr>
         <w:t xml:space="preserve"> </w:t>
       </w:r>
       <w:r>
         <w:rPr>
-          <w:rFonts w:hint="eastAsia"/>
+          <w:rFonts w:hint="eastAsia" w:eastAsia="黑体"/>
         </w:rPr>
         <w:t xml:space="preserve">一端相连，输出随温度变化的</w:t>
       </w:r>
       <w:r>
+        <w:rPr>
+          <w:rFonts w:eastAsia="黑体"/>
+        </w:rPr>
         <w:t xml:space="preserve"> </w:t>
       </w:r>
       <m:oMath>
@@ -280,13 +320,13 @@
       </m:oMath>
       <w:r>
         <w:rPr>
-          <w:rFonts w:hint="eastAsia"/>
+          <w:rFonts w:hint="eastAsia" w:eastAsia="黑体"/>
         </w:rPr>
         <w:t xml:space="preserve">，送比较器/ADC）；</w:t>
       </w:r>
       <w:r>
         <w:rPr>
-          <w:rFonts w:hint="eastAsia"/>
+          <w:rFonts w:hint="eastAsia" w:eastAsia="黑体"/>
           <w:b/>
           <w:bCs/>
         </w:rPr>
@@ -294,6 +334,7 @@
       </w:r>
       <w:r>
         <w:rPr>
+          <w:rFonts w:eastAsia="黑体"/>
           <w:b/>
           <w:bCs/>
         </w:rPr>
@@ -301,7 +342,7 @@
       </w:r>
       <w:r>
         <w:rPr>
-          <w:rFonts w:hint="eastAsia"/>
+          <w:rFonts w:hint="eastAsia" w:eastAsia="黑体"/>
           <w:b/>
           <w:bCs/>
         </w:rPr>
@@ -309,6 +350,7 @@
       </w:r>
       <w:r>
         <w:rPr>
+          <w:rFonts w:eastAsia="黑体"/>
           <w:b/>
           <w:bCs/>
         </w:rPr>
@@ -316,7 +358,7 @@
       </w:r>
       <w:r>
         <w:rPr>
-          <w:rFonts w:hint="eastAsia"/>
+          <w:rFonts w:hint="eastAsia" w:eastAsia="黑体"/>
         </w:rPr>
         <w:t xml:space="preserve">（</w:t>
       </w:r>
@@ -335,11 +377,14 @@
         </m:sSub>
       </m:oMath>
       <w:r>
+        <w:rPr>
+          <w:rFonts w:eastAsia="黑体"/>
+        </w:rPr>
         <w:t xml:space="preserve"> </w:t>
       </w:r>
       <w:r>
         <w:rPr>
-          <w:rFonts w:hint="eastAsia"/>
+          <w:rFonts w:hint="eastAsia" w:eastAsia="黑体"/>
         </w:rPr>
         <w:t xml:space="preserve">另一端接地）。</w:t>
       </w:r>
@@ -348,23 +393,27 @@
       <w:pPr/>
       <w:r>
         <w:rPr>
-          <w:rFonts w:hint="eastAsia"/>
+          <w:rFonts w:hint="eastAsia" w:eastAsia="黑体"/>
         </w:rPr>
         <w:t xml:space="preserve">各元件管脚连接：</w:t>
       </w:r>
       <w:r>
         <w:rPr>
+          <w:rFonts w:eastAsia="黑体"/>
           <w:b/>
           <w:bCs/>
         </w:rPr>
         <w:t xml:space="preserve">NTC</w:t>
       </w:r>
       <w:r>
+        <w:rPr>
+          <w:rFonts w:eastAsia="黑体"/>
+        </w:rPr>
         <w:t xml:space="preserve"> </w:t>
       </w:r>
       <w:r>
         <w:rPr>
-          <w:rFonts w:hint="eastAsia"/>
+          <w:rFonts w:hint="eastAsia" w:eastAsia="黑体"/>
         </w:rPr>
         <w:t xml:space="preserve">一端接节点①、另一端接节点②；</w:t>
       </w:r>
@@ -383,31 +432,40 @@
         </m:sSub>
       </m:oMath>
       <w:r>
+        <w:rPr>
+          <w:rFonts w:eastAsia="黑体"/>
+        </w:rPr>
         <w:t xml:space="preserve"> </w:t>
       </w:r>
       <w:r>
         <w:rPr>
-          <w:rFonts w:hint="eastAsia"/>
+          <w:rFonts w:hint="eastAsia" w:eastAsia="黑体"/>
         </w:rPr>
         <w:t xml:space="preserve">一端接节点②、另一端接节点③；后级</w:t>
       </w:r>
       <w:r>
+        <w:rPr>
+          <w:rFonts w:eastAsia="黑体"/>
+        </w:rPr>
         <w:t xml:space="preserve"> </w:t>
       </w:r>
       <w:r>
         <w:rPr>
-          <w:rFonts w:hint="eastAsia"/>
+          <w:rFonts w:hint="eastAsia" w:eastAsia="黑体"/>
           <w:b/>
           <w:bCs/>
         </w:rPr>
         <w:t xml:space="preserve">比较器/ADC</w:t>
       </w:r>
       <w:r>
+        <w:rPr>
+          <w:rFonts w:eastAsia="黑体"/>
+        </w:rPr>
         <w:t xml:space="preserve"> </w:t>
       </w:r>
       <w:r>
         <w:rPr>
-          <w:rFonts w:hint="eastAsia"/>
+          <w:rFonts w:hint="eastAsia" w:eastAsia="黑体"/>
         </w:rPr>
         <w:t xml:space="preserve">的输入端接节点②，与设定阈值比较。</w:t>
       </w:r>
@@ -416,7 +474,7 @@
       <w:pPr/>
       <w:r>
         <w:rPr>
-          <w:rFonts w:hint="eastAsia"/>
+          <w:rFonts w:hint="eastAsia" w:eastAsia="黑体"/>
         </w:rPr>
         <w:t xml:space="preserve">由此构成”</w:t>
       </w:r>
@@ -441,24 +499,33 @@
         </m:sSub>
       </m:oMath>
       <w:r>
+        <w:rPr>
+          <w:rFonts w:eastAsia="黑体"/>
+        </w:rPr>
         <w:t xml:space="preserve"> </w:t>
       </w:r>
       <w:r>
         <w:rPr>
-          <w:rFonts w:hint="eastAsia"/>
+          <w:rFonts w:hint="eastAsia" w:eastAsia="黑体"/>
         </w:rPr>
         <w:t xml:space="preserve">经</w:t>
       </w:r>
       <w:r>
+        <w:rPr>
+          <w:rFonts w:eastAsia="黑体"/>
+        </w:rPr>
         <w:t xml:space="preserve"> NTC </w:t>
       </w:r>
       <w:r>
         <w:rPr>
-          <w:rFonts w:hint="eastAsia"/>
+          <w:rFonts w:hint="eastAsia" w:eastAsia="黑体"/>
         </w:rPr>
         <w:t xml:space="preserve">与</w:t>
       </w:r>
       <w:r>
+        <w:rPr>
+          <w:rFonts w:eastAsia="黑体"/>
+        </w:rPr>
         <w:t xml:space="preserve"> </w:t>
       </w:r>
       <m:oMath>
@@ -476,24 +543,33 @@
         </m:sSub>
       </m:oMath>
       <w:r>
+        <w:rPr>
+          <w:rFonts w:eastAsia="黑体"/>
+        </w:rPr>
         <w:t xml:space="preserve"> </w:t>
       </w:r>
       <w:r>
         <w:rPr>
-          <w:rFonts w:hint="eastAsia"/>
+          <w:rFonts w:hint="eastAsia" w:eastAsia="黑体"/>
         </w:rPr>
         <w:t xml:space="preserve">分压、分压点送比较器”的</w:t>
       </w:r>
       <w:r>
+        <w:rPr>
+          <w:rFonts w:eastAsia="黑体"/>
+        </w:rPr>
         <w:t xml:space="preserve"> NTC </w:t>
       </w:r>
       <w:r>
         <w:rPr>
-          <w:rFonts w:hint="eastAsia"/>
+          <w:rFonts w:hint="eastAsia" w:eastAsia="黑体"/>
         </w:rPr>
         <w:t xml:space="preserve">测温过温保护组态，升温时</w:t>
       </w:r>
       <w:r>
+        <w:rPr>
+          <w:rFonts w:eastAsia="黑体"/>
+        </w:rPr>
         <w:t xml:space="preserve"> </w:t>
       </w:r>
       <m:oMath>
@@ -517,15 +593,21 @@
         </m:sSub>
       </m:oMath>
       <w:r>
+        <w:rPr>
+          <w:rFonts w:eastAsia="黑体"/>
+        </w:rPr>
         <w:t xml:space="preserve"> </w:t>
       </w:r>
       <w:r>
         <w:rPr>
-          <w:rFonts w:hint="eastAsia"/>
+          <w:rFonts w:hint="eastAsia" w:eastAsia="黑体"/>
         </w:rPr>
         <w:t xml:space="preserve">下降使分压点</w:t>
       </w:r>
       <w:r>
+        <w:rPr>
+          <w:rFonts w:eastAsia="黑体"/>
+        </w:rPr>
         <w:t xml:space="preserve"> </w:t>
       </w:r>
       <m:oMath>
@@ -630,20 +712,26 @@
         </m:f>
       </m:oMath>
       <w:r>
+        <w:rPr>
+          <w:rFonts w:eastAsia="黑体"/>
+        </w:rPr>
         <w:t xml:space="preserve"> </w:t>
       </w:r>
       <w:r>
         <w:rPr>
-          <w:rFonts w:hint="eastAsia"/>
+          <w:rFonts w:hint="eastAsia" w:eastAsia="黑体"/>
         </w:rPr>
         <w:t xml:space="preserve">上升，当超过阈值时比较器/ADC</w:t>
       </w:r>
       <w:r>
+        <w:rPr>
+          <w:rFonts w:eastAsia="黑体"/>
+        </w:rPr>
         <w:t xml:space="preserve"> </w:t>
       </w:r>
       <w:r>
         <w:rPr>
-          <w:rFonts w:hint="eastAsia"/>
+          <w:rFonts w:hint="eastAsia" w:eastAsia="黑体"/>
         </w:rPr>
         <w:t xml:space="preserve">判定过温并触发保护动作。</w:t>
       </w:r>
@@ -656,7 +744,7 @@
       </w:pPr>
       <w:r>
         <w:rPr>
-          <w:rFonts w:hint="eastAsia"/>
+          <w:rFonts w:hint="eastAsia" w:eastAsia="黑体"/>
         </w:rPr>
         <w:t xml:space="preserve">工作原理</w:t>
       </w:r>
@@ -666,15 +754,21 @@
         <w:pStyle w:val="FirstParagraph"/>
       </w:pPr>
       <w:r>
+        <w:rPr>
+          <w:rFonts w:eastAsia="黑体"/>
+        </w:rPr>
         <w:t xml:space="preserve">NTC </w:t>
       </w:r>
       <w:r>
         <w:rPr>
-          <w:rFonts w:hint="eastAsia"/>
+          <w:rFonts w:hint="eastAsia" w:eastAsia="黑体"/>
         </w:rPr>
         <w:t xml:space="preserve">电阻值随温度升高而减小，即升温时</w:t>
       </w:r>
       <w:r>
+        <w:rPr>
+          <w:rFonts w:eastAsia="黑体"/>
+        </w:rPr>
         <w:t xml:space="preserve"> </w:t>
       </w:r>
       <m:oMath>
@@ -698,15 +792,21 @@
         </m:sSub>
       </m:oMath>
       <w:r>
+        <w:rPr>
+          <w:rFonts w:eastAsia="黑体"/>
+        </w:rPr>
         <w:t xml:space="preserve"> </w:t>
       </w:r>
       <w:r>
         <w:rPr>
-          <w:rFonts w:hint="eastAsia"/>
+          <w:rFonts w:hint="eastAsia" w:eastAsia="黑体"/>
         </w:rPr>
         <w:t xml:space="preserve">下降，分压点电压</w:t>
       </w:r>
       <w:r>
+        <w:rPr>
+          <w:rFonts w:eastAsia="黑体"/>
+        </w:rPr>
         <w:t xml:space="preserve"> </w:t>
       </w:r>
       <m:oMath>
@@ -730,11 +830,14 @@
         </m:sSub>
       </m:oMath>
       <w:r>
+        <w:rPr>
+          <w:rFonts w:eastAsia="黑体"/>
+        </w:rPr>
         <w:t xml:space="preserve"> </w:t>
       </w:r>
       <w:r>
         <w:rPr>
-          <w:rFonts w:hint="eastAsia"/>
+          <w:rFonts w:hint="eastAsia" w:eastAsia="黑体"/>
         </w:rPr>
         <w:t xml:space="preserve">相应上升（或下降，视接法而定）。后级比较器将其与设定阈值比较，当温度超过阈值时输出翻转，切断负载或发出报警，实现过温保护。</w:t>
       </w:r>
@@ -747,7 +850,7 @@
       </w:pPr>
       <w:r>
         <w:rPr>
-          <w:rFonts w:hint="eastAsia"/>
+          <w:rFonts w:hint="eastAsia" w:eastAsia="黑体"/>
         </w:rPr>
         <w:t xml:space="preserve">关键计算公式</w:t>
       </w:r>
@@ -760,29 +863,38 @@
         </w:numPr>
       </w:pPr>
       <w:r>
+        <w:rPr>
+          <w:rFonts w:eastAsia="黑体"/>
+        </w:rPr>
         <w:t xml:space="preserve">NTC </w:t>
       </w:r>
       <w:r>
         <w:rPr>
-          <w:rFonts w:hint="eastAsia"/>
+          <w:rFonts w:hint="eastAsia" w:eastAsia="黑体"/>
         </w:rPr>
         <w:t xml:space="preserve">阻值与温度关系（Steinhart–Hart</w:t>
       </w:r>
       <w:r>
+        <w:rPr>
+          <w:rFonts w:eastAsia="黑体"/>
+        </w:rPr>
         <w:t xml:space="preserve"> </w:t>
       </w:r>
       <w:r>
         <w:rPr>
-          <w:rFonts w:hint="eastAsia"/>
+          <w:rFonts w:hint="eastAsia" w:eastAsia="黑体"/>
         </w:rPr>
         <w:t xml:space="preserve">简化形式</w:t>
       </w:r>
       <w:r>
+        <w:rPr>
+          <w:rFonts w:eastAsia="黑体"/>
+        </w:rPr>
         <w:t xml:space="preserve"> B </w:t>
       </w:r>
       <w:r>
         <w:rPr>
-          <w:rFonts w:hint="eastAsia"/>
+          <w:rFonts w:hint="eastAsia" w:eastAsia="黑体"/>
         </w:rPr>
         <w:t xml:space="preserve">参数方程）：</w:t>
       </w:r>
@@ -914,7 +1026,7 @@
       </w:pPr>
       <w:r>
         <w:rPr>
-          <w:rFonts w:hint="eastAsia"/>
+          <w:rFonts w:hint="eastAsia" w:eastAsia="黑体"/>
         </w:rPr>
         <w:t xml:space="preserve">分压输出电压：</w:t>
       </w:r>
@@ -1040,25 +1152,31 @@
       </w:pPr>
       <w:r>
         <w:rPr>
-          <w:rFonts w:hint="eastAsia"/>
+          <w:rFonts w:hint="eastAsia" w:eastAsia="黑体"/>
         </w:rPr>
         <w:t xml:space="preserve">某温度下</w:t>
       </w:r>
       <w:r>
+        <w:rPr>
+          <w:rFonts w:eastAsia="黑体"/>
+        </w:rPr>
         <w:t xml:space="preserve"> NTC </w:t>
       </w:r>
       <w:r>
         <w:rPr>
-          <w:rFonts w:hint="eastAsia"/>
+          <w:rFonts w:hint="eastAsia" w:eastAsia="黑体"/>
         </w:rPr>
         <w:t xml:space="preserve">阻值（由</w:t>
       </w:r>
       <w:r>
+        <w:rPr>
+          <w:rFonts w:eastAsia="黑体"/>
+        </w:rPr>
         <w:t xml:space="preserve"> B </w:t>
       </w:r>
       <w:r>
         <w:rPr>
-          <w:rFonts w:hint="eastAsia"/>
+          <w:rFonts w:hint="eastAsia" w:eastAsia="黑体"/>
         </w:rPr>
         <w:t xml:space="preserve">参数反解）：</w:t>
       </w:r>
@@ -1185,7 +1303,7 @@
       </w:pPr>
       <w:r>
         <w:rPr>
-          <w:rFonts w:hint="eastAsia"/>
+          <w:rFonts w:hint="eastAsia" w:eastAsia="黑体"/>
         </w:rPr>
         <w:t xml:space="preserve">分压灵敏度（近似）：</w:t>
       </w:r>
@@ -1426,7 +1544,7 @@
             </w:pPr>
             <w:r>
               <w:rPr>
-                <w:rFonts w:hint="eastAsia"/>
+                <w:rFonts w:hint="eastAsia" w:eastAsia="黑体"/>
               </w:rPr>
               <w:t xml:space="preserve">符号</w:t>
             </w:r>
@@ -1440,7 +1558,7 @@
             </w:pPr>
             <w:r>
               <w:rPr>
-                <w:rFonts w:hint="eastAsia"/>
+                <w:rFonts w:hint="eastAsia" w:eastAsia="黑体"/>
               </w:rPr>
               <w:t xml:space="preserve">含义</w:t>
             </w:r>
@@ -1454,7 +1572,7 @@
             </w:pPr>
             <w:r>
               <w:rPr>
-                <w:rFonts w:hint="eastAsia"/>
+                <w:rFonts w:hint="eastAsia" w:eastAsia="黑体"/>
               </w:rPr>
               <w:t xml:space="preserve">单位</w:t>
             </w:r>
@@ -1483,6 +1601,9 @@
               </m:sSub>
             </m:oMath>
             <w:r>
+              <w:rPr>
+                <w:rFonts w:eastAsia="黑体"/>
+              </w:rPr>
               <w:t xml:space="preserve">​</w:t>
             </w:r>
           </w:p>
@@ -1495,11 +1616,14 @@
             </w:pPr>
             <w:r>
               <w:rPr>
-                <w:rFonts w:hint="eastAsia"/>
+                <w:rFonts w:hint="eastAsia" w:eastAsia="黑体"/>
               </w:rPr>
               <w:t xml:space="preserve">温度</w:t>
             </w:r>
             <w:r>
+              <w:rPr>
+                <w:rFonts w:eastAsia="黑体"/>
+              </w:rPr>
               <w:t xml:space="preserve"> </w:t>
             </w:r>
             <m:oMath>
@@ -1508,20 +1632,26 @@
               </m:r>
             </m:oMath>
             <w:r>
+              <w:rPr>
+                <w:rFonts w:eastAsia="黑体"/>
+              </w:rPr>
               <w:t xml:space="preserve"> </w:t>
             </w:r>
             <w:r>
               <w:rPr>
-                <w:rFonts w:hint="eastAsia"/>
+                <w:rFonts w:hint="eastAsia" w:eastAsia="黑体"/>
               </w:rPr>
               <w:t xml:space="preserve">时</w:t>
             </w:r>
             <w:r>
+              <w:rPr>
+                <w:rFonts w:eastAsia="黑体"/>
+              </w:rPr>
               <w:t xml:space="preserve"> NTC </w:t>
             </w:r>
             <w:r>
               <w:rPr>
-                <w:rFonts w:hint="eastAsia"/>
+                <w:rFonts w:hint="eastAsia" w:eastAsia="黑体"/>
               </w:rPr>
               <w:t xml:space="preserve">阻值</w:t>
             </w:r>
@@ -1534,6 +1664,9 @@
               <w:pStyle w:val="Compact"/>
             </w:pPr>
             <w:r>
+              <w:rPr>
+                <w:rFonts w:eastAsia="黑体"/>
+              </w:rPr>
               <w:t xml:space="preserve">Ω</w:t>
             </w:r>
           </w:p>
@@ -1561,6 +1694,9 @@
               </m:sSub>
             </m:oMath>
             <w:r>
+              <w:rPr>
+                <w:rFonts w:eastAsia="黑体"/>
+              </w:rPr>
               <w:t xml:space="preserve">​</w:t>
             </w:r>
           </w:p>
@@ -1573,11 +1709,14 @@
             </w:pPr>
             <w:r>
               <w:rPr>
-                <w:rFonts w:hint="eastAsia"/>
+                <w:rFonts w:hint="eastAsia" w:eastAsia="黑体"/>
               </w:rPr>
               <w:t xml:space="preserve">参考温度</w:t>
             </w:r>
             <w:r>
+              <w:rPr>
+                <w:rFonts w:eastAsia="黑体"/>
+              </w:rPr>
               <w:t xml:space="preserve"> </w:t>
             </w:r>
             <m:oMath>
@@ -1595,11 +1734,14 @@
               </m:sSub>
             </m:oMath>
             <w:r>
+              <w:rPr>
+                <w:rFonts w:eastAsia="黑体"/>
+              </w:rPr>
               <w:t xml:space="preserve"> </w:t>
             </w:r>
             <w:r>
               <w:rPr>
-                <w:rFonts w:hint="eastAsia"/>
+                <w:rFonts w:hint="eastAsia" w:eastAsia="黑体"/>
               </w:rPr>
               <w:t xml:space="preserve">时阻值</w:t>
             </w:r>
@@ -1612,6 +1754,9 @@
               <w:pStyle w:val="Compact"/>
             </w:pPr>
             <w:r>
+              <w:rPr>
+                <w:rFonts w:eastAsia="黑体"/>
+              </w:rPr>
               <w:t xml:space="preserve">Ω</w:t>
             </w:r>
           </w:p>
@@ -1630,6 +1775,9 @@
               </m:r>
             </m:oMath>
             <w:r>
+              <w:rPr>
+                <w:rFonts w:eastAsia="黑体"/>
+              </w:rPr>
               <w:t xml:space="preserve">​</w:t>
             </w:r>
           </w:p>
@@ -1641,11 +1789,14 @@
               <w:pStyle w:val="Compact"/>
             </w:pPr>
             <w:r>
+              <w:rPr>
+                <w:rFonts w:eastAsia="黑体"/>
+              </w:rPr>
               <w:t xml:space="preserve">NTC </w:t>
             </w:r>
             <w:r>
               <w:rPr>
-                <w:rFonts w:hint="eastAsia"/>
+                <w:rFonts w:hint="eastAsia" w:eastAsia="黑体"/>
               </w:rPr>
               <w:t xml:space="preserve">材料常数</w:t>
             </w:r>
@@ -1658,6 +1809,9 @@
               <w:pStyle w:val="Compact"/>
             </w:pPr>
             <w:r>
+              <w:rPr>
+                <w:rFonts w:eastAsia="黑体"/>
+              </w:rPr>
               <w:t xml:space="preserve">K</w:t>
             </w:r>
           </w:p>
@@ -1697,6 +1851,9 @@
               </m:sSub>
             </m:oMath>
             <w:r>
+              <w:rPr>
+                <w:rFonts w:eastAsia="黑体"/>
+              </w:rPr>
               <w:t xml:space="preserve">​</w:t>
             </w:r>
           </w:p>
@@ -1709,7 +1866,7 @@
             </w:pPr>
             <w:r>
               <w:rPr>
-                <w:rFonts w:hint="eastAsia"/>
+                <w:rFonts w:hint="eastAsia" w:eastAsia="黑体"/>
               </w:rPr>
               <w:t xml:space="preserve">开尔文温度</w:t>
             </w:r>
@@ -1722,6 +1879,9 @@
               <w:pStyle w:val="Compact"/>
             </w:pPr>
             <w:r>
+              <w:rPr>
+                <w:rFonts w:eastAsia="黑体"/>
+              </w:rPr>
               <w:t xml:space="preserve">K</w:t>
             </w:r>
           </w:p>
@@ -1755,6 +1915,9 @@
               </m:sSub>
             </m:oMath>
             <w:r>
+              <w:rPr>
+                <w:rFonts w:eastAsia="黑体"/>
+              </w:rPr>
               <w:t xml:space="preserve">​</w:t>
             </w:r>
           </w:p>
@@ -1767,7 +1930,7 @@
             </w:pPr>
             <w:r>
               <w:rPr>
-                <w:rFonts w:hint="eastAsia"/>
+                <w:rFonts w:hint="eastAsia" w:eastAsia="黑体"/>
               </w:rPr>
               <w:t xml:space="preserve">基准电压</w:t>
             </w:r>
@@ -1780,6 +1943,9 @@
               <w:pStyle w:val="Compact"/>
             </w:pPr>
             <w:r>
+              <w:rPr>
+                <w:rFonts w:eastAsia="黑体"/>
+              </w:rPr>
               <w:t xml:space="preserve">V</w:t>
             </w:r>
           </w:p>
@@ -1807,6 +1973,9 @@
               </m:sSub>
             </m:oMath>
             <w:r>
+              <w:rPr>
+                <w:rFonts w:eastAsia="黑体"/>
+              </w:rPr>
               <w:t xml:space="preserve">​</w:t>
             </w:r>
           </w:p>
@@ -1819,7 +1988,7 @@
             </w:pPr>
             <w:r>
               <w:rPr>
-                <w:rFonts w:hint="eastAsia"/>
+                <w:rFonts w:hint="eastAsia" w:eastAsia="黑体"/>
               </w:rPr>
               <w:t xml:space="preserve">分压固定电阻</w:t>
             </w:r>
@@ -1832,6 +2001,9 @@
               <w:pStyle w:val="Compact"/>
             </w:pPr>
             <w:r>
+              <w:rPr>
+                <w:rFonts w:eastAsia="黑体"/>
+              </w:rPr>
               <w:t xml:space="preserve">Ω</w:t>
             </w:r>
           </w:p>
@@ -1846,7 +2018,7 @@
       </w:pPr>
       <w:r>
         <w:rPr>
-          <w:rFonts w:hint="eastAsia"/>
+          <w:rFonts w:hint="eastAsia" w:eastAsia="黑体"/>
         </w:rPr>
         <w:t xml:space="preserve">元件调整影响</w:t>
       </w:r>
@@ -1861,7 +2033,7 @@
       </w:pPr>
       <w:r>
         <w:rPr>
-          <w:rFonts w:hint="eastAsia"/>
+          <w:rFonts w:hint="eastAsia" w:eastAsia="黑体"/>
           <w:b/>
           <w:bCs/>
         </w:rPr>
@@ -1869,6 +2041,7 @@
       </w:r>
       <w:r>
         <w:rPr>
+          <w:rFonts w:eastAsia="黑体"/>
           <w:b/>
           <w:bCs/>
         </w:rPr>
@@ -1890,6 +2063,7 @@
       </m:oMath>
       <w:r>
         <w:rPr>
+          <w:rFonts w:eastAsia="黑体"/>
           <w:b/>
           <w:bCs/>
         </w:rPr>
@@ -1897,25 +2071,34 @@
       </w:r>
       <w:r>
         <w:rPr>
-          <w:rFonts w:hint="eastAsia"/>
+          <w:rFonts w:hint="eastAsia" w:eastAsia="黑体"/>
           <w:b/>
           <w:bCs/>
         </w:rPr>
         <w:t xml:space="preserve">增大</w:t>
       </w:r>
       <w:r>
+        <w:rPr>
+          <w:rFonts w:eastAsia="黑体"/>
+        </w:rPr>
         <w:t xml:space="preserve"> </w:t>
       </w:r>
       <w:r>
+        <w:rPr>
+          <w:rFonts w:eastAsia="黑体"/>
+        </w:rPr>
         <w:t xml:space="preserve">→ </w:t>
       </w:r>
       <w:r>
         <w:rPr>
-          <w:rFonts w:hint="eastAsia"/>
+          <w:rFonts w:hint="eastAsia" w:eastAsia="黑体"/>
         </w:rPr>
         <w:t xml:space="preserve">分压点靠近</w:t>
       </w:r>
       <w:r>
+        <w:rPr>
+          <w:rFonts w:eastAsia="黑体"/>
+        </w:rPr>
         <w:t xml:space="preserve"> </w:t>
       </w:r>
       <m:oMath>
@@ -1940,7 +2123,7 @@
       </m:oMath>
       <w:r>
         <w:rPr>
-          <w:rFonts w:hint="eastAsia"/>
+          <w:rFonts w:hint="eastAsia" w:eastAsia="黑体"/>
         </w:rPr>
         <w:t xml:space="preserve">，高低温电压变化幅度减小，灵敏度下降。</w:t>
       </w:r>
@@ -1969,6 +2152,7 @@
       </m:oMath>
       <w:r>
         <w:rPr>
+          <w:rFonts w:eastAsia="黑体"/>
           <w:b/>
           <w:bCs/>
         </w:rPr>
@@ -1976,21 +2160,27 @@
       </w:r>
       <w:r>
         <w:rPr>
-          <w:rFonts w:hint="eastAsia"/>
+          <w:rFonts w:hint="eastAsia" w:eastAsia="黑体"/>
           <w:b/>
           <w:bCs/>
         </w:rPr>
         <w:t xml:space="preserve">减小</w:t>
       </w:r>
       <w:r>
+        <w:rPr>
+          <w:rFonts w:eastAsia="黑体"/>
+        </w:rPr>
         <w:t xml:space="preserve"> </w:t>
       </w:r>
       <w:r>
+        <w:rPr>
+          <w:rFonts w:eastAsia="黑体"/>
+        </w:rPr>
         <w:t xml:space="preserve">→ </w:t>
       </w:r>
       <w:r>
         <w:rPr>
-          <w:rFonts w:hint="eastAsia"/>
+          <w:rFonts w:hint="eastAsia" w:eastAsia="黑体"/>
         </w:rPr>
         <w:t xml:space="preserve">温度变化引起的输出电压变化增大，灵敏度提高（但非线性）。</w:t>
       </w:r>
@@ -2005,6 +2195,7 @@
       </w:pPr>
       <w:r>
         <w:rPr>
+          <w:rFonts w:eastAsia="黑体"/>
           <w:b/>
           <w:bCs/>
         </w:rPr>
@@ -2012,25 +2203,34 @@
       </w:r>
       <w:r>
         <w:rPr>
-          <w:rFonts w:hint="eastAsia"/>
+          <w:rFonts w:hint="eastAsia" w:eastAsia="黑体"/>
           <w:b/>
           <w:bCs/>
         </w:rPr>
         <w:t xml:space="preserve">标称阻值选大</w:t>
       </w:r>
       <w:r>
+        <w:rPr>
+          <w:rFonts w:eastAsia="黑体"/>
+        </w:rPr>
         <w:t xml:space="preserve"> </w:t>
       </w:r>
       <w:r>
+        <w:rPr>
+          <w:rFonts w:eastAsia="黑体"/>
+        </w:rPr>
         <w:t xml:space="preserve">→ </w:t>
       </w:r>
       <w:r>
         <w:rPr>
-          <w:rFonts w:hint="eastAsia"/>
+          <w:rFonts w:hint="eastAsia" w:eastAsia="黑体"/>
         </w:rPr>
         <w:t xml:space="preserve">分压回路电流小、自热误差小，但需配合相应</w:t>
       </w:r>
       <w:r>
+        <w:rPr>
+          <w:rFonts w:eastAsia="黑体"/>
+        </w:rPr>
         <w:t xml:space="preserve"> </w:t>
       </w:r>
       <m:oMath>
@@ -2048,6 +2248,9 @@
         </m:sSub>
       </m:oMath>
       <w:r>
+        <w:rPr>
+          <w:rFonts w:eastAsia="黑体"/>
+        </w:rPr>
         <w:t xml:space="preserve">。</w:t>
       </w:r>
     </w:p>
@@ -2061,6 +2264,7 @@
       </w:pPr>
       <w:r>
         <w:rPr>
+          <w:rFonts w:eastAsia="黑体"/>
           <w:b/>
           <w:bCs/>
         </w:rPr>
@@ -2068,21 +2272,27 @@
       </w:r>
       <w:r>
         <w:rPr>
-          <w:rFonts w:hint="eastAsia"/>
+          <w:rFonts w:hint="eastAsia" w:eastAsia="黑体"/>
           <w:b/>
           <w:bCs/>
         </w:rPr>
         <w:t xml:space="preserve">值越大</w:t>
       </w:r>
       <w:r>
+        <w:rPr>
+          <w:rFonts w:eastAsia="黑体"/>
+        </w:rPr>
         <w:t xml:space="preserve"> </w:t>
       </w:r>
       <w:r>
+        <w:rPr>
+          <w:rFonts w:eastAsia="黑体"/>
+        </w:rPr>
         <w:t xml:space="preserve">→ </w:t>
       </w:r>
       <w:r>
         <w:rPr>
-          <w:rFonts w:hint="eastAsia"/>
+          <w:rFonts w:hint="eastAsia" w:eastAsia="黑体"/>
         </w:rPr>
         <w:t xml:space="preserve">阻值随温度变化越剧烈，测温灵敏度越高。</w:t>
       </w:r>
@@ -2097,6 +2307,7 @@
       </w:pPr>
       <w:r>
         <w:rPr>
+          <w:rFonts w:eastAsia="黑体"/>
           <w:b/>
           <w:bCs/>
         </w:rPr>
@@ -2104,21 +2315,27 @@
       </w:r>
       <w:r>
         <w:rPr>
-          <w:rFonts w:hint="eastAsia"/>
+          <w:rFonts w:hint="eastAsia" w:eastAsia="黑体"/>
           <w:b/>
           <w:bCs/>
         </w:rPr>
         <w:t xml:space="preserve">自热（通过电流过大）</w:t>
       </w:r>
       <w:r>
+        <w:rPr>
+          <w:rFonts w:eastAsia="黑体"/>
+        </w:rPr>
         <w:t xml:space="preserve"> </w:t>
       </w:r>
       <w:r>
+        <w:rPr>
+          <w:rFonts w:eastAsia="黑体"/>
+        </w:rPr>
         <w:t xml:space="preserve">→ </w:t>
       </w:r>
       <w:r>
         <w:rPr>
-          <w:rFonts w:hint="eastAsia"/>
+          <w:rFonts w:hint="eastAsia" w:eastAsia="黑体"/>
         </w:rPr>
         <w:t xml:space="preserve">产生额外温升，导致测温偏高的误差。</w:t>
       </w:r>
@@ -2131,7 +2348,7 @@
       </w:pPr>
       <w:r>
         <w:rPr>
-          <w:rFonts w:hint="eastAsia"/>
+          <w:rFonts w:hint="eastAsia" w:eastAsia="黑体"/>
         </w:rPr>
         <w:t xml:space="preserve">典型参数示例</w:t>
       </w:r>
@@ -2146,20 +2363,26 @@
       </w:pPr>
       <w:r>
         <w:rPr>
-          <w:rFonts w:hint="eastAsia"/>
+          <w:rFonts w:hint="eastAsia" w:eastAsia="黑体"/>
         </w:rPr>
         <w:t xml:space="preserve">取</w:t>
       </w:r>
       <w:r>
+        <w:rPr>
+          <w:rFonts w:eastAsia="黑体"/>
+        </w:rPr>
         <w:t xml:space="preserve"> NTC </w:t>
       </w:r>
       <w:r>
         <w:rPr>
-          <w:rFonts w:hint="eastAsia"/>
+          <w:rFonts w:hint="eastAsia" w:eastAsia="黑体"/>
         </w:rPr>
         <w:t xml:space="preserve">为</w:t>
       </w:r>
       <w:r>
+        <w:rPr>
+          <w:rFonts w:eastAsia="黑体"/>
+        </w:rPr>
         <w:t xml:space="preserve"> 10 kΩ@25 ℃、</w:t>
       </w:r>
       <m:oMath>
@@ -2188,7 +2411,7 @@
       </m:oMath>
       <w:r>
         <w:rPr>
-          <w:rFonts w:hint="eastAsia"/>
+          <w:rFonts w:hint="eastAsia" w:eastAsia="黑体"/>
         </w:rPr>
         <w:t xml:space="preserve">，</w:t>
       </w:r>
@@ -2226,6 +2449,9 @@
         </m:r>
       </m:oMath>
       <w:r>
+        <w:rPr>
+          <w:rFonts w:eastAsia="黑体"/>
+        </w:rPr>
         <w:t xml:space="preserve">、</w:t>
       </w:r>
       <m:oMath>
@@ -2269,20 +2495,26 @@
       </m:oMath>
       <w:r>
         <w:rPr>
-          <w:rFonts w:hint="eastAsia"/>
+          <w:rFonts w:hint="eastAsia" w:eastAsia="黑体"/>
         </w:rPr>
         <w:t xml:space="preserve">：25</w:t>
       </w:r>
       <w:r>
+        <w:rPr>
+          <w:rFonts w:eastAsia="黑体"/>
+        </w:rPr>
         <w:t xml:space="preserve"> ℃ </w:t>
       </w:r>
       <w:r>
         <w:rPr>
-          <w:rFonts w:hint="eastAsia"/>
+          <w:rFonts w:hint="eastAsia" w:eastAsia="黑体"/>
         </w:rPr>
         <w:t xml:space="preserve">时</w:t>
       </w:r>
       <w:r>
+        <w:rPr>
+          <w:rFonts w:eastAsia="黑体"/>
+        </w:rPr>
         <w:t xml:space="preserve"> </w:t>
       </w:r>
       <m:oMath>
@@ -2326,7 +2558,7 @@
       </m:oMath>
       <w:r>
         <w:rPr>
-          <w:rFonts w:hint="eastAsia"/>
+          <w:rFonts w:hint="eastAsia" w:eastAsia="黑体"/>
         </w:rPr>
         <w:t xml:space="preserve">，</w:t>
       </w:r>
@@ -2409,6 +2641,9 @@
         </m:r>
       </m:oMath>
       <w:r>
+        <w:rPr>
+          <w:rFonts w:eastAsia="黑体"/>
+        </w:rPr>
         <w:t xml:space="preserve">。</w:t>
       </w:r>
     </w:p>
@@ -2422,16 +2657,19 @@
       </w:pPr>
       <w:r>
         <w:rPr>
-          <w:rFonts w:hint="eastAsia"/>
+          <w:rFonts w:hint="eastAsia" w:eastAsia="黑体"/>
         </w:rPr>
         <w:t xml:space="preserve">温度升至</w:t>
       </w:r>
       <w:r>
+        <w:rPr>
+          <w:rFonts w:eastAsia="黑体"/>
+        </w:rPr>
         <w:t xml:space="preserve"> 85 </w:t>
       </w:r>
       <w:r>
         <w:rPr>
-          <w:rFonts w:hint="eastAsia"/>
+          <w:rFonts w:hint="eastAsia" w:eastAsia="黑体"/>
         </w:rPr>
         <w:t xml:space="preserve">℃（</w:t>
       </w:r>
@@ -2461,7 +2699,7 @@
       </m:oMath>
       <w:r>
         <w:rPr>
-          <w:rFonts w:hint="eastAsia"/>
+          <w:rFonts w:hint="eastAsia" w:eastAsia="黑体"/>
         </w:rPr>
         <w:t xml:space="preserve">）：</w:t>
       </w:r>
@@ -2602,7 +2840,7 @@
       </m:oMath>
       <w:r>
         <w:rPr>
-          <w:rFonts w:hint="eastAsia"/>
+          <w:rFonts w:hint="eastAsia" w:eastAsia="黑体"/>
         </w:rPr>
         <w:t xml:space="preserve">，</w:t>
       </w:r>
@@ -2685,6 +2923,9 @@
         </m:r>
       </m:oMath>
       <w:r>
+        <w:rPr>
+          <w:rFonts w:eastAsia="黑体"/>
+        </w:rPr>
         <w:t xml:space="preserve">。</w:t>
       </w:r>
     </w:p>
@@ -2696,7 +2937,7 @@
       </w:pPr>
       <w:r>
         <w:rPr>
-          <w:rFonts w:hint="eastAsia"/>
+          <w:rFonts w:hint="eastAsia" w:eastAsia="黑体"/>
         </w:rPr>
         <w:t xml:space="preserve">常见器件型号</w:t>
       </w:r>
@@ -2711,34 +2952,43 @@
       </w:pPr>
       <w:r>
         <w:rPr>
-          <w:rFonts w:hint="eastAsia"/>
+          <w:rFonts w:hint="eastAsia" w:eastAsia="黑体"/>
         </w:rPr>
         <w:t xml:space="preserve">NTC：村田</w:t>
       </w:r>
       <w:r>
+        <w:rPr>
+          <w:rFonts w:eastAsia="黑体"/>
+        </w:rPr>
         <w:t xml:space="preserve"> NCP </w:t>
       </w:r>
       <w:r>
         <w:rPr>
-          <w:rFonts w:hint="eastAsia"/>
+          <w:rFonts w:hint="eastAsia" w:eastAsia="黑体"/>
         </w:rPr>
         <w:t xml:space="preserve">系列、TDK/EPCOS</w:t>
       </w:r>
       <w:r>
+        <w:rPr>
+          <w:rFonts w:eastAsia="黑体"/>
+        </w:rPr>
         <w:t xml:space="preserve"> B57237、Vishay </w:t>
       </w:r>
       <w:r>
         <w:rPr>
-          <w:rFonts w:hint="eastAsia"/>
+          <w:rFonts w:hint="eastAsia" w:eastAsia="黑体"/>
         </w:rPr>
         <w:t xml:space="preserve">NTCLE100E3103JB0（10</w:t>
       </w:r>
       <w:r>
+        <w:rPr>
+          <w:rFonts w:eastAsia="黑体"/>
+        </w:rPr>
         <w:t xml:space="preserve"> </w:t>
       </w:r>
       <w:r>
         <w:rPr>
-          <w:rFonts w:hint="eastAsia"/>
+          <w:rFonts w:hint="eastAsia" w:eastAsia="黑体"/>
         </w:rPr>
         <w:t xml:space="preserve">kΩ）。</w:t>
       </w:r>
@@ -2753,34 +3003,43 @@
       </w:pPr>
       <w:r>
         <w:rPr>
-          <w:rFonts w:hint="eastAsia"/>
+          <w:rFonts w:hint="eastAsia" w:eastAsia="黑体"/>
         </w:rPr>
         <w:t xml:space="preserve">常用标称值：10</w:t>
       </w:r>
       <w:r>
+        <w:rPr>
+          <w:rFonts w:eastAsia="黑体"/>
+        </w:rPr>
         <w:t xml:space="preserve"> kΩ / 100 </w:t>
       </w:r>
       <w:r>
         <w:rPr>
-          <w:rFonts w:hint="eastAsia"/>
+          <w:rFonts w:hint="eastAsia" w:eastAsia="黑体"/>
         </w:rPr>
         <w:t xml:space="preserve">kΩ，B</w:t>
       </w:r>
       <w:r>
+        <w:rPr>
+          <w:rFonts w:eastAsia="黑体"/>
+        </w:rPr>
         <w:t xml:space="preserve"> </w:t>
       </w:r>
       <w:r>
         <w:rPr>
-          <w:rFonts w:hint="eastAsia"/>
+          <w:rFonts w:hint="eastAsia" w:eastAsia="黑体"/>
         </w:rPr>
         <w:t xml:space="preserve">值</w:t>
       </w:r>
       <w:r>
+        <w:rPr>
+          <w:rFonts w:eastAsia="黑体"/>
+        </w:rPr>
         <w:t xml:space="preserve"> 3435 K、3950 K、3977 K </w:t>
       </w:r>
       <w:r>
         <w:rPr>
-          <w:rFonts w:hint="eastAsia"/>
+          <w:rFonts w:hint="eastAsia" w:eastAsia="黑体"/>
         </w:rPr>
         <w:t xml:space="preserve">等。</w:t>
       </w:r>
@@ -2795,25 +3054,31 @@
       </w:pPr>
       <w:r>
         <w:rPr>
-          <w:rFonts w:hint="eastAsia"/>
+          <w:rFonts w:hint="eastAsia" w:eastAsia="黑体"/>
         </w:rPr>
         <w:t xml:space="preserve">分压电阻：0805</w:t>
       </w:r>
       <w:r>
+        <w:rPr>
+          <w:rFonts w:eastAsia="黑体"/>
+        </w:rPr>
         <w:t xml:space="preserve"> </w:t>
       </w:r>
       <w:r>
         <w:rPr>
-          <w:rFonts w:hint="eastAsia"/>
+          <w:rFonts w:hint="eastAsia" w:eastAsia="黑体"/>
         </w:rPr>
         <w:t xml:space="preserve">贴片、1%</w:t>
       </w:r>
       <w:r>
+        <w:rPr>
+          <w:rFonts w:eastAsia="黑体"/>
+        </w:rPr>
         <w:t xml:space="preserve"> </w:t>
       </w:r>
       <w:r>
         <w:rPr>
-          <w:rFonts w:hint="eastAsia"/>
+          <w:rFonts w:hint="eastAsia" w:eastAsia="黑体"/>
         </w:rPr>
         <w:t xml:space="preserve">精度金属膜电阻。</w:t>
       </w:r>
@@ -2828,7 +3093,7 @@
       </w:pPr>
       <w:r>
         <w:rPr>
-          <w:rFonts w:hint="eastAsia"/>
+          <w:rFonts w:hint="eastAsia" w:eastAsia="黑体"/>
         </w:rPr>
         <w:t xml:space="preserve">比较器：LM393、LM339、TLV3201。</w:t>
       </w:r>
@@ -2841,7 +3106,7 @@
       </w:pPr>
       <w:r>
         <w:rPr>
-          <w:rFonts w:hint="eastAsia"/>
+          <w:rFonts w:hint="eastAsia" w:eastAsia="黑体"/>
         </w:rPr>
         <w:t xml:space="preserve">注意事项</w:t>
       </w:r>
@@ -2855,29 +3120,38 @@
         </w:numPr>
       </w:pPr>
       <w:r>
+        <w:rPr>
+          <w:rFonts w:eastAsia="黑体"/>
+        </w:rPr>
         <w:t xml:space="preserve">NTC </w:t>
       </w:r>
       <w:r>
         <w:rPr>
-          <w:rFonts w:hint="eastAsia"/>
+          <w:rFonts w:hint="eastAsia" w:eastAsia="黑体"/>
         </w:rPr>
         <w:t xml:space="preserve">为非线性元件，需用</w:t>
       </w:r>
       <w:r>
+        <w:rPr>
+          <w:rFonts w:eastAsia="黑体"/>
+        </w:rPr>
         <w:t xml:space="preserve"> B </w:t>
       </w:r>
       <w:r>
         <w:rPr>
-          <w:rFonts w:hint="eastAsia"/>
+          <w:rFonts w:hint="eastAsia" w:eastAsia="黑体"/>
         </w:rPr>
         <w:t xml:space="preserve">参数方程或查表线性化，精度要求高时用</w:t>
       </w:r>
       <w:r>
+        <w:rPr>
+          <w:rFonts w:eastAsia="黑体"/>
+        </w:rPr>
         <w:t xml:space="preserve"> Steinhart–Hart </w:t>
       </w:r>
       <w:r>
         <w:rPr>
-          <w:rFonts w:hint="eastAsia"/>
+          <w:rFonts w:hint="eastAsia" w:eastAsia="黑体"/>
         </w:rPr>
         <w:t xml:space="preserve">完整方程。</w:t>
       </w:r>
@@ -2892,25 +3166,31 @@
       </w:pPr>
       <w:r>
         <w:rPr>
-          <w:rFonts w:hint="eastAsia"/>
+          <w:rFonts w:hint="eastAsia" w:eastAsia="黑体"/>
         </w:rPr>
         <w:t xml:space="preserve">通过</w:t>
       </w:r>
       <w:r>
+        <w:rPr>
+          <w:rFonts w:eastAsia="黑体"/>
+        </w:rPr>
         <w:t xml:space="preserve"> NTC </w:t>
       </w:r>
       <w:r>
         <w:rPr>
-          <w:rFonts w:hint="eastAsia"/>
+          <w:rFonts w:hint="eastAsia" w:eastAsia="黑体"/>
         </w:rPr>
         <w:t xml:space="preserve">的电流要小（通常</w:t>
       </w:r>
       <w:r>
+        <w:rPr>
+          <w:rFonts w:eastAsia="黑体"/>
+        </w:rPr>
         <w:t xml:space="preserve"> μA </w:t>
       </w:r>
       <w:r>
         <w:rPr>
-          <w:rFonts w:hint="eastAsia"/>
+          <w:rFonts w:hint="eastAsia" w:eastAsia="黑体"/>
         </w:rPr>
         <w:t xml:space="preserve">级），避免自热引入测温误差。</w:t>
       </w:r>
@@ -2925,7 +3205,7 @@
       </w:pPr>
       <w:r>
         <w:rPr>
-          <w:rFonts w:hint="eastAsia"/>
+          <w:rFonts w:hint="eastAsia" w:eastAsia="黑体"/>
         </w:rPr>
         <w:t xml:space="preserve">温度阈值需留滞回（正反馈），防止在阈值附近频繁翻转。</w:t>
       </w:r>
@@ -2939,11 +3219,14 @@
         </w:numPr>
       </w:pPr>
       <w:r>
+        <w:rPr>
+          <w:rFonts w:eastAsia="黑体"/>
+        </w:rPr>
         <w:t xml:space="preserve">NTC </w:t>
       </w:r>
       <w:r>
         <w:rPr>
-          <w:rFonts w:hint="eastAsia"/>
+          <w:rFonts w:hint="eastAsia" w:eastAsia="黑体"/>
         </w:rPr>
         <w:t xml:space="preserve">需贴紧被测物体，否则热阻导致响应滞后与读数偏低。</w:t>
       </w:r>
@@ -2956,7 +3239,7 @@
       </w:pPr>
       <w:r>
         <w:rPr>
-          <w:rFonts w:hint="eastAsia"/>
+          <w:rFonts w:hint="eastAsia" w:eastAsia="黑体"/>
         </w:rPr>
         <w:t xml:space="preserve">参考资料</w:t>
       </w:r>
@@ -2970,29 +3253,38 @@
         </w:numPr>
       </w:pPr>
       <w:r>
+        <w:rPr>
+          <w:rFonts w:eastAsia="黑体"/>
+        </w:rPr>
         <w:t xml:space="preserve">Vishay </w:t>
       </w:r>
       <w:r>
         <w:rPr>
-          <w:rFonts w:hint="eastAsia"/>
+          <w:rFonts w:hint="eastAsia" w:eastAsia="黑体"/>
         </w:rPr>
         <w:t xml:space="preserve">官网：NTC</w:t>
       </w:r>
       <w:r>
+        <w:rPr>
+          <w:rFonts w:eastAsia="黑体"/>
+        </w:rPr>
         <w:t xml:space="preserve"> </w:t>
       </w:r>
       <w:r>
         <w:rPr>
-          <w:rFonts w:hint="eastAsia"/>
+          <w:rFonts w:hint="eastAsia" w:eastAsia="黑体"/>
         </w:rPr>
         <w:t xml:space="preserve">热敏电阻产品与</w:t>
       </w:r>
       <w:r>
+        <w:rPr>
+          <w:rFonts w:eastAsia="黑体"/>
+        </w:rPr>
         <w:t xml:space="preserve"> Steinhart–Hart </w:t>
       </w:r>
       <w:r>
         <w:rPr>
-          <w:rFonts w:hint="eastAsia"/>
+          <w:rFonts w:hint="eastAsia" w:eastAsia="黑体"/>
         </w:rPr>
         <w:t xml:space="preserve">应用说明。</w:t>
       </w:r>
@@ -3006,6 +3298,9 @@
         </w:numPr>
       </w:pPr>
       <w:r>
+        <w:rPr>
+          <w:rFonts w:eastAsia="黑体"/>
+        </w:rPr>
         <w:t xml:space="preserve">Wikipedia: Thermistor。</w:t>
       </w:r>
     </w:p>
@@ -3019,7 +3314,7 @@
       </w:pPr>
       <w:r>
         <w:rPr>
-          <w:rFonts w:hint="eastAsia"/>
+          <w:rFonts w:hint="eastAsia" w:eastAsia="黑体"/>
         </w:rPr>
         <w:t xml:space="preserve">《传感器原理及应用》。</w:t>
       </w:r>
@@ -3033,11 +3328,11 @@
       </w:pPr>
       <w:r>
         <w:rPr>
-          <w:rFonts w:ascii="Times New Roman" w:hAnsi="Times New Roman"/>
+          <w:rFonts w:ascii="Times New Roman" w:hAnsi="Times New Roman" w:eastAsia="黑体"/>
           <w:color w:val="555555"/>
           <w:sz w:val="21"/>
         </w:rPr>
-        <w:t>材料收集者：杜文杰</w:t>
+        <w:t>材料收集者：杜文杰，WX手机：19519196569，QQ:3478827729</w:t>
       </w:r>
     </w:p>
     <w:sectPr>
@@ -3057,7 +3352,7 @@
 </file>
 
 <file path=word/footer1.xml><?xml version="1.0" encoding="utf-8"?>
-<w:ftr xmlns:m="http://schemas.openxmlformats.org/officeDocument/2006/math" xmlns:mc="http://schemas.openxmlformats.org/markup-compatibility/2006" xmlns:mo="http://schemas.microsoft.com/office/mac/office/2008/main" xmlns:mv="urn:schemas-microsoft-com:mac:vml" xmlns:o="urn:schemas-microsoft-com:office:office" xmlns:r="http://schemas.openxmlformats.org/officeDocument/2006/relationships" xmlns:v="urn:schemas-microsoft-com:vml" xmlns:w10="urn:schemas-microsoft-com:office:word" xmlns:w14="http://schemas.microsoft.com/office/word/2010/wordml" xmlns:w="http://schemas.openxmlformats.org/wordprocessingml/2006/main" xmlns:wne="http://schemas.microsoft.com/office/word/2006/wordml" xmlns:wp14="http://schemas.microsoft.com/office/word/2010/wordprocessingDrawing" xmlns:wp="http://schemas.openxmlformats.org/drawingml/2006/wordprocessingDrawing" xmlns:wpc="http://schemas.microsoft.com/office/word/2010/wordprocessingCanvas" xmlns:wpg="http://schemas.microsoft.com/office/word/2010/wordprocessingGroup" xmlns:wpi="http://schemas.microsoft.com/office/word/2010/wordprocessingInk" xmlns:wps="http://schemas.microsoft.com/office/word/2010/wordprocessingShape" mc:Ignorable="w14 wp14">
+<w:ftr xmlns:mc="http://schemas.openxmlformats.org/markup-compatibility/2006" xmlns:w="http://schemas.openxmlformats.org/wordprocessingml/2006/main" xmlns:m="http://schemas.openxmlformats.org/officeDocument/2006/math" xmlns:mo="http://schemas.microsoft.com/office/mac/office/2008/main" xmlns:mv="urn:schemas-microsoft-com:mac:vml" xmlns:o="urn:schemas-microsoft-com:office:office" xmlns:r="http://schemas.openxmlformats.org/officeDocument/2006/relationships" xmlns:v="urn:schemas-microsoft-com:vml" xmlns:w10="urn:schemas-microsoft-com:office:word" xmlns:w14="http://schemas.microsoft.com/office/word/2010/wordml" xmlns:wne="http://schemas.microsoft.com/office/word/2006/wordml" xmlns:wp14="http://schemas.microsoft.com/office/word/2010/wordprocessingDrawing" xmlns:wp="http://schemas.openxmlformats.org/drawingml/2006/wordprocessingDrawing" xmlns:wpc="http://schemas.microsoft.com/office/word/2010/wordprocessingCanvas" xmlns:wpg="http://schemas.microsoft.com/office/word/2010/wordprocessingGroup" xmlns:wpi="http://schemas.microsoft.com/office/word/2010/wordprocessingInk" xmlns:wps="http://schemas.microsoft.com/office/word/2010/wordprocessingShape" mc:Ignorable="w14 wp14">
   <w:p>
     <w:pPr>
       <w:pStyle w:val="Footer"/>
@@ -3065,12 +3360,14 @@
     </w:pPr>
     <w:r>
       <w:rPr>
+        <w:rFonts w:eastAsia="黑体"/>
         <w:sz w:val="18"/>
       </w:rPr>
       <w:t xml:space="preserve">第 </w:t>
     </w:r>
     <w:r>
       <w:rPr>
+        <w:rFonts w:eastAsia="黑体"/>
         <w:sz w:val="18"/>
       </w:rPr>
       <w:fldChar w:fldCharType="begin"/>
@@ -3079,6 +3376,7 @@
     </w:r>
     <w:r>
       <w:rPr>
+        <w:rFonts w:eastAsia="黑体"/>
         <w:sz w:val="18"/>
       </w:rPr>
       <w:t xml:space="preserve"> 页</w:t>
@@ -3092,6 +3390,9 @@
   <w:footnote w:type="continuationSeparator" w:id="0">
     <w:p>
       <w:r>
+        <w:rPr>
+          <w:rFonts w:eastAsia="黑体"/>
+        </w:rPr>
         <w:continuationSeparator/>
       </w:r>
     </w:p>
@@ -3099,6 +3400,9 @@
   <w:footnote w:type="separator" w:id="-1">
     <w:p>
       <w:r>
+        <w:rPr>
+          <w:rFonts w:eastAsia="黑体"/>
+        </w:rPr>
         <w:separator/>
       </w:r>
     </w:p>
@@ -3107,7 +3411,7 @@
 </file>
 
 <file path=word/header1.xml><?xml version="1.0" encoding="utf-8"?>
-<w:hdr xmlns:m="http://schemas.openxmlformats.org/officeDocument/2006/math" xmlns:mc="http://schemas.openxmlformats.org/markup-compatibility/2006" xmlns:mo="http://schemas.microsoft.com/office/mac/office/2008/main" xmlns:mv="urn:schemas-microsoft-com:mac:vml" xmlns:o="urn:schemas-microsoft-com:office:office" xmlns:r="http://schemas.openxmlformats.org/officeDocument/2006/relationships" xmlns:v="urn:schemas-microsoft-com:vml" xmlns:w10="urn:schemas-microsoft-com:office:word" xmlns:w14="http://schemas.microsoft.com/office/word/2010/wordml" xmlns:w="http://schemas.openxmlformats.org/wordprocessingml/2006/main" xmlns:wne="http://schemas.microsoft.com/office/word/2006/wordml" xmlns:wp14="http://schemas.microsoft.com/office/word/2010/wordprocessingDrawing" xmlns:wp="http://schemas.openxmlformats.org/drawingml/2006/wordprocessingDrawing" xmlns:wpc="http://schemas.microsoft.com/office/word/2010/wordprocessingCanvas" xmlns:wpg="http://schemas.microsoft.com/office/word/2010/wordprocessingGroup" xmlns:wpi="http://schemas.microsoft.com/office/word/2010/wordprocessingInk" xmlns:wps="http://schemas.microsoft.com/office/word/2010/wordprocessingShape" mc:Ignorable="w14 wp14">
+<w:hdr xmlns:mc="http://schemas.openxmlformats.org/markup-compatibility/2006" xmlns:w="http://schemas.openxmlformats.org/wordprocessingml/2006/main" xmlns:m="http://schemas.openxmlformats.org/officeDocument/2006/math" xmlns:mo="http://schemas.microsoft.com/office/mac/office/2008/main" xmlns:mv="urn:schemas-microsoft-com:mac:vml" xmlns:o="urn:schemas-microsoft-com:office:office" xmlns:r="http://schemas.openxmlformats.org/officeDocument/2006/relationships" xmlns:v="urn:schemas-microsoft-com:vml" xmlns:w10="urn:schemas-microsoft-com:office:word" xmlns:w14="http://schemas.microsoft.com/office/word/2010/wordml" xmlns:wne="http://schemas.microsoft.com/office/word/2006/wordml" xmlns:wp14="http://schemas.microsoft.com/office/word/2010/wordprocessingDrawing" xmlns:wp="http://schemas.openxmlformats.org/drawingml/2006/wordprocessingDrawing" xmlns:wpc="http://schemas.microsoft.com/office/word/2010/wordprocessingCanvas" xmlns:wpg="http://schemas.microsoft.com/office/word/2010/wordprocessingGroup" xmlns:wpi="http://schemas.microsoft.com/office/word/2010/wordprocessingInk" xmlns:wps="http://schemas.microsoft.com/office/word/2010/wordprocessingShape" mc:Ignorable="w14 wp14">
   <w:p>
     <w:pPr>
       <w:pStyle w:val="Header"/>
@@ -3115,7 +3419,7 @@
     </w:pPr>
     <w:r>
       <w:rPr>
-        <w:rFonts w:ascii="Times New Roman" w:hAnsi="Times New Roman"/>
+        <w:rFonts w:ascii="Times New Roman" w:hAnsi="Times New Roman" w:eastAsia="黑体"/>
         <w:sz w:val="18"/>
         <w:rFonts w:eastAsia="黑体"/>
         <w:rFonts w:eastAsia="黑体"/>
@@ -3127,7 +3431,7 @@
 </file>
 
 <file path=word/numbering.xml><?xml version="1.0" encoding="utf-8"?>
-<w:numbering xmlns:m="http://schemas.openxmlformats.org/officeDocument/2006/math" xmlns:mc="http://schemas.openxmlformats.org/markup-compatibility/2006" xmlns:mo="http://schemas.microsoft.com/office/mac/office/2008/main" xmlns:mv="urn:schemas-microsoft-com:mac:vml" xmlns:o="urn:schemas-microsoft-com:office:office" xmlns:r="http://schemas.openxmlformats.org/officeDocument/2006/relationships" xmlns:v="urn:schemas-microsoft-com:vml" xmlns:w="http://schemas.openxmlformats.org/wordprocessingml/2006/main" xmlns:w10="urn:schemas-microsoft-com:office:word" xmlns:w14="http://schemas.microsoft.com/office/word/2010/wordml" xmlns:wne="http://schemas.microsoft.com/office/word/2006/wordml" xmlns:wp="http://schemas.openxmlformats.org/drawingml/2006/wordprocessingDrawing" xmlns:wp14="http://schemas.microsoft.com/office/word/2010/wordprocessingDrawing" xmlns:wpc="http://schemas.microsoft.com/office/word/2010/wordprocessingCanvas" xmlns:wpg="http://schemas.microsoft.com/office/word/2010/wordprocessingGroup" xmlns:wpi="http://schemas.microsoft.com/office/word/2010/wordprocessingInk" xmlns:wps="http://schemas.microsoft.com/office/word/2010/wordprocessingShape" mc:Ignorable="w14 wp14">
+<w:numbering xmlns:mc="http://schemas.openxmlformats.org/markup-compatibility/2006" xmlns:w="http://schemas.openxmlformats.org/wordprocessingml/2006/main" xmlns:m="http://schemas.openxmlformats.org/officeDocument/2006/math" xmlns:mo="http://schemas.microsoft.com/office/mac/office/2008/main" xmlns:mv="urn:schemas-microsoft-com:mac:vml" xmlns:o="urn:schemas-microsoft-com:office:office" xmlns:r="http://schemas.openxmlformats.org/officeDocument/2006/relationships" xmlns:v="urn:schemas-microsoft-com:vml" xmlns:w10="urn:schemas-microsoft-com:office:word" xmlns:w14="http://schemas.microsoft.com/office/word/2010/wordml" xmlns:wne="http://schemas.microsoft.com/office/word/2006/wordml" xmlns:wp="http://schemas.openxmlformats.org/drawingml/2006/wordprocessingDrawing" xmlns:wp14="http://schemas.microsoft.com/office/word/2010/wordprocessingDrawing" xmlns:wpc="http://schemas.microsoft.com/office/word/2010/wordprocessingCanvas" xmlns:wpg="http://schemas.microsoft.com/office/word/2010/wordprocessingGroup" xmlns:wpi="http://schemas.microsoft.com/office/word/2010/wordprocessingInk" xmlns:wps="http://schemas.microsoft.com/office/word/2010/wordprocessingShape" mc:Ignorable="w14 wp14">
   <w:abstractNum w:abstractNumId="0">
     <w:nsid w:val="FFFFFF7C"/>
     <w:multiLevelType w:val="singleLevel"/>
@@ -3214,7 +3518,7 @@
         <w:ind w:hanging="360" w:left="1440"/>
       </w:pPr>
       <w:rPr>
-        <w:rFonts w:ascii="Symbol" w:hAnsi="Symbol" w:hint="default"/>
+        <w:rFonts w:ascii="Symbol" w:hAnsi="Symbol" w:hint="default" w:eastAsia="黑体"/>
       </w:rPr>
     </w:lvl>
   </w:abstractNum>
@@ -3235,7 +3539,7 @@
         <w:ind w:hanging="360" w:left="1080"/>
       </w:pPr>
       <w:rPr>
-        <w:rFonts w:ascii="Symbol" w:hAnsi="Symbol" w:hint="default"/>
+        <w:rFonts w:ascii="Symbol" w:hAnsi="Symbol" w:hint="default" w:eastAsia="黑体"/>
       </w:rPr>
     </w:lvl>
   </w:abstractNum>
@@ -3256,7 +3560,7 @@
         <w:ind w:hanging="360" w:left="720"/>
       </w:pPr>
       <w:rPr>
-        <w:rFonts w:ascii="Symbol" w:hAnsi="Symbol" w:hint="default"/>
+        <w:rFonts w:ascii="Symbol" w:hAnsi="Symbol" w:hint="default" w:eastAsia="黑体"/>
       </w:rPr>
     </w:lvl>
   </w:abstractNum>
@@ -3295,7 +3599,7 @@
         <w:ind w:hanging="360" w:left="360"/>
       </w:pPr>
       <w:rPr>
-        <w:rFonts w:ascii="Symbol" w:hAnsi="Symbol" w:hint="default"/>
+        <w:rFonts w:ascii="Symbol" w:hAnsi="Symbol" w:hint="default" w:eastAsia="黑体"/>
       </w:rPr>
     </w:lvl>
   </w:abstractNum>
@@ -3386,7 +3690,7 @@
         <w:ind w:left="720" w:hanging="360"/>
       </w:pPr>
       <w:rPr>
-        <w:rFonts w:ascii="Symbol" w:hAnsi="Symbol" w:cs="Symbol" w:hint="default"/>
+        <w:rFonts w:ascii="Symbol" w:hAnsi="Symbol" w:cs="Symbol" w:hint="default" w:eastAsia="黑体"/>
       </w:rPr>
     </w:lvl>
     <w:lvl w:ilvl="1">
@@ -3397,7 +3701,7 @@
         <w:ind w:left="1440" w:hanging="360"/>
       </w:pPr>
       <w:rPr>
-        <w:rFonts w:ascii="Courier New" w:hAnsi="Courier New" w:cs="Courier New" w:hint="default"/>
+        <w:rFonts w:ascii="Courier New" w:hAnsi="Courier New" w:cs="Courier New" w:hint="default" w:eastAsia="黑体"/>
       </w:rPr>
     </w:lvl>
     <w:lvl w:ilvl="2">
@@ -3408,7 +3712,7 @@
         <w:ind w:left="2160" w:hanging="360"/>
       </w:pPr>
       <w:rPr>
-        <w:rFonts w:ascii="Wingdings" w:hAnsi="Wingdings" w:cs="Wingdings" w:hint="default"/>
+        <w:rFonts w:ascii="Wingdings" w:hAnsi="Wingdings" w:cs="Wingdings" w:hint="default" w:eastAsia="黑体"/>
       </w:rPr>
     </w:lvl>
     <w:lvl w:ilvl="3">
@@ -3419,7 +3723,7 @@
         <w:ind w:left="2880" w:hanging="360"/>
       </w:pPr>
       <w:rPr>
-        <w:rFonts w:ascii="Symbol" w:hAnsi="Symbol" w:cs="Symbol" w:hint="default"/>
+        <w:rFonts w:ascii="Symbol" w:hAnsi="Symbol" w:cs="Symbol" w:hint="default" w:eastAsia="黑体"/>
       </w:rPr>
     </w:lvl>
     <w:lvl w:ilvl="4">
@@ -3430,7 +3734,7 @@
         <w:ind w:left="3600" w:hanging="360"/>
       </w:pPr>
       <w:rPr>
-        <w:rFonts w:ascii="Courier New" w:hAnsi="Courier New" w:cs="Courier New" w:hint="default"/>
+        <w:rFonts w:ascii="Courier New" w:hAnsi="Courier New" w:cs="Courier New" w:hint="default" w:eastAsia="黑体"/>
       </w:rPr>
     </w:lvl>
     <w:lvl w:ilvl="5">
@@ -3441,7 +3745,7 @@
         <w:ind w:left="4320" w:hanging="360"/>
       </w:pPr>
       <w:rPr>
-        <w:rFonts w:ascii="Wingdings" w:hAnsi="Wingdings" w:cs="Wingdings" w:hint="default"/>
+        <w:rFonts w:ascii="Wingdings" w:hAnsi="Wingdings" w:cs="Wingdings" w:hint="default" w:eastAsia="黑体"/>
       </w:rPr>
     </w:lvl>
     <w:lvl w:ilvl="6">
@@ -3452,7 +3756,7 @@
         <w:ind w:left="5040" w:hanging="360"/>
       </w:pPr>
       <w:rPr>
-        <w:rFonts w:ascii="Symbol" w:hAnsi="Symbol" w:cs="Symbol" w:hint="default"/>
+        <w:rFonts w:ascii="Symbol" w:hAnsi="Symbol" w:cs="Symbol" w:hint="default" w:eastAsia="黑体"/>
       </w:rPr>
     </w:lvl>
     <w:lvl w:ilvl="7">
@@ -3463,7 +3767,7 @@
         <w:ind w:left="5760" w:hanging="360"/>
       </w:pPr>
       <w:rPr>
-        <w:rFonts w:ascii="Courier New" w:hAnsi="Courier New" w:cs="Courier New" w:hint="default"/>
+        <w:rFonts w:ascii="Courier New" w:hAnsi="Courier New" w:cs="Courier New" w:hint="default" w:eastAsia="黑体"/>
       </w:rPr>
     </w:lvl>
     <w:lvl w:ilvl="8">
@@ -3474,7 +3778,7 @@
         <w:ind w:left="6480" w:hanging="360"/>
       </w:pPr>
       <w:rPr>
-        <w:rFonts w:ascii="Wingdings" w:hAnsi="Wingdings" w:cs="Wingdings" w:hint="default"/>
+        <w:rFonts w:ascii="Wingdings" w:hAnsi="Wingdings" w:cs="Wingdings" w:hint="default" w:eastAsia="黑体"/>
       </w:rPr>
     </w:lvl>
   </w:abstractNum>
@@ -3530,11 +3834,11 @@
 </file>
 
 <file path=word/styles.xml><?xml version="1.0" encoding="utf-8"?>
-<w:styles xmlns:mc="http://schemas.openxmlformats.org/markup-compatibility/2006" xmlns:r="http://schemas.openxmlformats.org/officeDocument/2006/relationships" xmlns:w="http://schemas.openxmlformats.org/wordprocessingml/2006/main" xmlns:w14="http://schemas.microsoft.com/office/word/2010/wordml" mc:Ignorable="w14">
+<w:styles xmlns:mc="http://schemas.openxmlformats.org/markup-compatibility/2006" xmlns:w="http://schemas.openxmlformats.org/wordprocessingml/2006/main" xmlns:r="http://schemas.openxmlformats.org/officeDocument/2006/relationships" xmlns:w14="http://schemas.microsoft.com/office/word/2010/wordml" mc:Ignorable="w14">
   <w:docDefaults>
     <w:rPrDefault>
       <w:rPr>
-        <w:rFonts w:asciiTheme="minorHAnsi" w:cstheme="minorBidi" w:eastAsiaTheme="minorEastAsia" w:hAnsiTheme="minorHAnsi"/>
+        <w:rFonts w:asciiTheme="minorHAnsi" w:cstheme="minorBidi" w:hAnsiTheme="minorHAnsi" w:eastAsia="黑体"/>
         <w:sz w:val="22"/>
         <w:szCs w:val="22"/>
         <w:lang w:bidi="ar-SA" w:eastAsia="en-US" w:val="en-US"/>
@@ -3756,7 +4060,7 @@
       <w:outlineLvl w:val="0"/>
     </w:pPr>
     <w:rPr>
-      <w:rFonts w:ascii="Times New Roman" w:asciiTheme="majorHAnsi" w:cstheme="majorBidi" w:eastAsia="黑体" w:eastAsiaTheme="majorEastAsia" w:hAnsi="Times New Roman" w:hAnsiTheme="majorHAnsi"/>
+      <w:rFonts w:ascii="Times New Roman" w:asciiTheme="majorHAnsi" w:cstheme="majorBidi" w:eastAsia="黑体" w:hAnsi="Times New Roman" w:hAnsiTheme="majorHAnsi"/>
       <w:b/>
       <w:bCs/>
       <w:color w:val="1F3864"/>
@@ -3780,7 +4084,7 @@
       <w:outlineLvl w:val="1"/>
     </w:pPr>
     <w:rPr>
-      <w:rFonts w:ascii="Times New Roman" w:asciiTheme="majorHAnsi" w:cstheme="majorBidi" w:eastAsia="黑体" w:eastAsiaTheme="majorEastAsia" w:hAnsi="Times New Roman" w:hAnsiTheme="majorHAnsi"/>
+      <w:rFonts w:ascii="Times New Roman" w:asciiTheme="majorHAnsi" w:cstheme="majorBidi" w:eastAsia="黑体" w:hAnsi="Times New Roman" w:hAnsiTheme="majorHAnsi"/>
       <w:b/>
       <w:bCs/>
       <w:color w:val="2E4E7E"/>
@@ -3804,7 +4108,7 @@
       <w:outlineLvl w:val="2"/>
     </w:pPr>
     <w:rPr>
-      <w:rFonts w:ascii="Times New Roman" w:asciiTheme="majorHAnsi" w:cstheme="majorBidi" w:eastAsia="黑体" w:eastAsiaTheme="majorEastAsia" w:hAnsi="Times New Roman" w:hAnsiTheme="majorHAnsi"/>
+      <w:rFonts w:ascii="Times New Roman" w:asciiTheme="majorHAnsi" w:cstheme="majorBidi" w:eastAsia="黑体" w:hAnsi="Times New Roman" w:hAnsiTheme="majorHAnsi"/>
       <w:b/>
       <w:bCs/>
       <w:color w:val="2E4E7E"/>
@@ -3828,7 +4132,7 @@
       <w:outlineLvl w:val="3"/>
     </w:pPr>
     <w:rPr>
-      <w:rFonts w:ascii="Times New Roman" w:asciiTheme="majorHAnsi" w:cstheme="majorBidi" w:eastAsia="黑体" w:eastAsiaTheme="majorEastAsia" w:hAnsi="Times New Roman" w:hAnsiTheme="majorHAnsi"/>
+      <w:rFonts w:ascii="Times New Roman" w:asciiTheme="majorHAnsi" w:cstheme="majorBidi" w:eastAsia="黑体" w:hAnsi="Times New Roman" w:hAnsiTheme="majorHAnsi"/>
       <w:b/>
       <w:bCs/>
       <w:i/>
@@ -3854,7 +4158,7 @@
       <w:outlineLvl w:val="4"/>
     </w:pPr>
     <w:rPr>
-      <w:rFonts w:ascii="Times New Roman" w:asciiTheme="majorHAnsi" w:cstheme="majorBidi" w:eastAsia="黑体" w:eastAsiaTheme="majorEastAsia" w:hAnsi="Times New Roman" w:hAnsiTheme="majorHAnsi"/>
+      <w:rFonts w:ascii="Times New Roman" w:asciiTheme="majorHAnsi" w:cstheme="majorBidi" w:eastAsia="黑体" w:hAnsi="Times New Roman" w:hAnsiTheme="majorHAnsi"/>
       <w:b/>
       <w:color w:val="333333"/>
       <w:sz w:val="22"/>
@@ -3877,7 +4181,7 @@
       <w:outlineLvl w:val="5"/>
     </w:pPr>
     <w:rPr>
-      <w:rFonts w:asciiTheme="majorHAnsi" w:cstheme="majorBidi" w:eastAsiaTheme="majorEastAsia" w:hAnsiTheme="majorHAnsi"/>
+      <w:rFonts w:asciiTheme="majorHAnsi" w:cstheme="majorBidi" w:hAnsiTheme="majorHAnsi" w:eastAsia="黑体"/>
       <w:i/>
       <w:iCs/>
       <w:color w:themeColor="accent1" w:themeShade="7F" w:val="243F60"/>
@@ -3900,7 +4204,7 @@
       <w:outlineLvl w:val="6"/>
     </w:pPr>
     <w:rPr>
-      <w:rFonts w:asciiTheme="majorHAnsi" w:cstheme="majorBidi" w:eastAsiaTheme="majorEastAsia" w:hAnsiTheme="majorHAnsi"/>
+      <w:rFonts w:asciiTheme="majorHAnsi" w:cstheme="majorBidi" w:hAnsiTheme="majorHAnsi" w:eastAsia="黑体"/>
       <w:i/>
       <w:iCs/>
       <w:color w:themeColor="text1" w:themeTint="BF" w:val="404040"/>
@@ -3923,7 +4227,7 @@
       <w:outlineLvl w:val="7"/>
     </w:pPr>
     <w:rPr>
-      <w:rFonts w:asciiTheme="majorHAnsi" w:cstheme="majorBidi" w:eastAsiaTheme="majorEastAsia" w:hAnsiTheme="majorHAnsi"/>
+      <w:rFonts w:asciiTheme="majorHAnsi" w:cstheme="majorBidi" w:hAnsiTheme="majorHAnsi" w:eastAsia="黑体"/>
       <w:color w:themeColor="accent1" w:val="4F81BD"/>
       <w:sz w:val="20"/>
       <w:szCs w:val="20"/>
@@ -3946,7 +4250,7 @@
       <w:outlineLvl w:val="8"/>
     </w:pPr>
     <w:rPr>
-      <w:rFonts w:asciiTheme="majorHAnsi" w:cstheme="majorBidi" w:eastAsiaTheme="majorEastAsia" w:hAnsiTheme="majorHAnsi"/>
+      <w:rFonts w:asciiTheme="majorHAnsi" w:cstheme="majorBidi" w:hAnsiTheme="majorHAnsi" w:eastAsia="黑体"/>
       <w:i/>
       <w:iCs/>
       <w:color w:themeColor="text1" w:themeTint="BF" w:val="404040"/>
@@ -3997,7 +4301,7 @@
     <w:uiPriority w:val="9"/>
     <w:rsid w:val="00FC693F"/>
     <w:rPr>
-      <w:rFonts w:asciiTheme="majorHAnsi" w:cstheme="majorBidi" w:eastAsiaTheme="majorEastAsia" w:hAnsiTheme="majorHAnsi"/>
+      <w:rFonts w:asciiTheme="majorHAnsi" w:cstheme="majorBidi" w:hAnsiTheme="majorHAnsi" w:eastAsia="黑体"/>
       <w:b/>
       <w:bCs/>
       <w:color w:themeColor="accent1" w:themeShade="BF" w:val="365F91"/>
@@ -4012,7 +4316,7 @@
     <w:uiPriority w:val="9"/>
     <w:rsid w:val="00FC693F"/>
     <w:rPr>
-      <w:rFonts w:asciiTheme="majorHAnsi" w:cstheme="majorBidi" w:eastAsiaTheme="majorEastAsia" w:hAnsiTheme="majorHAnsi"/>
+      <w:rFonts w:asciiTheme="majorHAnsi" w:cstheme="majorBidi" w:hAnsiTheme="majorHAnsi" w:eastAsia="黑体"/>
       <w:b/>
       <w:bCs/>
       <w:color w:themeColor="accent1" w:val="4F81BD"/>
@@ -4027,7 +4331,7 @@
     <w:uiPriority w:val="9"/>
     <w:rsid w:val="00FC693F"/>
     <w:rPr>
-      <w:rFonts w:asciiTheme="majorHAnsi" w:cstheme="majorBidi" w:eastAsiaTheme="majorEastAsia" w:hAnsiTheme="majorHAnsi"/>
+      <w:rFonts w:asciiTheme="majorHAnsi" w:cstheme="majorBidi" w:hAnsiTheme="majorHAnsi" w:eastAsia="黑体"/>
       <w:b/>
       <w:bCs/>
       <w:color w:themeColor="accent1" w:val="4F81BD"/>
@@ -4050,7 +4354,7 @@
       <w:contextualSpacing/>
     </w:pPr>
     <w:rPr>
-      <w:rFonts w:ascii="Times New Roman" w:asciiTheme="majorHAnsi" w:cstheme="majorBidi" w:eastAsia="黑体" w:eastAsiaTheme="majorEastAsia" w:hAnsi="Times New Roman" w:hAnsiTheme="majorHAnsi"/>
+      <w:rFonts w:ascii="Times New Roman" w:asciiTheme="majorHAnsi" w:cstheme="majorBidi" w:eastAsia="黑体" w:hAnsi="Times New Roman" w:hAnsiTheme="majorHAnsi"/>
       <w:b/>
       <w:color w:val="1F3864"/>
       <w:spacing w:val="5"/>
@@ -4066,7 +4370,7 @@
     <w:uiPriority w:val="10"/>
     <w:rsid w:val="00FC693F"/>
     <w:rPr>
-      <w:rFonts w:asciiTheme="majorHAnsi" w:cstheme="majorBidi" w:eastAsiaTheme="majorEastAsia" w:hAnsiTheme="majorHAnsi"/>
+      <w:rFonts w:asciiTheme="majorHAnsi" w:cstheme="majorBidi" w:hAnsiTheme="majorHAnsi" w:eastAsia="黑体"/>
       <w:color w:themeColor="text2" w:themeShade="BF" w:val="17365D"/>
       <w:spacing w:val="5"/>
       <w:kern w:val="28"/>
@@ -4088,7 +4392,7 @@
       </w:numPr>
     </w:pPr>
     <w:rPr>
-      <w:rFonts w:asciiTheme="majorHAnsi" w:cstheme="majorBidi" w:eastAsiaTheme="majorEastAsia" w:hAnsiTheme="majorHAnsi"/>
+      <w:rFonts w:asciiTheme="majorHAnsi" w:cstheme="majorBidi" w:hAnsiTheme="majorHAnsi" w:eastAsia="黑体"/>
       <w:i/>
       <w:iCs/>
       <w:color w:themeColor="accent1" w:val="4F81BD"/>
@@ -4104,7 +4408,7 @@
     <w:uiPriority w:val="11"/>
     <w:rsid w:val="00FC693F"/>
     <w:rPr>
-      <w:rFonts w:asciiTheme="majorHAnsi" w:cstheme="majorBidi" w:eastAsiaTheme="majorEastAsia" w:hAnsiTheme="majorHAnsi"/>
+      <w:rFonts w:asciiTheme="majorHAnsi" w:cstheme="majorBidi" w:hAnsiTheme="majorHAnsi" w:eastAsia="黑体"/>
       <w:i/>
       <w:iCs/>
       <w:color w:themeColor="accent1" w:val="4F81BD"/>
@@ -4171,6 +4475,7 @@
       <w:spacing w:after="120"/>
     </w:pPr>
     <w:rPr>
+      <w:rFonts w:eastAsia="黑体"/>
       <w:sz w:val="16"/>
       <w:szCs w:val="16"/>
     </w:rPr>
@@ -4182,6 +4487,7 @@
     <w:uiPriority w:val="99"/>
     <w:rsid w:val="00AA1D8D"/>
     <w:rPr>
+      <w:rFonts w:eastAsia="黑体"/>
       <w:sz w:val="16"/>
       <w:szCs w:val="16"/>
     </w:rPr>
@@ -4351,7 +4657,7 @@
       </w:tabs>
     </w:pPr>
     <w:rPr>
-      <w:rFonts w:ascii="Courier" w:hAnsi="Courier"/>
+      <w:rFonts w:ascii="Courier" w:hAnsi="Courier" w:eastAsia="黑体"/>
       <w:sz w:val="20"/>
       <w:szCs w:val="20"/>
     </w:rPr>
@@ -4363,7 +4669,7 @@
     <w:uiPriority w:val="99"/>
     <w:rsid w:val="0029639D"/>
     <w:rPr>
-      <w:rFonts w:ascii="Courier" w:hAnsi="Courier"/>
+      <w:rFonts w:ascii="Courier" w:hAnsi="Courier" w:eastAsia="黑体"/>
       <w:sz w:val="20"/>
       <w:szCs w:val="20"/>
     </w:rPr>
@@ -4399,6 +4705,7 @@
     <w:uiPriority w:val="29"/>
     <w:rsid w:val="00FC693F"/>
     <w:rPr>
+      <w:rFonts w:eastAsia="黑体"/>
       <w:i/>
       <w:iCs/>
       <w:color w:themeColor="text1" w:val="000000"/>
@@ -4412,7 +4719,7 @@
     <w:semiHidden/>
     <w:rsid w:val="00FC693F"/>
     <w:rPr>
-      <w:rFonts w:asciiTheme="majorHAnsi" w:cstheme="majorBidi" w:eastAsiaTheme="majorEastAsia" w:hAnsiTheme="majorHAnsi"/>
+      <w:rFonts w:asciiTheme="majorHAnsi" w:cstheme="majorBidi" w:hAnsiTheme="majorHAnsi" w:eastAsia="黑体"/>
       <w:b/>
       <w:bCs/>
       <w:i/>
@@ -4428,7 +4735,7 @@
     <w:semiHidden/>
     <w:rsid w:val="00FC693F"/>
     <w:rPr>
-      <w:rFonts w:asciiTheme="majorHAnsi" w:cstheme="majorBidi" w:eastAsiaTheme="majorEastAsia" w:hAnsiTheme="majorHAnsi"/>
+      <w:rFonts w:asciiTheme="majorHAnsi" w:cstheme="majorBidi" w:hAnsiTheme="majorHAnsi" w:eastAsia="黑体"/>
       <w:color w:themeColor="accent1" w:themeShade="7F" w:val="243F60"/>
     </w:rPr>
   </w:style>
@@ -4440,7 +4747,7 @@
     <w:semiHidden/>
     <w:rsid w:val="00FC693F"/>
     <w:rPr>
-      <w:rFonts w:asciiTheme="majorHAnsi" w:cstheme="majorBidi" w:eastAsiaTheme="majorEastAsia" w:hAnsiTheme="majorHAnsi"/>
+      <w:rFonts w:asciiTheme="majorHAnsi" w:cstheme="majorBidi" w:hAnsiTheme="majorHAnsi" w:eastAsia="黑体"/>
       <w:i/>
       <w:iCs/>
       <w:color w:themeColor="accent1" w:themeShade="7F" w:val="243F60"/>
@@ -4454,7 +4761,7 @@
     <w:semiHidden/>
     <w:rsid w:val="00FC693F"/>
     <w:rPr>
-      <w:rFonts w:asciiTheme="majorHAnsi" w:cstheme="majorBidi" w:eastAsiaTheme="majorEastAsia" w:hAnsiTheme="majorHAnsi"/>
+      <w:rFonts w:asciiTheme="majorHAnsi" w:cstheme="majorBidi" w:hAnsiTheme="majorHAnsi" w:eastAsia="黑体"/>
       <w:i/>
       <w:iCs/>
       <w:color w:themeColor="text1" w:themeTint="BF" w:val="404040"/>
@@ -4468,7 +4775,7 @@
     <w:semiHidden/>
     <w:rsid w:val="00FC693F"/>
     <w:rPr>
-      <w:rFonts w:asciiTheme="majorHAnsi" w:cstheme="majorBidi" w:eastAsiaTheme="majorEastAsia" w:hAnsiTheme="majorHAnsi"/>
+      <w:rFonts w:asciiTheme="majorHAnsi" w:cstheme="majorBidi" w:hAnsiTheme="majorHAnsi" w:eastAsia="黑体"/>
       <w:color w:themeColor="accent1" w:val="4F81BD"/>
       <w:sz w:val="20"/>
       <w:szCs w:val="20"/>
@@ -4482,7 +4789,7 @@
     <w:semiHidden/>
     <w:rsid w:val="00FC693F"/>
     <w:rPr>
-      <w:rFonts w:asciiTheme="majorHAnsi" w:cstheme="majorBidi" w:eastAsiaTheme="majorEastAsia" w:hAnsiTheme="majorHAnsi"/>
+      <w:rFonts w:asciiTheme="majorHAnsi" w:cstheme="majorBidi" w:hAnsiTheme="majorHAnsi" w:eastAsia="黑体"/>
       <w:i/>
       <w:iCs/>
       <w:color w:themeColor="text1" w:themeTint="BF" w:val="404040"/>
@@ -4503,6 +4810,7 @@
       <w:spacing w:line="240" w:lineRule="auto"/>
     </w:pPr>
     <w:rPr>
+      <w:rFonts w:eastAsia="黑体"/>
       <w:b/>
       <w:bCs/>
       <w:color w:themeColor="accent1" w:val="4F81BD"/>
@@ -4517,6 +4825,7 @@
     <w:qFormat/>
     <w:rsid w:val="00FC693F"/>
     <w:rPr>
+      <w:rFonts w:eastAsia="黑体"/>
       <w:b/>
       <w:bCs/>
     </w:rPr>
@@ -4528,6 +4837,7 @@
     <w:qFormat/>
     <w:rsid w:val="00FC693F"/>
     <w:rPr>
+      <w:rFonts w:eastAsia="黑体"/>
       <w:i/>
       <w:iCs/>
     </w:rPr>
@@ -4548,6 +4858,7 @@
       <w:ind w:left="936" w:right="936"/>
     </w:pPr>
     <w:rPr>
+      <w:rFonts w:eastAsia="黑体"/>
       <w:b/>
       <w:bCs/>
       <w:i/>
@@ -4562,6 +4873,7 @@
     <w:uiPriority w:val="30"/>
     <w:rsid w:val="00FC693F"/>
     <w:rPr>
+      <w:rFonts w:eastAsia="黑体"/>
       <w:b/>
       <w:bCs/>
       <w:i/>
@@ -4576,6 +4888,7 @@
     <w:qFormat/>
     <w:rsid w:val="00FC693F"/>
     <w:rPr>
+      <w:rFonts w:eastAsia="黑体"/>
       <w:i/>
       <w:iCs/>
       <w:color w:themeColor="text1" w:themeTint="7F" w:val="808080"/>
@@ -4588,6 +4901,7 @@
     <w:qFormat/>
     <w:rsid w:val="00FC693F"/>
     <w:rPr>
+      <w:rFonts w:eastAsia="黑体"/>
       <w:b/>
       <w:bCs/>
       <w:i/>
@@ -4602,6 +4916,7 @@
     <w:qFormat/>
     <w:rsid w:val="00FC693F"/>
     <w:rPr>
+      <w:rFonts w:eastAsia="黑体"/>
       <w:smallCaps/>
       <w:color w:themeColor="accent2" w:val="C0504D"/>
       <w:u w:val="single"/>
@@ -4614,6 +4929,7 @@
     <w:qFormat/>
     <w:rsid w:val="00FC693F"/>
     <w:rPr>
+      <w:rFonts w:eastAsia="黑体"/>
       <w:b/>
       <w:bCs/>
       <w:smallCaps/>
@@ -4629,6 +4945,7 @@
     <w:qFormat/>
     <w:rsid w:val="00FC693F"/>
     <w:rPr>
+      <w:rFonts w:eastAsia="黑体"/>
       <w:b/>
       <w:bCs/>
       <w:smallCaps/>
@@ -4683,6 +5000,7 @@
       <w:spacing w:after="0" w:line="240" w:lineRule="auto"/>
     </w:pPr>
     <w:rPr>
+      <w:rFonts w:eastAsia="黑体"/>
       <w:color w:themeColor="text1" w:themeShade="BF" w:val="000000"/>
     </w:rPr>
     <w:tblPr>
@@ -4705,6 +5023,7 @@
         <w:spacing w:after="0" w:before="0" w:line="240" w:lineRule="auto"/>
       </w:pPr>
       <w:rPr>
+        <w:rFonts w:eastAsia="黑体"/>
         <w:b/>
         <w:bCs/>
       </w:rPr>
@@ -4725,6 +5044,7 @@
         <w:spacing w:after="0" w:before="0" w:line="240" w:lineRule="auto"/>
       </w:pPr>
       <w:rPr>
+        <w:rFonts w:eastAsia="黑体"/>
         <w:b/>
         <w:bCs/>
       </w:rPr>
@@ -4742,12 +5062,14 @@
     </w:tblStylePr>
     <w:tblStylePr w:type="firstCol">
       <w:rPr>
+        <w:rFonts w:eastAsia="黑体"/>
         <w:b/>
         <w:bCs/>
       </w:rPr>
     </w:tblStylePr>
     <w:tblStylePr w:type="lastCol">
       <w:rPr>
+        <w:rFonts w:eastAsia="黑体"/>
         <w:b/>
         <w:bCs/>
       </w:rPr>
@@ -4786,6 +5108,7 @@
       <w:spacing w:after="0" w:line="240" w:lineRule="auto"/>
     </w:pPr>
     <w:rPr>
+      <w:rFonts w:eastAsia="黑体"/>
       <w:color w:themeColor="accent1" w:themeShade="BF" w:val="365F91"/>
     </w:rPr>
     <w:tblPr>
@@ -4808,6 +5131,7 @@
         <w:spacing w:after="0" w:before="0" w:line="240" w:lineRule="auto"/>
       </w:pPr>
       <w:rPr>
+        <w:rFonts w:eastAsia="黑体"/>
         <w:b/>
         <w:bCs/>
       </w:rPr>
@@ -4828,6 +5152,7 @@
         <w:spacing w:after="0" w:before="0" w:line="240" w:lineRule="auto"/>
       </w:pPr>
       <w:rPr>
+        <w:rFonts w:eastAsia="黑体"/>
         <w:b/>
         <w:bCs/>
       </w:rPr>
@@ -4845,12 +5170,14 @@
     </w:tblStylePr>
     <w:tblStylePr w:type="firstCol">
       <w:rPr>
+        <w:rFonts w:eastAsia="黑体"/>
         <w:b/>
         <w:bCs/>
       </w:rPr>
     </w:tblStylePr>
     <w:tblStylePr w:type="lastCol">
       <w:rPr>
+        <w:rFonts w:eastAsia="黑体"/>
         <w:b/>
         <w:bCs/>
       </w:rPr>
@@ -4889,6 +5216,7 @@
       <w:spacing w:after="0" w:line="240" w:lineRule="auto"/>
     </w:pPr>
     <w:rPr>
+      <w:rFonts w:eastAsia="黑体"/>
       <w:color w:themeColor="accent2" w:themeShade="BF" w:val="943634"/>
     </w:rPr>
     <w:tblPr>
@@ -4911,6 +5239,7 @@
         <w:spacing w:after="0" w:before="0" w:line="240" w:lineRule="auto"/>
       </w:pPr>
       <w:rPr>
+        <w:rFonts w:eastAsia="黑体"/>
         <w:b/>
         <w:bCs/>
       </w:rPr>
@@ -4931,6 +5260,7 @@
         <w:spacing w:after="0" w:before="0" w:line="240" w:lineRule="auto"/>
       </w:pPr>
       <w:rPr>
+        <w:rFonts w:eastAsia="黑体"/>
         <w:b/>
         <w:bCs/>
       </w:rPr>
@@ -4948,12 +5278,14 @@
     </w:tblStylePr>
     <w:tblStylePr w:type="firstCol">
       <w:rPr>
+        <w:rFonts w:eastAsia="黑体"/>
         <w:b/>
         <w:bCs/>
       </w:rPr>
     </w:tblStylePr>
     <w:tblStylePr w:type="lastCol">
       <w:rPr>
+        <w:rFonts w:eastAsia="黑体"/>
         <w:b/>
         <w:bCs/>
       </w:rPr>
@@ -4992,6 +5324,7 @@
       <w:spacing w:after="0" w:line="240" w:lineRule="auto"/>
     </w:pPr>
     <w:rPr>
+      <w:rFonts w:eastAsia="黑体"/>
       <w:color w:themeColor="accent3" w:themeShade="BF" w:val="76923C"/>
     </w:rPr>
     <w:tblPr>
@@ -5014,6 +5347,7 @@
         <w:spacing w:after="0" w:before="0" w:line="240" w:lineRule="auto"/>
       </w:pPr>
       <w:rPr>
+        <w:rFonts w:eastAsia="黑体"/>
         <w:b/>
         <w:bCs/>
       </w:rPr>
@@ -5034,6 +5368,7 @@
         <w:spacing w:after="0" w:before="0" w:line="240" w:lineRule="auto"/>
       </w:pPr>
       <w:rPr>
+        <w:rFonts w:eastAsia="黑体"/>
         <w:b/>
         <w:bCs/>
       </w:rPr>
@@ -5051,12 +5386,14 @@
     </w:tblStylePr>
     <w:tblStylePr w:type="firstCol">
       <w:rPr>
+        <w:rFonts w:eastAsia="黑体"/>
         <w:b/>
         <w:bCs/>
       </w:rPr>
     </w:tblStylePr>
     <w:tblStylePr w:type="lastCol">
       <w:rPr>
+        <w:rFonts w:eastAsia="黑体"/>
         <w:b/>
         <w:bCs/>
       </w:rPr>
@@ -5095,6 +5432,7 @@
       <w:spacing w:after="0" w:line="240" w:lineRule="auto"/>
     </w:pPr>
     <w:rPr>
+      <w:rFonts w:eastAsia="黑体"/>
       <w:color w:themeColor="accent4" w:themeShade="BF" w:val="5F497A"/>
     </w:rPr>
     <w:tblPr>
@@ -5117,6 +5455,7 @@
         <w:spacing w:after="0" w:before="0" w:line="240" w:lineRule="auto"/>
       </w:pPr>
       <w:rPr>
+        <w:rFonts w:eastAsia="黑体"/>
         <w:b/>
         <w:bCs/>
       </w:rPr>
@@ -5137,6 +5476,7 @@
         <w:spacing w:after="0" w:before="0" w:line="240" w:lineRule="auto"/>
       </w:pPr>
       <w:rPr>
+        <w:rFonts w:eastAsia="黑体"/>
         <w:b/>
         <w:bCs/>
       </w:rPr>
@@ -5154,12 +5494,14 @@
     </w:tblStylePr>
     <w:tblStylePr w:type="firstCol">
       <w:rPr>
+        <w:rFonts w:eastAsia="黑体"/>
         <w:b/>
         <w:bCs/>
       </w:rPr>
     </w:tblStylePr>
     <w:tblStylePr w:type="lastCol">
       <w:rPr>
+        <w:rFonts w:eastAsia="黑体"/>
         <w:b/>
         <w:bCs/>
       </w:rPr>
@@ -5198,6 +5540,7 @@
       <w:spacing w:after="0" w:line="240" w:lineRule="auto"/>
     </w:pPr>
     <w:rPr>
+      <w:rFonts w:eastAsia="黑体"/>
       <w:color w:themeColor="accent5" w:themeShade="BF" w:val="31849B"/>
     </w:rPr>
     <w:tblPr>
@@ -5220,6 +5563,7 @@
         <w:spacing w:after="0" w:before="0" w:line="240" w:lineRule="auto"/>
       </w:pPr>
       <w:rPr>
+        <w:rFonts w:eastAsia="黑体"/>
         <w:b/>
         <w:bCs/>
       </w:rPr>
@@ -5240,6 +5584,7 @@
         <w:spacing w:after="0" w:before="0" w:line="240" w:lineRule="auto"/>
       </w:pPr>
       <w:rPr>
+        <w:rFonts w:eastAsia="黑体"/>
         <w:b/>
         <w:bCs/>
       </w:rPr>
@@ -5257,12 +5602,14 @@
     </w:tblStylePr>
     <w:tblStylePr w:type="firstCol">
       <w:rPr>
+        <w:rFonts w:eastAsia="黑体"/>
         <w:b/>
         <w:bCs/>
       </w:rPr>
     </w:tblStylePr>
     <w:tblStylePr w:type="lastCol">
       <w:rPr>
+        <w:rFonts w:eastAsia="黑体"/>
         <w:b/>
         <w:bCs/>
       </w:rPr>
@@ -5301,6 +5648,7 @@
       <w:spacing w:after="0" w:line="240" w:lineRule="auto"/>
     </w:pPr>
     <w:rPr>
+      <w:rFonts w:eastAsia="黑体"/>
       <w:color w:themeColor="accent6" w:themeShade="BF" w:val="E36C0A"/>
     </w:rPr>
     <w:tblPr>
@@ -5323,6 +5671,7 @@
         <w:spacing w:after="0" w:before="0" w:line="240" w:lineRule="auto"/>
       </w:pPr>
       <w:rPr>
+        <w:rFonts w:eastAsia="黑体"/>
         <w:b/>
         <w:bCs/>
       </w:rPr>
@@ -5343,6 +5692,7 @@
         <w:spacing w:after="0" w:before="0" w:line="240" w:lineRule="auto"/>
       </w:pPr>
       <w:rPr>
+        <w:rFonts w:eastAsia="黑体"/>
         <w:b/>
         <w:bCs/>
       </w:rPr>
@@ -5360,12 +5710,14 @@
     </w:tblStylePr>
     <w:tblStylePr w:type="firstCol">
       <w:rPr>
+        <w:rFonts w:eastAsia="黑体"/>
         <w:b/>
         <w:bCs/>
       </w:rPr>
     </w:tblStylePr>
     <w:tblStylePr w:type="lastCol">
       <w:rPr>
+        <w:rFonts w:eastAsia="黑体"/>
         <w:b/>
         <w:bCs/>
       </w:rPr>
@@ -5425,6 +5777,7 @@
         <w:spacing w:after="0" w:before="0" w:line="240" w:lineRule="auto"/>
       </w:pPr>
       <w:rPr>
+        <w:rFonts w:eastAsia="黑体"/>
         <w:b/>
         <w:bCs/>
         <w:color w:themeColor="background1" w:val="FFFFFF"/>
@@ -5439,6 +5792,7 @@
         <w:spacing w:after="0" w:before="0" w:line="240" w:lineRule="auto"/>
       </w:pPr>
       <w:rPr>
+        <w:rFonts w:eastAsia="黑体"/>
         <w:b/>
         <w:bCs/>
       </w:rPr>
@@ -5454,12 +5808,14 @@
     </w:tblStylePr>
     <w:tblStylePr w:type="firstCol">
       <w:rPr>
+        <w:rFonts w:eastAsia="黑体"/>
         <w:b/>
         <w:bCs/>
       </w:rPr>
     </w:tblStylePr>
     <w:tblStylePr w:type="lastCol">
       <w:rPr>
+        <w:rFonts w:eastAsia="黑体"/>
         <w:b/>
         <w:bCs/>
       </w:rPr>
@@ -5517,6 +5873,7 @@
         <w:spacing w:after="0" w:before="0" w:line="240" w:lineRule="auto"/>
       </w:pPr>
       <w:rPr>
+        <w:rFonts w:eastAsia="黑体"/>
         <w:b/>
         <w:bCs/>
         <w:color w:themeColor="background1" w:val="FFFFFF"/>
@@ -5531,6 +5888,7 @@
         <w:spacing w:after="0" w:before="0" w:line="240" w:lineRule="auto"/>
       </w:pPr>
       <w:rPr>
+        <w:rFonts w:eastAsia="黑体"/>
         <w:b/>
         <w:bCs/>
       </w:rPr>
@@ -5546,12 +5904,14 @@
     </w:tblStylePr>
     <w:tblStylePr w:type="firstCol">
       <w:rPr>
+        <w:rFonts w:eastAsia="黑体"/>
         <w:b/>
         <w:bCs/>
       </w:rPr>
     </w:tblStylePr>
     <w:tblStylePr w:type="lastCol">
       <w:rPr>
+        <w:rFonts w:eastAsia="黑体"/>
         <w:b/>
         <w:bCs/>
       </w:rPr>
@@ -5609,6 +5969,7 @@
         <w:spacing w:after="0" w:before="0" w:line="240" w:lineRule="auto"/>
       </w:pPr>
       <w:rPr>
+        <w:rFonts w:eastAsia="黑体"/>
         <w:b/>
         <w:bCs/>
         <w:color w:themeColor="background1" w:val="FFFFFF"/>
@@ -5623,6 +5984,7 @@
         <w:spacing w:after="0" w:before="0" w:line="240" w:lineRule="auto"/>
       </w:pPr>
       <w:rPr>
+        <w:rFonts w:eastAsia="黑体"/>
         <w:b/>
         <w:bCs/>
       </w:rPr>
@@ -5638,12 +6000,14 @@
     </w:tblStylePr>
     <w:tblStylePr w:type="firstCol">
       <w:rPr>
+        <w:rFonts w:eastAsia="黑体"/>
         <w:b/>
         <w:bCs/>
       </w:rPr>
     </w:tblStylePr>
     <w:tblStylePr w:type="lastCol">
       <w:rPr>
+        <w:rFonts w:eastAsia="黑体"/>
         <w:b/>
         <w:bCs/>
       </w:rPr>
@@ -5701,6 +6065,7 @@
         <w:spacing w:after="0" w:before="0" w:line="240" w:lineRule="auto"/>
       </w:pPr>
       <w:rPr>
+        <w:rFonts w:eastAsia="黑体"/>
         <w:b/>
         <w:bCs/>
         <w:color w:themeColor="background1" w:val="FFFFFF"/>
@@ -5715,6 +6080,7 @@
         <w:spacing w:after="0" w:before="0" w:line="240" w:lineRule="auto"/>
       </w:pPr>
       <w:rPr>
+        <w:rFonts w:eastAsia="黑体"/>
         <w:b/>
         <w:bCs/>
       </w:rPr>
@@ -5730,12 +6096,14 @@
     </w:tblStylePr>
     <w:tblStylePr w:type="firstCol">
       <w:rPr>
+        <w:rFonts w:eastAsia="黑体"/>
         <w:b/>
         <w:bCs/>
       </w:rPr>
     </w:tblStylePr>
     <w:tblStylePr w:type="lastCol">
       <w:rPr>
+        <w:rFonts w:eastAsia="黑体"/>
         <w:b/>
         <w:bCs/>
       </w:rPr>
@@ -5793,6 +6161,7 @@
         <w:spacing w:after="0" w:before="0" w:line="240" w:lineRule="auto"/>
       </w:pPr>
       <w:rPr>
+        <w:rFonts w:eastAsia="黑体"/>
         <w:b/>
         <w:bCs/>
         <w:color w:themeColor="background1" w:val="FFFFFF"/>
@@ -5807,6 +6176,7 @@
         <w:spacing w:after="0" w:before="0" w:line="240" w:lineRule="auto"/>
       </w:pPr>
       <w:rPr>
+        <w:rFonts w:eastAsia="黑体"/>
         <w:b/>
         <w:bCs/>
       </w:rPr>
@@ -5822,12 +6192,14 @@
     </w:tblStylePr>
     <w:tblStylePr w:type="firstCol">
       <w:rPr>
+        <w:rFonts w:eastAsia="黑体"/>
         <w:b/>
         <w:bCs/>
       </w:rPr>
     </w:tblStylePr>
     <w:tblStylePr w:type="lastCol">
       <w:rPr>
+        <w:rFonts w:eastAsia="黑体"/>
         <w:b/>
         <w:bCs/>
       </w:rPr>
@@ -5885,6 +6257,7 @@
         <w:spacing w:after="0" w:before="0" w:line="240" w:lineRule="auto"/>
       </w:pPr>
       <w:rPr>
+        <w:rFonts w:eastAsia="黑体"/>
         <w:b/>
         <w:bCs/>
         <w:color w:themeColor="background1" w:val="FFFFFF"/>
@@ -5899,6 +6272,7 @@
         <w:spacing w:after="0" w:before="0" w:line="240" w:lineRule="auto"/>
       </w:pPr>
       <w:rPr>
+        <w:rFonts w:eastAsia="黑体"/>
         <w:b/>
         <w:bCs/>
       </w:rPr>
@@ -5914,12 +6288,14 @@
     </w:tblStylePr>
     <w:tblStylePr w:type="firstCol">
       <w:rPr>
+        <w:rFonts w:eastAsia="黑体"/>
         <w:b/>
         <w:bCs/>
       </w:rPr>
     </w:tblStylePr>
     <w:tblStylePr w:type="lastCol">
       <w:rPr>
+        <w:rFonts w:eastAsia="黑体"/>
         <w:b/>
         <w:bCs/>
       </w:rPr>
@@ -5977,6 +6353,7 @@
         <w:spacing w:after="0" w:before="0" w:line="240" w:lineRule="auto"/>
       </w:pPr>
       <w:rPr>
+        <w:rFonts w:eastAsia="黑体"/>
         <w:b/>
         <w:bCs/>
         <w:color w:themeColor="background1" w:val="FFFFFF"/>
@@ -5991,6 +6368,7 @@
         <w:spacing w:after="0" w:before="0" w:line="240" w:lineRule="auto"/>
       </w:pPr>
       <w:rPr>
+        <w:rFonts w:eastAsia="黑体"/>
         <w:b/>
         <w:bCs/>
       </w:rPr>
@@ -6006,12 +6384,14 @@
     </w:tblStylePr>
     <w:tblStylePr w:type="firstCol">
       <w:rPr>
+        <w:rFonts w:eastAsia="黑体"/>
         <w:b/>
         <w:bCs/>
       </w:rPr>
     </w:tblStylePr>
     <w:tblStylePr w:type="lastCol">
       <w:rPr>
+        <w:rFonts w:eastAsia="黑体"/>
         <w:b/>
         <w:bCs/>
       </w:rPr>
@@ -6071,7 +6451,7 @@
         <w:spacing w:after="0" w:before="0" w:line="240" w:lineRule="auto"/>
       </w:pPr>
       <w:rPr>
-        <w:rFonts w:asciiTheme="majorHAnsi" w:cstheme="majorBidi" w:eastAsiaTheme="majorEastAsia" w:hAnsiTheme="majorHAnsi"/>
+        <w:rFonts w:asciiTheme="majorHAnsi" w:cstheme="majorBidi" w:hAnsiTheme="majorHAnsi" w:eastAsia="黑体"/>
         <w:b/>
         <w:bCs/>
       </w:rPr>
@@ -6092,7 +6472,7 @@
         <w:spacing w:after="0" w:before="0" w:line="240" w:lineRule="auto"/>
       </w:pPr>
       <w:rPr>
-        <w:rFonts w:asciiTheme="majorHAnsi" w:cstheme="majorBidi" w:eastAsiaTheme="majorEastAsia" w:hAnsiTheme="majorHAnsi"/>
+        <w:rFonts w:asciiTheme="majorHAnsi" w:cstheme="majorBidi" w:hAnsiTheme="majorHAnsi" w:eastAsia="黑体"/>
         <w:b/>
         <w:bCs/>
       </w:rPr>
@@ -6110,14 +6490,14 @@
     </w:tblStylePr>
     <w:tblStylePr w:type="firstCol">
       <w:rPr>
-        <w:rFonts w:asciiTheme="majorHAnsi" w:cstheme="majorBidi" w:eastAsiaTheme="majorEastAsia" w:hAnsiTheme="majorHAnsi"/>
+        <w:rFonts w:asciiTheme="majorHAnsi" w:cstheme="majorBidi" w:hAnsiTheme="majorHAnsi" w:eastAsia="黑体"/>
         <w:b/>
         <w:bCs/>
       </w:rPr>
     </w:tblStylePr>
     <w:tblStylePr w:type="lastCol">
       <w:rPr>
-        <w:rFonts w:asciiTheme="majorHAnsi" w:cstheme="majorBidi" w:eastAsiaTheme="majorEastAsia" w:hAnsiTheme="majorHAnsi"/>
+        <w:rFonts w:asciiTheme="majorHAnsi" w:cstheme="majorBidi" w:hAnsiTheme="majorHAnsi" w:eastAsia="黑体"/>
         <w:b/>
         <w:bCs/>
       </w:rPr>
@@ -6201,7 +6581,7 @@
         <w:spacing w:after="0" w:before="0" w:line="240" w:lineRule="auto"/>
       </w:pPr>
       <w:rPr>
-        <w:rFonts w:asciiTheme="majorHAnsi" w:cstheme="majorBidi" w:eastAsiaTheme="majorEastAsia" w:hAnsiTheme="majorHAnsi"/>
+        <w:rFonts w:asciiTheme="majorHAnsi" w:cstheme="majorBidi" w:hAnsiTheme="majorHAnsi" w:eastAsia="黑体"/>
         <w:b/>
         <w:bCs/>
       </w:rPr>
@@ -6222,7 +6602,7 @@
         <w:spacing w:after="0" w:before="0" w:line="240" w:lineRule="auto"/>
       </w:pPr>
       <w:rPr>
-        <w:rFonts w:asciiTheme="majorHAnsi" w:cstheme="majorBidi" w:eastAsiaTheme="majorEastAsia" w:hAnsiTheme="majorHAnsi"/>
+        <w:rFonts w:asciiTheme="majorHAnsi" w:cstheme="majorBidi" w:hAnsiTheme="majorHAnsi" w:eastAsia="黑体"/>
         <w:b/>
         <w:bCs/>
       </w:rPr>
@@ -6240,14 +6620,14 @@
     </w:tblStylePr>
     <w:tblStylePr w:type="firstCol">
       <w:rPr>
-        <w:rFonts w:asciiTheme="majorHAnsi" w:cstheme="majorBidi" w:eastAsiaTheme="majorEastAsia" w:hAnsiTheme="majorHAnsi"/>
+        <w:rFonts w:asciiTheme="majorHAnsi" w:cstheme="majorBidi" w:hAnsiTheme="majorHAnsi" w:eastAsia="黑体"/>
         <w:b/>
         <w:bCs/>
       </w:rPr>
     </w:tblStylePr>
     <w:tblStylePr w:type="lastCol">
       <w:rPr>
-        <w:rFonts w:asciiTheme="majorHAnsi" w:cstheme="majorBidi" w:eastAsiaTheme="majorEastAsia" w:hAnsiTheme="majorHAnsi"/>
+        <w:rFonts w:asciiTheme="majorHAnsi" w:cstheme="majorBidi" w:hAnsiTheme="majorHAnsi" w:eastAsia="黑体"/>
         <w:b/>
         <w:bCs/>
       </w:rPr>
@@ -6331,7 +6711,7 @@
         <w:spacing w:after="0" w:before="0" w:line="240" w:lineRule="auto"/>
       </w:pPr>
       <w:rPr>
-        <w:rFonts w:asciiTheme="majorHAnsi" w:cstheme="majorBidi" w:eastAsiaTheme="majorEastAsia" w:hAnsiTheme="majorHAnsi"/>
+        <w:rFonts w:asciiTheme="majorHAnsi" w:cstheme="majorBidi" w:hAnsiTheme="majorHAnsi" w:eastAsia="黑体"/>
         <w:b/>
         <w:bCs/>
       </w:rPr>
@@ -6352,7 +6732,7 @@
         <w:spacing w:after="0" w:before="0" w:line="240" w:lineRule="auto"/>
       </w:pPr>
       <w:rPr>
-        <w:rFonts w:asciiTheme="majorHAnsi" w:cstheme="majorBidi" w:eastAsiaTheme="majorEastAsia" w:hAnsiTheme="majorHAnsi"/>
+        <w:rFonts w:asciiTheme="majorHAnsi" w:cstheme="majorBidi" w:hAnsiTheme="majorHAnsi" w:eastAsia="黑体"/>
         <w:b/>
         <w:bCs/>
       </w:rPr>
@@ -6370,14 +6750,14 @@
     </w:tblStylePr>
     <w:tblStylePr w:type="firstCol">
       <w:rPr>
-        <w:rFonts w:asciiTheme="majorHAnsi" w:cstheme="majorBidi" w:eastAsiaTheme="majorEastAsia" w:hAnsiTheme="majorHAnsi"/>
+        <w:rFonts w:asciiTheme="majorHAnsi" w:cstheme="majorBidi" w:hAnsiTheme="majorHAnsi" w:eastAsia="黑体"/>
         <w:b/>
         <w:bCs/>
       </w:rPr>
     </w:tblStylePr>
     <w:tblStylePr w:type="lastCol">
       <w:rPr>
-        <w:rFonts w:asciiTheme="majorHAnsi" w:cstheme="majorBidi" w:eastAsiaTheme="majorEastAsia" w:hAnsiTheme="majorHAnsi"/>
+        <w:rFonts w:asciiTheme="majorHAnsi" w:cstheme="majorBidi" w:hAnsiTheme="majorHAnsi" w:eastAsia="黑体"/>
         <w:b/>
         <w:bCs/>
       </w:rPr>
@@ -6461,7 +6841,7 @@
         <w:spacing w:after="0" w:before="0" w:line="240" w:lineRule="auto"/>
       </w:pPr>
       <w:rPr>
-        <w:rFonts w:asciiTheme="majorHAnsi" w:cstheme="majorBidi" w:eastAsiaTheme="majorEastAsia" w:hAnsiTheme="majorHAnsi"/>
+        <w:rFonts w:asciiTheme="majorHAnsi" w:cstheme="majorBidi" w:hAnsiTheme="majorHAnsi" w:eastAsia="黑体"/>
         <w:b/>
         <w:bCs/>
       </w:rPr>
@@ -6482,7 +6862,7 @@
         <w:spacing w:after="0" w:before="0" w:line="240" w:lineRule="auto"/>
       </w:pPr>
       <w:rPr>
-        <w:rFonts w:asciiTheme="majorHAnsi" w:cstheme="majorBidi" w:eastAsiaTheme="majorEastAsia" w:hAnsiTheme="majorHAnsi"/>
+        <w:rFonts w:asciiTheme="majorHAnsi" w:cstheme="majorBidi" w:hAnsiTheme="majorHAnsi" w:eastAsia="黑体"/>
         <w:b/>
         <w:bCs/>
       </w:rPr>
@@ -6500,14 +6880,14 @@
     </w:tblStylePr>
     <w:tblStylePr w:type="firstCol">
       <w:rPr>
-        <w:rFonts w:asciiTheme="majorHAnsi" w:cstheme="majorBidi" w:eastAsiaTheme="majorEastAsia" w:hAnsiTheme="majorHAnsi"/>
+        <w:rFonts w:asciiTheme="majorHAnsi" w:cstheme="majorBidi" w:hAnsiTheme="majorHAnsi" w:eastAsia="黑体"/>
         <w:b/>
         <w:bCs/>
       </w:rPr>
     </w:tblStylePr>
     <w:tblStylePr w:type="lastCol">
       <w:rPr>
-        <w:rFonts w:asciiTheme="majorHAnsi" w:cstheme="majorBidi" w:eastAsiaTheme="majorEastAsia" w:hAnsiTheme="majorHAnsi"/>
+        <w:rFonts w:asciiTheme="majorHAnsi" w:cstheme="majorBidi" w:hAnsiTheme="majorHAnsi" w:eastAsia="黑体"/>
         <w:b/>
         <w:bCs/>
       </w:rPr>
@@ -6591,7 +6971,7 @@
         <w:spacing w:after="0" w:before="0" w:line="240" w:lineRule="auto"/>
       </w:pPr>
       <w:rPr>
-        <w:rFonts w:asciiTheme="majorHAnsi" w:cstheme="majorBidi" w:eastAsiaTheme="majorEastAsia" w:hAnsiTheme="majorHAnsi"/>
+        <w:rFonts w:asciiTheme="majorHAnsi" w:cstheme="majorBidi" w:hAnsiTheme="majorHAnsi" w:eastAsia="黑体"/>
         <w:b/>
         <w:bCs/>
       </w:rPr>
@@ -6612,7 +6992,7 @@
         <w:spacing w:after="0" w:before="0" w:line="240" w:lineRule="auto"/>
       </w:pPr>
       <w:rPr>
-        <w:rFonts w:asciiTheme="majorHAnsi" w:cstheme="majorBidi" w:eastAsiaTheme="majorEastAsia" w:hAnsiTheme="majorHAnsi"/>
+        <w:rFonts w:asciiTheme="majorHAnsi" w:cstheme="majorBidi" w:hAnsiTheme="majorHAnsi" w:eastAsia="黑体"/>
         <w:b/>
         <w:bCs/>
       </w:rPr>
@@ -6630,14 +7010,14 @@
     </w:tblStylePr>
     <w:tblStylePr w:type="firstCol">
       <w:rPr>
-        <w:rFonts w:asciiTheme="majorHAnsi" w:cstheme="majorBidi" w:eastAsiaTheme="majorEastAsia" w:hAnsiTheme="majorHAnsi"/>
+        <w:rFonts w:asciiTheme="majorHAnsi" w:cstheme="majorBidi" w:hAnsiTheme="majorHAnsi" w:eastAsia="黑体"/>
         <w:b/>
         <w:bCs/>
       </w:rPr>
     </w:tblStylePr>
     <w:tblStylePr w:type="lastCol">
       <w:rPr>
-        <w:rFonts w:asciiTheme="majorHAnsi" w:cstheme="majorBidi" w:eastAsiaTheme="majorEastAsia" w:hAnsiTheme="majorHAnsi"/>
+        <w:rFonts w:asciiTheme="majorHAnsi" w:cstheme="majorBidi" w:hAnsiTheme="majorHAnsi" w:eastAsia="黑体"/>
         <w:b/>
         <w:bCs/>
       </w:rPr>
@@ -6721,7 +7101,7 @@
         <w:spacing w:after="0" w:before="0" w:line="240" w:lineRule="auto"/>
       </w:pPr>
       <w:rPr>
-        <w:rFonts w:asciiTheme="majorHAnsi" w:cstheme="majorBidi" w:eastAsiaTheme="majorEastAsia" w:hAnsiTheme="majorHAnsi"/>
+        <w:rFonts w:asciiTheme="majorHAnsi" w:cstheme="majorBidi" w:hAnsiTheme="majorHAnsi" w:eastAsia="黑体"/>
         <w:b/>
         <w:bCs/>
       </w:rPr>
@@ -6742,7 +7122,7 @@
         <w:spacing w:after="0" w:before="0" w:line="240" w:lineRule="auto"/>
       </w:pPr>
       <w:rPr>
-        <w:rFonts w:asciiTheme="majorHAnsi" w:cstheme="majorBidi" w:eastAsiaTheme="majorEastAsia" w:hAnsiTheme="majorHAnsi"/>
+        <w:rFonts w:asciiTheme="majorHAnsi" w:cstheme="majorBidi" w:hAnsiTheme="majorHAnsi" w:eastAsia="黑体"/>
         <w:b/>
         <w:bCs/>
       </w:rPr>
@@ -6760,14 +7140,14 @@
     </w:tblStylePr>
     <w:tblStylePr w:type="firstCol">
       <w:rPr>
-        <w:rFonts w:asciiTheme="majorHAnsi" w:cstheme="majorBidi" w:eastAsiaTheme="majorEastAsia" w:hAnsiTheme="majorHAnsi"/>
+        <w:rFonts w:asciiTheme="majorHAnsi" w:cstheme="majorBidi" w:hAnsiTheme="majorHAnsi" w:eastAsia="黑体"/>
         <w:b/>
         <w:bCs/>
       </w:rPr>
     </w:tblStylePr>
     <w:tblStylePr w:type="lastCol">
       <w:rPr>
-        <w:rFonts w:asciiTheme="majorHAnsi" w:cstheme="majorBidi" w:eastAsiaTheme="majorEastAsia" w:hAnsiTheme="majorHAnsi"/>
+        <w:rFonts w:asciiTheme="majorHAnsi" w:cstheme="majorBidi" w:hAnsiTheme="majorHAnsi" w:eastAsia="黑体"/>
         <w:b/>
         <w:bCs/>
       </w:rPr>
@@ -6851,7 +7231,7 @@
         <w:spacing w:after="0" w:before="0" w:line="240" w:lineRule="auto"/>
       </w:pPr>
       <w:rPr>
-        <w:rFonts w:asciiTheme="majorHAnsi" w:cstheme="majorBidi" w:eastAsiaTheme="majorEastAsia" w:hAnsiTheme="majorHAnsi"/>
+        <w:rFonts w:asciiTheme="majorHAnsi" w:cstheme="majorBidi" w:hAnsiTheme="majorHAnsi" w:eastAsia="黑体"/>
         <w:b/>
         <w:bCs/>
       </w:rPr>
@@ -6872,7 +7252,7 @@
         <w:spacing w:after="0" w:before="0" w:line="240" w:lineRule="auto"/>
       </w:pPr>
       <w:rPr>
-        <w:rFonts w:asciiTheme="majorHAnsi" w:cstheme="majorBidi" w:eastAsiaTheme="majorEastAsia" w:hAnsiTheme="majorHAnsi"/>
+        <w:rFonts w:asciiTheme="majorHAnsi" w:cstheme="majorBidi" w:hAnsiTheme="majorHAnsi" w:eastAsia="黑体"/>
         <w:b/>
         <w:bCs/>
       </w:rPr>
@@ -6890,14 +7270,14 @@
     </w:tblStylePr>
     <w:tblStylePr w:type="firstCol">
       <w:rPr>
-        <w:rFonts w:asciiTheme="majorHAnsi" w:cstheme="majorBidi" w:eastAsiaTheme="majorEastAsia" w:hAnsiTheme="majorHAnsi"/>
+        <w:rFonts w:asciiTheme="majorHAnsi" w:cstheme="majorBidi" w:hAnsiTheme="majorHAnsi" w:eastAsia="黑体"/>
         <w:b/>
         <w:bCs/>
       </w:rPr>
     </w:tblStylePr>
     <w:tblStylePr w:type="lastCol">
       <w:rPr>
-        <w:rFonts w:asciiTheme="majorHAnsi" w:cstheme="majorBidi" w:eastAsiaTheme="majorEastAsia" w:hAnsiTheme="majorHAnsi"/>
+        <w:rFonts w:asciiTheme="majorHAnsi" w:cstheme="majorBidi" w:hAnsiTheme="majorHAnsi" w:eastAsia="黑体"/>
         <w:b/>
         <w:bCs/>
       </w:rPr>
@@ -6980,6 +7360,7 @@
         <w:spacing w:after="0" w:before="0" w:line="240" w:lineRule="auto"/>
       </w:pPr>
       <w:rPr>
+        <w:rFonts w:eastAsia="黑体"/>
         <w:b/>
         <w:bCs/>
         <w:color w:themeColor="background1" w:val="FFFFFF"/>
@@ -7002,6 +7383,7 @@
         <w:spacing w:after="0" w:before="0" w:line="240" w:lineRule="auto"/>
       </w:pPr>
       <w:rPr>
+        <w:rFonts w:eastAsia="黑体"/>
         <w:b/>
         <w:bCs/>
       </w:rPr>
@@ -7019,12 +7401,14 @@
     </w:tblStylePr>
     <w:tblStylePr w:type="firstCol">
       <w:rPr>
+        <w:rFonts w:eastAsia="黑体"/>
         <w:b/>
         <w:bCs/>
       </w:rPr>
     </w:tblStylePr>
     <w:tblStylePr w:type="lastCol">
       <w:rPr>
+        <w:rFonts w:eastAsia="黑体"/>
         <w:b/>
         <w:bCs/>
       </w:rPr>
@@ -7086,6 +7470,7 @@
         <w:spacing w:after="0" w:before="0" w:line="240" w:lineRule="auto"/>
       </w:pPr>
       <w:rPr>
+        <w:rFonts w:eastAsia="黑体"/>
         <w:b/>
         <w:bCs/>
         <w:color w:themeColor="background1" w:val="FFFFFF"/>
@@ -7108,6 +7493,7 @@
         <w:spacing w:after="0" w:before="0" w:line="240" w:lineRule="auto"/>
       </w:pPr>
       <w:rPr>
+        <w:rFonts w:eastAsia="黑体"/>
         <w:b/>
         <w:bCs/>
       </w:rPr>
@@ -7125,12 +7511,14 @@
     </w:tblStylePr>
     <w:tblStylePr w:type="firstCol">
       <w:rPr>
+        <w:rFonts w:eastAsia="黑体"/>
         <w:b/>
         <w:bCs/>
       </w:rPr>
     </w:tblStylePr>
     <w:tblStylePr w:type="lastCol">
       <w:rPr>
+        <w:rFonts w:eastAsia="黑体"/>
         <w:b/>
         <w:bCs/>
       </w:rPr>
@@ -7192,6 +7580,7 @@
         <w:spacing w:after="0" w:before="0" w:line="240" w:lineRule="auto"/>
       </w:pPr>
       <w:rPr>
+        <w:rFonts w:eastAsia="黑体"/>
         <w:b/>
         <w:bCs/>
         <w:color w:themeColor="background1" w:val="FFFFFF"/>
@@ -7214,6 +7603,7 @@
         <w:spacing w:after="0" w:before="0" w:line="240" w:lineRule="auto"/>
       </w:pPr>
       <w:rPr>
+        <w:rFonts w:eastAsia="黑体"/>
         <w:b/>
         <w:bCs/>
       </w:rPr>
@@ -7231,12 +7621,14 @@
     </w:tblStylePr>
     <w:tblStylePr w:type="firstCol">
       <w:rPr>
+        <w:rFonts w:eastAsia="黑体"/>
         <w:b/>
         <w:bCs/>
       </w:rPr>
     </w:tblStylePr>
     <w:tblStylePr w:type="lastCol">
       <w:rPr>
+        <w:rFonts w:eastAsia="黑体"/>
         <w:b/>
         <w:bCs/>
       </w:rPr>
@@ -7298,6 +7690,7 @@
         <w:spacing w:after="0" w:before="0" w:line="240" w:lineRule="auto"/>
       </w:pPr>
       <w:rPr>
+        <w:rFonts w:eastAsia="黑体"/>
         <w:b/>
         <w:bCs/>
         <w:color w:themeColor="background1" w:val="FFFFFF"/>
@@ -7320,6 +7713,7 @@
         <w:spacing w:after="0" w:before="0" w:line="240" w:lineRule="auto"/>
       </w:pPr>
       <w:rPr>
+        <w:rFonts w:eastAsia="黑体"/>
         <w:b/>
         <w:bCs/>
       </w:rPr>
@@ -7337,12 +7731,14 @@
     </w:tblStylePr>
     <w:tblStylePr w:type="firstCol">
       <w:rPr>
+        <w:rFonts w:eastAsia="黑体"/>
         <w:b/>
         <w:bCs/>
       </w:rPr>
     </w:tblStylePr>
     <w:tblStylePr w:type="lastCol">
       <w:rPr>
+        <w:rFonts w:eastAsia="黑体"/>
         <w:b/>
         <w:bCs/>
       </w:rPr>
@@ -7404,6 +7800,7 @@
         <w:spacing w:after="0" w:before="0" w:line="240" w:lineRule="auto"/>
       </w:pPr>
       <w:rPr>
+        <w:rFonts w:eastAsia="黑体"/>
         <w:b/>
         <w:bCs/>
         <w:color w:themeColor="background1" w:val="FFFFFF"/>
@@ -7426,6 +7823,7 @@
         <w:spacing w:after="0" w:before="0" w:line="240" w:lineRule="auto"/>
       </w:pPr>
       <w:rPr>
+        <w:rFonts w:eastAsia="黑体"/>
         <w:b/>
         <w:bCs/>
       </w:rPr>
@@ -7443,12 +7841,14 @@
     </w:tblStylePr>
     <w:tblStylePr w:type="firstCol">
       <w:rPr>
+        <w:rFonts w:eastAsia="黑体"/>
         <w:b/>
         <w:bCs/>
       </w:rPr>
     </w:tblStylePr>
     <w:tblStylePr w:type="lastCol">
       <w:rPr>
+        <w:rFonts w:eastAsia="黑体"/>
         <w:b/>
         <w:bCs/>
       </w:rPr>
@@ -7510,6 +7910,7 @@
         <w:spacing w:after="0" w:before="0" w:line="240" w:lineRule="auto"/>
       </w:pPr>
       <w:rPr>
+        <w:rFonts w:eastAsia="黑体"/>
         <w:b/>
         <w:bCs/>
         <w:color w:themeColor="background1" w:val="FFFFFF"/>
@@ -7532,6 +7933,7 @@
         <w:spacing w:after="0" w:before="0" w:line="240" w:lineRule="auto"/>
       </w:pPr>
       <w:rPr>
+        <w:rFonts w:eastAsia="黑体"/>
         <w:b/>
         <w:bCs/>
       </w:rPr>
@@ -7549,12 +7951,14 @@
     </w:tblStylePr>
     <w:tblStylePr w:type="firstCol">
       <w:rPr>
+        <w:rFonts w:eastAsia="黑体"/>
         <w:b/>
         <w:bCs/>
       </w:rPr>
     </w:tblStylePr>
     <w:tblStylePr w:type="lastCol">
       <w:rPr>
+        <w:rFonts w:eastAsia="黑体"/>
         <w:b/>
         <w:bCs/>
       </w:rPr>
@@ -7616,6 +8020,7 @@
         <w:spacing w:after="0" w:before="0" w:line="240" w:lineRule="auto"/>
       </w:pPr>
       <w:rPr>
+        <w:rFonts w:eastAsia="黑体"/>
         <w:b/>
         <w:bCs/>
         <w:color w:themeColor="background1" w:val="FFFFFF"/>
@@ -7638,6 +8043,7 @@
         <w:spacing w:after="0" w:before="0" w:line="240" w:lineRule="auto"/>
       </w:pPr>
       <w:rPr>
+        <w:rFonts w:eastAsia="黑体"/>
         <w:b/>
         <w:bCs/>
       </w:rPr>
@@ -7655,12 +8061,14 @@
     </w:tblStylePr>
     <w:tblStylePr w:type="firstCol">
       <w:rPr>
+        <w:rFonts w:eastAsia="黑体"/>
         <w:b/>
         <w:bCs/>
       </w:rPr>
     </w:tblStylePr>
     <w:tblStylePr w:type="lastCol">
       <w:rPr>
+        <w:rFonts w:eastAsia="黑体"/>
         <w:b/>
         <w:bCs/>
       </w:rPr>
@@ -7719,6 +8127,7 @@
         <w:spacing w:after="0" w:before="0" w:line="240" w:lineRule="auto"/>
       </w:pPr>
       <w:rPr>
+        <w:rFonts w:eastAsia="黑体"/>
         <w:b/>
         <w:bCs/>
         <w:color w:themeColor="background1" w:val="FFFFFF"/>
@@ -7741,6 +8150,7 @@
         <w:spacing w:after="0" w:before="0" w:line="240" w:lineRule="auto"/>
       </w:pPr>
       <w:rPr>
+        <w:rFonts w:eastAsia="黑体"/>
         <w:color w:val="auto"/>
       </w:rPr>
       <w:tblPr/>
@@ -7758,6 +8168,7 @@
     </w:tblStylePr>
     <w:tblStylePr w:type="firstCol">
       <w:rPr>
+        <w:rFonts w:eastAsia="黑体"/>
         <w:b/>
         <w:bCs/>
         <w:color w:themeColor="background1" w:val="FFFFFF"/>
@@ -7777,6 +8188,7 @@
     </w:tblStylePr>
     <w:tblStylePr w:type="lastCol">
       <w:rPr>
+        <w:rFonts w:eastAsia="黑体"/>
         <w:b/>
         <w:bCs/>
         <w:color w:themeColor="background1" w:val="FFFFFF"/>
@@ -7825,6 +8237,7 @@
     </w:tblStylePr>
     <w:tblStylePr w:type="nwCell">
       <w:rPr>
+        <w:rFonts w:eastAsia="黑体"/>
         <w:color w:themeColor="background1" w:val="FFFFFF"/>
       </w:rPr>
       <w:tblPr/>
@@ -7868,6 +8281,7 @@
         <w:spacing w:after="0" w:before="0" w:line="240" w:lineRule="auto"/>
       </w:pPr>
       <w:rPr>
+        <w:rFonts w:eastAsia="黑体"/>
         <w:b/>
         <w:bCs/>
         <w:color w:themeColor="background1" w:val="FFFFFF"/>
@@ -7890,6 +8304,7 @@
         <w:spacing w:after="0" w:before="0" w:line="240" w:lineRule="auto"/>
       </w:pPr>
       <w:rPr>
+        <w:rFonts w:eastAsia="黑体"/>
         <w:color w:val="auto"/>
       </w:rPr>
       <w:tblPr/>
@@ -7907,6 +8322,7 @@
     </w:tblStylePr>
     <w:tblStylePr w:type="firstCol">
       <w:rPr>
+        <w:rFonts w:eastAsia="黑体"/>
         <w:b/>
         <w:bCs/>
         <w:color w:themeColor="background1" w:val="FFFFFF"/>
@@ -7926,6 +8342,7 @@
     </w:tblStylePr>
     <w:tblStylePr w:type="lastCol">
       <w:rPr>
+        <w:rFonts w:eastAsia="黑体"/>
         <w:b/>
         <w:bCs/>
         <w:color w:themeColor="background1" w:val="FFFFFF"/>
@@ -7974,6 +8391,7 @@
     </w:tblStylePr>
     <w:tblStylePr w:type="nwCell">
       <w:rPr>
+        <w:rFonts w:eastAsia="黑体"/>
         <w:color w:themeColor="background1" w:val="FFFFFF"/>
       </w:rPr>
       <w:tblPr/>
@@ -8017,6 +8435,7 @@
         <w:spacing w:after="0" w:before="0" w:line="240" w:lineRule="auto"/>
       </w:pPr>
       <w:rPr>
+        <w:rFonts w:eastAsia="黑体"/>
         <w:b/>
         <w:bCs/>
         <w:color w:themeColor="background1" w:val="FFFFFF"/>
@@ -8039,6 +8458,7 @@
         <w:spacing w:after="0" w:before="0" w:line="240" w:lineRule="auto"/>
       </w:pPr>
       <w:rPr>
+        <w:rFonts w:eastAsia="黑体"/>
         <w:color w:val="auto"/>
       </w:rPr>
       <w:tblPr/>
@@ -8056,6 +8476,7 @@
     </w:tblStylePr>
     <w:tblStylePr w:type="firstCol">
       <w:rPr>
+        <w:rFonts w:eastAsia="黑体"/>
         <w:b/>
         <w:bCs/>
         <w:color w:themeColor="background1" w:val="FFFFFF"/>
@@ -8075,6 +8496,7 @@
     </w:tblStylePr>
     <w:tblStylePr w:type="lastCol">
       <w:rPr>
+        <w:rFonts w:eastAsia="黑体"/>
         <w:b/>
         <w:bCs/>
         <w:color w:themeColor="background1" w:val="FFFFFF"/>
@@ -8123,6 +8545,7 @@
     </w:tblStylePr>
     <w:tblStylePr w:type="nwCell">
       <w:rPr>
+        <w:rFonts w:eastAsia="黑体"/>
         <w:color w:themeColor="background1" w:val="FFFFFF"/>
       </w:rPr>
       <w:tblPr/>
@@ -8166,6 +8589,7 @@
         <w:spacing w:after="0" w:before="0" w:line="240" w:lineRule="auto"/>
       </w:pPr>
       <w:rPr>
+        <w:rFonts w:eastAsia="黑体"/>
         <w:b/>
         <w:bCs/>
         <w:color w:themeColor="background1" w:val="FFFFFF"/>
@@ -8188,6 +8612,7 @@
         <w:spacing w:after="0" w:before="0" w:line="240" w:lineRule="auto"/>
       </w:pPr>
       <w:rPr>
+        <w:rFonts w:eastAsia="黑体"/>
         <w:color w:val="auto"/>
       </w:rPr>
       <w:tblPr/>
@@ -8205,6 +8630,7 @@
     </w:tblStylePr>
     <w:tblStylePr w:type="firstCol">
       <w:rPr>
+        <w:rFonts w:eastAsia="黑体"/>
         <w:b/>
         <w:bCs/>
         <w:color w:themeColor="background1" w:val="FFFFFF"/>
@@ -8224,6 +8650,7 @@
     </w:tblStylePr>
     <w:tblStylePr w:type="lastCol">
       <w:rPr>
+        <w:rFonts w:eastAsia="黑体"/>
         <w:b/>
         <w:bCs/>
         <w:color w:themeColor="background1" w:val="FFFFFF"/>
@@ -8272,6 +8699,7 @@
     </w:tblStylePr>
     <w:tblStylePr w:type="nwCell">
       <w:rPr>
+        <w:rFonts w:eastAsia="黑体"/>
         <w:color w:themeColor="background1" w:val="FFFFFF"/>
       </w:rPr>
       <w:tblPr/>
@@ -8315,6 +8743,7 @@
         <w:spacing w:after="0" w:before="0" w:line="240" w:lineRule="auto"/>
       </w:pPr>
       <w:rPr>
+        <w:rFonts w:eastAsia="黑体"/>
         <w:b/>
         <w:bCs/>
         <w:color w:themeColor="background1" w:val="FFFFFF"/>
@@ -8337,6 +8766,7 @@
         <w:spacing w:after="0" w:before="0" w:line="240" w:lineRule="auto"/>
       </w:pPr>
       <w:rPr>
+        <w:rFonts w:eastAsia="黑体"/>
         <w:color w:val="auto"/>
       </w:rPr>
       <w:tblPr/>
@@ -8354,6 +8784,7 @@
     </w:tblStylePr>
     <w:tblStylePr w:type="firstCol">
       <w:rPr>
+        <w:rFonts w:eastAsia="黑体"/>
         <w:b/>
         <w:bCs/>
         <w:color w:themeColor="background1" w:val="FFFFFF"/>
@@ -8373,6 +8804,7 @@
     </w:tblStylePr>
     <w:tblStylePr w:type="lastCol">
       <w:rPr>
+        <w:rFonts w:eastAsia="黑体"/>
         <w:b/>
         <w:bCs/>
         <w:color w:themeColor="background1" w:val="FFFFFF"/>
@@ -8421,6 +8853,7 @@
     </w:tblStylePr>
     <w:tblStylePr w:type="nwCell">
       <w:rPr>
+        <w:rFonts w:eastAsia="黑体"/>
         <w:color w:themeColor="background1" w:val="FFFFFF"/>
       </w:rPr>
       <w:tblPr/>
@@ -8464,6 +8897,7 @@
         <w:spacing w:after="0" w:before="0" w:line="240" w:lineRule="auto"/>
       </w:pPr>
       <w:rPr>
+        <w:rFonts w:eastAsia="黑体"/>
         <w:b/>
         <w:bCs/>
         <w:color w:themeColor="background1" w:val="FFFFFF"/>
@@ -8486,6 +8920,7 @@
         <w:spacing w:after="0" w:before="0" w:line="240" w:lineRule="auto"/>
       </w:pPr>
       <w:rPr>
+        <w:rFonts w:eastAsia="黑体"/>
         <w:color w:val="auto"/>
       </w:rPr>
       <w:tblPr/>
@@ -8503,6 +8938,7 @@
     </w:tblStylePr>
     <w:tblStylePr w:type="firstCol">
       <w:rPr>
+        <w:rFonts w:eastAsia="黑体"/>
         <w:b/>
         <w:bCs/>
         <w:color w:themeColor="background1" w:val="FFFFFF"/>
@@ -8522,6 +8958,7 @@
     </w:tblStylePr>
     <w:tblStylePr w:type="lastCol">
       <w:rPr>
+        <w:rFonts w:eastAsia="黑体"/>
         <w:b/>
         <w:bCs/>
         <w:color w:themeColor="background1" w:val="FFFFFF"/>
@@ -8570,6 +9007,7 @@
     </w:tblStylePr>
     <w:tblStylePr w:type="nwCell">
       <w:rPr>
+        <w:rFonts w:eastAsia="黑体"/>
         <w:color w:themeColor="background1" w:val="FFFFFF"/>
       </w:rPr>
       <w:tblPr/>
@@ -8613,6 +9051,7 @@
         <w:spacing w:after="0" w:before="0" w:line="240" w:lineRule="auto"/>
       </w:pPr>
       <w:rPr>
+        <w:rFonts w:eastAsia="黑体"/>
         <w:b/>
         <w:bCs/>
         <w:color w:themeColor="background1" w:val="FFFFFF"/>
@@ -8635,6 +9074,7 @@
         <w:spacing w:after="0" w:before="0" w:line="240" w:lineRule="auto"/>
       </w:pPr>
       <w:rPr>
+        <w:rFonts w:eastAsia="黑体"/>
         <w:color w:val="auto"/>
       </w:rPr>
       <w:tblPr/>
@@ -8652,6 +9092,7 @@
     </w:tblStylePr>
     <w:tblStylePr w:type="firstCol">
       <w:rPr>
+        <w:rFonts w:eastAsia="黑体"/>
         <w:b/>
         <w:bCs/>
         <w:color w:themeColor="background1" w:val="FFFFFF"/>
@@ -8671,6 +9112,7 @@
     </w:tblStylePr>
     <w:tblStylePr w:type="lastCol">
       <w:rPr>
+        <w:rFonts w:eastAsia="黑体"/>
         <w:b/>
         <w:bCs/>
         <w:color w:themeColor="background1" w:val="FFFFFF"/>
@@ -8719,6 +9161,7 @@
     </w:tblStylePr>
     <w:tblStylePr w:type="nwCell">
       <w:rPr>
+        <w:rFonts w:eastAsia="黑体"/>
         <w:color w:themeColor="background1" w:val="FFFFFF"/>
       </w:rPr>
       <w:tblPr/>
@@ -8743,6 +9186,7 @@
       <w:spacing w:after="0" w:line="240" w:lineRule="auto"/>
     </w:pPr>
     <w:rPr>
+      <w:rFonts w:eastAsia="黑体"/>
       <w:color w:themeColor="text1" w:val="000000"/>
     </w:rPr>
     <w:tblPr>
@@ -8762,7 +9206,7 @@
     </w:tblPr>
     <w:tblStylePr w:type="firstRow">
       <w:rPr>
-        <w:rFonts w:asciiTheme="majorHAnsi" w:cstheme="majorBidi" w:eastAsiaTheme="majorEastAsia" w:hAnsiTheme="majorHAnsi"/>
+        <w:rFonts w:asciiTheme="majorHAnsi" w:cstheme="majorBidi" w:hAnsiTheme="majorHAnsi" w:eastAsia="黑体"/>
       </w:rPr>
       <w:tblPr/>
       <w:tcPr>
@@ -8774,6 +9218,7 @@
     </w:tblStylePr>
     <w:tblStylePr w:type="lastRow">
       <w:rPr>
+        <w:rFonts w:eastAsia="黑体"/>
         <w:b/>
         <w:bCs/>
         <w:color w:themeColor="text2" w:val="1F497D"/>
@@ -8788,12 +9233,14 @@
     </w:tblStylePr>
     <w:tblStylePr w:type="firstCol">
       <w:rPr>
+        <w:rFonts w:eastAsia="黑体"/>
         <w:b/>
         <w:bCs/>
       </w:rPr>
     </w:tblStylePr>
     <w:tblStylePr w:type="lastCol">
       <w:rPr>
+        <w:rFonts w:eastAsia="黑体"/>
         <w:b/>
         <w:bCs/>
       </w:rPr>
@@ -8827,6 +9274,7 @@
       <w:spacing w:after="0" w:line="240" w:lineRule="auto"/>
     </w:pPr>
     <w:rPr>
+      <w:rFonts w:eastAsia="黑体"/>
       <w:color w:themeColor="text1" w:val="000000"/>
     </w:rPr>
     <w:tblPr>
@@ -8846,7 +9294,7 @@
     </w:tblPr>
     <w:tblStylePr w:type="firstRow">
       <w:rPr>
-        <w:rFonts w:asciiTheme="majorHAnsi" w:cstheme="majorBidi" w:eastAsiaTheme="majorEastAsia" w:hAnsiTheme="majorHAnsi"/>
+        <w:rFonts w:asciiTheme="majorHAnsi" w:cstheme="majorBidi" w:hAnsiTheme="majorHAnsi" w:eastAsia="黑体"/>
       </w:rPr>
       <w:tblPr/>
       <w:tcPr>
@@ -8858,6 +9306,7 @@
     </w:tblStylePr>
     <w:tblStylePr w:type="lastRow">
       <w:rPr>
+        <w:rFonts w:eastAsia="黑体"/>
         <w:b/>
         <w:bCs/>
         <w:color w:themeColor="text2" w:val="1F497D"/>
@@ -8872,12 +9321,14 @@
     </w:tblStylePr>
     <w:tblStylePr w:type="firstCol">
       <w:rPr>
+        <w:rFonts w:eastAsia="黑体"/>
         <w:b/>
         <w:bCs/>
       </w:rPr>
     </w:tblStylePr>
     <w:tblStylePr w:type="lastCol">
       <w:rPr>
+        <w:rFonts w:eastAsia="黑体"/>
         <w:b/>
         <w:bCs/>
       </w:rPr>
@@ -8911,6 +9362,7 @@
       <w:spacing w:after="0" w:line="240" w:lineRule="auto"/>
     </w:pPr>
     <w:rPr>
+      <w:rFonts w:eastAsia="黑体"/>
       <w:color w:themeColor="text1" w:val="000000"/>
     </w:rPr>
     <w:tblPr>
@@ -8930,7 +9382,7 @@
     </w:tblPr>
     <w:tblStylePr w:type="firstRow">
       <w:rPr>
-        <w:rFonts w:asciiTheme="majorHAnsi" w:cstheme="majorBidi" w:eastAsiaTheme="majorEastAsia" w:hAnsiTheme="majorHAnsi"/>
+        <w:rFonts w:asciiTheme="majorHAnsi" w:cstheme="majorBidi" w:hAnsiTheme="majorHAnsi" w:eastAsia="黑体"/>
       </w:rPr>
       <w:tblPr/>
       <w:tcPr>
@@ -8942,6 +9394,7 @@
     </w:tblStylePr>
     <w:tblStylePr w:type="lastRow">
       <w:rPr>
+        <w:rFonts w:eastAsia="黑体"/>
         <w:b/>
         <w:bCs/>
         <w:color w:themeColor="text2" w:val="1F497D"/>
@@ -8956,12 +9409,14 @@
     </w:tblStylePr>
     <w:tblStylePr w:type="firstCol">
       <w:rPr>
+        <w:rFonts w:eastAsia="黑体"/>
         <w:b/>
         <w:bCs/>
       </w:rPr>
     </w:tblStylePr>
     <w:tblStylePr w:type="lastCol">
       <w:rPr>
+        <w:rFonts w:eastAsia="黑体"/>
         <w:b/>
         <w:bCs/>
       </w:rPr>
@@ -8995,6 +9450,7 @@
       <w:spacing w:after="0" w:line="240" w:lineRule="auto"/>
     </w:pPr>
     <w:rPr>
+      <w:rFonts w:eastAsia="黑体"/>
       <w:color w:themeColor="text1" w:val="000000"/>
     </w:rPr>
     <w:tblPr>
@@ -9014,7 +9470,7 @@
     </w:tblPr>
     <w:tblStylePr w:type="firstRow">
       <w:rPr>
-        <w:rFonts w:asciiTheme="majorHAnsi" w:cstheme="majorBidi" w:eastAsiaTheme="majorEastAsia" w:hAnsiTheme="majorHAnsi"/>
+        <w:rFonts w:asciiTheme="majorHAnsi" w:cstheme="majorBidi" w:hAnsiTheme="majorHAnsi" w:eastAsia="黑体"/>
       </w:rPr>
       <w:tblPr/>
       <w:tcPr>
@@ -9026,6 +9482,7 @@
     </w:tblStylePr>
     <w:tblStylePr w:type="lastRow">
       <w:rPr>
+        <w:rFonts w:eastAsia="黑体"/>
         <w:b/>
         <w:bCs/>
         <w:color w:themeColor="text2" w:val="1F497D"/>
@@ -9040,12 +9497,14 @@
     </w:tblStylePr>
     <w:tblStylePr w:type="firstCol">
       <w:rPr>
+        <w:rFonts w:eastAsia="黑体"/>
         <w:b/>
         <w:bCs/>
       </w:rPr>
     </w:tblStylePr>
     <w:tblStylePr w:type="lastCol">
       <w:rPr>
+        <w:rFonts w:eastAsia="黑体"/>
         <w:b/>
         <w:bCs/>
       </w:rPr>
@@ -9079,6 +9538,7 @@
       <w:spacing w:after="0" w:line="240" w:lineRule="auto"/>
     </w:pPr>
     <w:rPr>
+      <w:rFonts w:eastAsia="黑体"/>
       <w:color w:themeColor="text1" w:val="000000"/>
     </w:rPr>
     <w:tblPr>
@@ -9098,7 +9558,7 @@
     </w:tblPr>
     <w:tblStylePr w:type="firstRow">
       <w:rPr>
-        <w:rFonts w:asciiTheme="majorHAnsi" w:cstheme="majorBidi" w:eastAsiaTheme="majorEastAsia" w:hAnsiTheme="majorHAnsi"/>
+        <w:rFonts w:asciiTheme="majorHAnsi" w:cstheme="majorBidi" w:hAnsiTheme="majorHAnsi" w:eastAsia="黑体"/>
       </w:rPr>
       <w:tblPr/>
       <w:tcPr>
@@ -9110,6 +9570,7 @@
     </w:tblStylePr>
     <w:tblStylePr w:type="lastRow">
       <w:rPr>
+        <w:rFonts w:eastAsia="黑体"/>
         <w:b/>
         <w:bCs/>
         <w:color w:themeColor="text2" w:val="1F497D"/>
@@ -9124,12 +9585,14 @@
     </w:tblStylePr>
     <w:tblStylePr w:type="firstCol">
       <w:rPr>
+        <w:rFonts w:eastAsia="黑体"/>
         <w:b/>
         <w:bCs/>
       </w:rPr>
     </w:tblStylePr>
     <w:tblStylePr w:type="lastCol">
       <w:rPr>
+        <w:rFonts w:eastAsia="黑体"/>
         <w:b/>
         <w:bCs/>
       </w:rPr>
@@ -9163,6 +9626,7 @@
       <w:spacing w:after="0" w:line="240" w:lineRule="auto"/>
     </w:pPr>
     <w:rPr>
+      <w:rFonts w:eastAsia="黑体"/>
       <w:color w:themeColor="text1" w:val="000000"/>
     </w:rPr>
     <w:tblPr>
@@ -9182,7 +9646,7 @@
     </w:tblPr>
     <w:tblStylePr w:type="firstRow">
       <w:rPr>
-        <w:rFonts w:asciiTheme="majorHAnsi" w:cstheme="majorBidi" w:eastAsiaTheme="majorEastAsia" w:hAnsiTheme="majorHAnsi"/>
+        <w:rFonts w:asciiTheme="majorHAnsi" w:cstheme="majorBidi" w:hAnsiTheme="majorHAnsi" w:eastAsia="黑体"/>
       </w:rPr>
       <w:tblPr/>
       <w:tcPr>
@@ -9194,6 +9658,7 @@
     </w:tblStylePr>
     <w:tblStylePr w:type="lastRow">
       <w:rPr>
+        <w:rFonts w:eastAsia="黑体"/>
         <w:b/>
         <w:bCs/>
         <w:color w:themeColor="text2" w:val="1F497D"/>
@@ -9208,12 +9673,14 @@
     </w:tblStylePr>
     <w:tblStylePr w:type="firstCol">
       <w:rPr>
+        <w:rFonts w:eastAsia="黑体"/>
         <w:b/>
         <w:bCs/>
       </w:rPr>
     </w:tblStylePr>
     <w:tblStylePr w:type="lastCol">
       <w:rPr>
+        <w:rFonts w:eastAsia="黑体"/>
         <w:b/>
         <w:bCs/>
       </w:rPr>
@@ -9247,6 +9714,7 @@
       <w:spacing w:after="0" w:line="240" w:lineRule="auto"/>
     </w:pPr>
     <w:rPr>
+      <w:rFonts w:eastAsia="黑体"/>
       <w:color w:themeColor="text1" w:val="000000"/>
     </w:rPr>
     <w:tblPr>
@@ -9266,7 +9734,7 @@
     </w:tblPr>
     <w:tblStylePr w:type="firstRow">
       <w:rPr>
-        <w:rFonts w:asciiTheme="majorHAnsi" w:cstheme="majorBidi" w:eastAsiaTheme="majorEastAsia" w:hAnsiTheme="majorHAnsi"/>
+        <w:rFonts w:asciiTheme="majorHAnsi" w:cstheme="majorBidi" w:hAnsiTheme="majorHAnsi" w:eastAsia="黑体"/>
       </w:rPr>
       <w:tblPr/>
       <w:tcPr>
@@ -9278,6 +9746,7 @@
     </w:tblStylePr>
     <w:tblStylePr w:type="lastRow">
       <w:rPr>
+        <w:rFonts w:eastAsia="黑体"/>
         <w:b/>
         <w:bCs/>
         <w:color w:themeColor="text2" w:val="1F497D"/>
@@ -9292,12 +9761,14 @@
     </w:tblStylePr>
     <w:tblStylePr w:type="firstCol">
       <w:rPr>
+        <w:rFonts w:eastAsia="黑体"/>
         <w:b/>
         <w:bCs/>
       </w:rPr>
     </w:tblStylePr>
     <w:tblStylePr w:type="lastCol">
       <w:rPr>
+        <w:rFonts w:eastAsia="黑体"/>
         <w:b/>
         <w:bCs/>
       </w:rPr>
@@ -9331,7 +9802,7 @@
       <w:spacing w:after="0" w:line="240" w:lineRule="auto"/>
     </w:pPr>
     <w:rPr>
-      <w:rFonts w:asciiTheme="majorHAnsi" w:cstheme="majorBidi" w:eastAsiaTheme="majorEastAsia" w:hAnsiTheme="majorHAnsi"/>
+      <w:rFonts w:asciiTheme="majorHAnsi" w:cstheme="majorBidi" w:hAnsiTheme="majorHAnsi" w:eastAsia="黑体"/>
       <w:color w:themeColor="text1" w:val="000000"/>
     </w:rPr>
     <w:tblPr>
@@ -9353,6 +9824,7 @@
     </w:tblPr>
     <w:tblStylePr w:type="firstRow">
       <w:rPr>
+        <w:rFonts w:eastAsia="黑体"/>
         <w:sz w:val="24"/>
         <w:szCs w:val="24"/>
       </w:rPr>
@@ -9459,7 +9931,7 @@
       <w:spacing w:after="0" w:line="240" w:lineRule="auto"/>
     </w:pPr>
     <w:rPr>
-      <w:rFonts w:asciiTheme="majorHAnsi" w:cstheme="majorBidi" w:eastAsiaTheme="majorEastAsia" w:hAnsiTheme="majorHAnsi"/>
+      <w:rFonts w:asciiTheme="majorHAnsi" w:cstheme="majorBidi" w:hAnsiTheme="majorHAnsi" w:eastAsia="黑体"/>
       <w:color w:themeColor="text1" w:val="000000"/>
     </w:rPr>
     <w:tblPr>
@@ -9481,6 +9953,7 @@
     </w:tblPr>
     <w:tblStylePr w:type="firstRow">
       <w:rPr>
+        <w:rFonts w:eastAsia="黑体"/>
         <w:sz w:val="24"/>
         <w:szCs w:val="24"/>
       </w:rPr>
@@ -9587,7 +10060,7 @@
       <w:spacing w:after="0" w:line="240" w:lineRule="auto"/>
     </w:pPr>
     <w:rPr>
-      <w:rFonts w:asciiTheme="majorHAnsi" w:cstheme="majorBidi" w:eastAsiaTheme="majorEastAsia" w:hAnsiTheme="majorHAnsi"/>
+      <w:rFonts w:asciiTheme="majorHAnsi" w:cstheme="majorBidi" w:hAnsiTheme="majorHAnsi" w:eastAsia="黑体"/>
       <w:color w:themeColor="text1" w:val="000000"/>
     </w:rPr>
     <w:tblPr>
@@ -9609,6 +10082,7 @@
     </w:tblPr>
     <w:tblStylePr w:type="firstRow">
       <w:rPr>
+        <w:rFonts w:eastAsia="黑体"/>
         <w:sz w:val="24"/>
         <w:szCs w:val="24"/>
       </w:rPr>
@@ -9715,7 +10189,7 @@
       <w:spacing w:after="0" w:line="240" w:lineRule="auto"/>
     </w:pPr>
     <w:rPr>
-      <w:rFonts w:asciiTheme="majorHAnsi" w:cstheme="majorBidi" w:eastAsiaTheme="majorEastAsia" w:hAnsiTheme="majorHAnsi"/>
+      <w:rFonts w:asciiTheme="majorHAnsi" w:cstheme="majorBidi" w:hAnsiTheme="majorHAnsi" w:eastAsia="黑体"/>
       <w:color w:themeColor="text1" w:val="000000"/>
     </w:rPr>
     <w:tblPr>
@@ -9737,6 +10211,7 @@
     </w:tblPr>
     <w:tblStylePr w:type="firstRow">
       <w:rPr>
+        <w:rFonts w:eastAsia="黑体"/>
         <w:sz w:val="24"/>
         <w:szCs w:val="24"/>
       </w:rPr>
@@ -9843,7 +10318,7 @@
       <w:spacing w:after="0" w:line="240" w:lineRule="auto"/>
     </w:pPr>
     <w:rPr>
-      <w:rFonts w:asciiTheme="majorHAnsi" w:cstheme="majorBidi" w:eastAsiaTheme="majorEastAsia" w:hAnsiTheme="majorHAnsi"/>
+      <w:rFonts w:asciiTheme="majorHAnsi" w:cstheme="majorBidi" w:hAnsiTheme="majorHAnsi" w:eastAsia="黑体"/>
       <w:color w:themeColor="text1" w:val="000000"/>
     </w:rPr>
     <w:tblPr>
@@ -9865,6 +10340,7 @@
     </w:tblPr>
     <w:tblStylePr w:type="firstRow">
       <w:rPr>
+        <w:rFonts w:eastAsia="黑体"/>
         <w:sz w:val="24"/>
         <w:szCs w:val="24"/>
       </w:rPr>
@@ -9971,7 +10447,7 @@
       <w:spacing w:after="0" w:line="240" w:lineRule="auto"/>
     </w:pPr>
     <w:rPr>
-      <w:rFonts w:asciiTheme="majorHAnsi" w:cstheme="majorBidi" w:eastAsiaTheme="majorEastAsia" w:hAnsiTheme="majorHAnsi"/>
+      <w:rFonts w:asciiTheme="majorHAnsi" w:cstheme="majorBidi" w:hAnsiTheme="majorHAnsi" w:eastAsia="黑体"/>
       <w:color w:themeColor="text1" w:val="000000"/>
     </w:rPr>
     <w:tblPr>
@@ -9993,6 +10469,7 @@
     </w:tblPr>
     <w:tblStylePr w:type="firstRow">
       <w:rPr>
+        <w:rFonts w:eastAsia="黑体"/>
         <w:sz w:val="24"/>
         <w:szCs w:val="24"/>
       </w:rPr>
@@ -10099,7 +10576,7 @@
       <w:spacing w:after="0" w:line="240" w:lineRule="auto"/>
     </w:pPr>
     <w:rPr>
-      <w:rFonts w:asciiTheme="majorHAnsi" w:cstheme="majorBidi" w:eastAsiaTheme="majorEastAsia" w:hAnsiTheme="majorHAnsi"/>
+      <w:rFonts w:asciiTheme="majorHAnsi" w:cstheme="majorBidi" w:hAnsiTheme="majorHAnsi" w:eastAsia="黑体"/>
       <w:color w:themeColor="text1" w:val="000000"/>
     </w:rPr>
     <w:tblPr>
@@ -10121,6 +10598,7 @@
     </w:tblPr>
     <w:tblStylePr w:type="firstRow">
       <w:rPr>
+        <w:rFonts w:eastAsia="黑体"/>
         <w:sz w:val="24"/>
         <w:szCs w:val="24"/>
       </w:rPr>
@@ -10250,12 +10728,14 @@
     </w:tcPr>
     <w:tblStylePr w:type="firstRow">
       <w:rPr>
+        <w:rFonts w:eastAsia="黑体"/>
         <w:b/>
         <w:bCs/>
       </w:rPr>
     </w:tblStylePr>
     <w:tblStylePr w:type="lastRow">
       <w:rPr>
+        <w:rFonts w:eastAsia="黑体"/>
         <w:b/>
         <w:bCs/>
       </w:rPr>
@@ -10268,12 +10748,14 @@
     </w:tblStylePr>
     <w:tblStylePr w:type="firstCol">
       <w:rPr>
+        <w:rFonts w:eastAsia="黑体"/>
         <w:b/>
         <w:bCs/>
       </w:rPr>
     </w:tblStylePr>
     <w:tblStylePr w:type="lastCol">
       <w:rPr>
+        <w:rFonts w:eastAsia="黑体"/>
         <w:b/>
         <w:bCs/>
       </w:rPr>
@@ -10323,12 +10805,14 @@
     </w:tcPr>
     <w:tblStylePr w:type="firstRow">
       <w:rPr>
+        <w:rFonts w:eastAsia="黑体"/>
         <w:b/>
         <w:bCs/>
       </w:rPr>
     </w:tblStylePr>
     <w:tblStylePr w:type="lastRow">
       <w:rPr>
+        <w:rFonts w:eastAsia="黑体"/>
         <w:b/>
         <w:bCs/>
       </w:rPr>
@@ -10341,12 +10825,14 @@
     </w:tblStylePr>
     <w:tblStylePr w:type="firstCol">
       <w:rPr>
+        <w:rFonts w:eastAsia="黑体"/>
         <w:b/>
         <w:bCs/>
       </w:rPr>
     </w:tblStylePr>
     <w:tblStylePr w:type="lastCol">
       <w:rPr>
+        <w:rFonts w:eastAsia="黑体"/>
         <w:b/>
         <w:bCs/>
       </w:rPr>
@@ -10396,12 +10882,14 @@
     </w:tcPr>
     <w:tblStylePr w:type="firstRow">
       <w:rPr>
+        <w:rFonts w:eastAsia="黑体"/>
         <w:b/>
         <w:bCs/>
       </w:rPr>
     </w:tblStylePr>
     <w:tblStylePr w:type="lastRow">
       <w:rPr>
+        <w:rFonts w:eastAsia="黑体"/>
         <w:b/>
         <w:bCs/>
       </w:rPr>
@@ -10414,12 +10902,14 @@
     </w:tblStylePr>
     <w:tblStylePr w:type="firstCol">
       <w:rPr>
+        <w:rFonts w:eastAsia="黑体"/>
         <w:b/>
         <w:bCs/>
       </w:rPr>
     </w:tblStylePr>
     <w:tblStylePr w:type="lastCol">
       <w:rPr>
+        <w:rFonts w:eastAsia="黑体"/>
         <w:b/>
         <w:bCs/>
       </w:rPr>
@@ -10469,12 +10959,14 @@
     </w:tcPr>
     <w:tblStylePr w:type="firstRow">
       <w:rPr>
+        <w:rFonts w:eastAsia="黑体"/>
         <w:b/>
         <w:bCs/>
       </w:rPr>
     </w:tblStylePr>
     <w:tblStylePr w:type="lastRow">
       <w:rPr>
+        <w:rFonts w:eastAsia="黑体"/>
         <w:b/>
         <w:bCs/>
       </w:rPr>
@@ -10487,12 +10979,14 @@
     </w:tblStylePr>
     <w:tblStylePr w:type="firstCol">
       <w:rPr>
+        <w:rFonts w:eastAsia="黑体"/>
         <w:b/>
         <w:bCs/>
       </w:rPr>
     </w:tblStylePr>
     <w:tblStylePr w:type="lastCol">
       <w:rPr>
+        <w:rFonts w:eastAsia="黑体"/>
         <w:b/>
         <w:bCs/>
       </w:rPr>
@@ -10542,12 +11036,14 @@
     </w:tcPr>
     <w:tblStylePr w:type="firstRow">
       <w:rPr>
+        <w:rFonts w:eastAsia="黑体"/>
         <w:b/>
         <w:bCs/>
       </w:rPr>
     </w:tblStylePr>
     <w:tblStylePr w:type="lastRow">
       <w:rPr>
+        <w:rFonts w:eastAsia="黑体"/>
         <w:b/>
         <w:bCs/>
       </w:rPr>
@@ -10560,12 +11056,14 @@
     </w:tblStylePr>
     <w:tblStylePr w:type="firstCol">
       <w:rPr>
+        <w:rFonts w:eastAsia="黑体"/>
         <w:b/>
         <w:bCs/>
       </w:rPr>
     </w:tblStylePr>
     <w:tblStylePr w:type="lastCol">
       <w:rPr>
+        <w:rFonts w:eastAsia="黑体"/>
         <w:b/>
         <w:bCs/>
       </w:rPr>
@@ -10615,12 +11113,14 @@
     </w:tcPr>
     <w:tblStylePr w:type="firstRow">
       <w:rPr>
+        <w:rFonts w:eastAsia="黑体"/>
         <w:b/>
         <w:bCs/>
       </w:rPr>
     </w:tblStylePr>
     <w:tblStylePr w:type="lastRow">
       <w:rPr>
+        <w:rFonts w:eastAsia="黑体"/>
         <w:b/>
         <w:bCs/>
       </w:rPr>
@@ -10633,12 +11133,14 @@
     </w:tblStylePr>
     <w:tblStylePr w:type="firstCol">
       <w:rPr>
+        <w:rFonts w:eastAsia="黑体"/>
         <w:b/>
         <w:bCs/>
       </w:rPr>
     </w:tblStylePr>
     <w:tblStylePr w:type="lastCol">
       <w:rPr>
+        <w:rFonts w:eastAsia="黑体"/>
         <w:b/>
         <w:bCs/>
       </w:rPr>
@@ -10688,12 +11190,14 @@
     </w:tcPr>
     <w:tblStylePr w:type="firstRow">
       <w:rPr>
+        <w:rFonts w:eastAsia="黑体"/>
         <w:b/>
         <w:bCs/>
       </w:rPr>
     </w:tblStylePr>
     <w:tblStylePr w:type="lastRow">
       <w:rPr>
+        <w:rFonts w:eastAsia="黑体"/>
         <w:b/>
         <w:bCs/>
       </w:rPr>
@@ -10706,12 +11210,14 @@
     </w:tblStylePr>
     <w:tblStylePr w:type="firstCol">
       <w:rPr>
+        <w:rFonts w:eastAsia="黑体"/>
         <w:b/>
         <w:bCs/>
       </w:rPr>
     </w:tblStylePr>
     <w:tblStylePr w:type="lastCol">
       <w:rPr>
+        <w:rFonts w:eastAsia="黑体"/>
         <w:b/>
         <w:bCs/>
       </w:rPr>
@@ -10738,7 +11244,7 @@
       <w:spacing w:after="0" w:line="240" w:lineRule="auto"/>
     </w:pPr>
     <w:rPr>
-      <w:rFonts w:asciiTheme="majorHAnsi" w:cstheme="majorBidi" w:eastAsiaTheme="majorEastAsia" w:hAnsiTheme="majorHAnsi"/>
+      <w:rFonts w:asciiTheme="majorHAnsi" w:cstheme="majorBidi" w:hAnsiTheme="majorHAnsi" w:eastAsia="黑体"/>
       <w:color w:themeColor="text1" w:val="000000"/>
     </w:rPr>
     <w:tblPr>
@@ -10765,6 +11271,7 @@
     </w:tcPr>
     <w:tblStylePr w:type="firstRow">
       <w:rPr>
+        <w:rFonts w:eastAsia="黑体"/>
         <w:b/>
         <w:bCs/>
         <w:color w:themeColor="text1" w:val="000000"/>
@@ -10776,6 +11283,7 @@
     </w:tblStylePr>
     <w:tblStylePr w:type="lastRow">
       <w:rPr>
+        <w:rFonts w:eastAsia="黑体"/>
         <w:b/>
         <w:bCs/>
         <w:color w:themeColor="text1" w:val="000000"/>
@@ -10795,6 +11303,7 @@
     </w:tblStylePr>
     <w:tblStylePr w:type="firstCol">
       <w:rPr>
+        <w:rFonts w:eastAsia="黑体"/>
         <w:b/>
         <w:bCs/>
         <w:color w:themeColor="text1" w:val="000000"/>
@@ -10814,6 +11323,7 @@
     </w:tblStylePr>
     <w:tblStylePr w:type="lastCol">
       <w:rPr>
+        <w:rFonts w:eastAsia="黑体"/>
         <w:b w:val="0"/>
         <w:bCs w:val="0"/>
         <w:color w:themeColor="text1" w:val="000000"/>
@@ -10863,7 +11373,7 @@
       <w:spacing w:after="0" w:line="240" w:lineRule="auto"/>
     </w:pPr>
     <w:rPr>
-      <w:rFonts w:asciiTheme="majorHAnsi" w:cstheme="majorBidi" w:eastAsiaTheme="majorEastAsia" w:hAnsiTheme="majorHAnsi"/>
+      <w:rFonts w:asciiTheme="majorHAnsi" w:cstheme="majorBidi" w:hAnsiTheme="majorHAnsi" w:eastAsia="黑体"/>
       <w:color w:themeColor="text1" w:val="000000"/>
     </w:rPr>
     <w:tblPr>
@@ -10890,6 +11400,7 @@
     </w:tcPr>
     <w:tblStylePr w:type="firstRow">
       <w:rPr>
+        <w:rFonts w:eastAsia="黑体"/>
         <w:b/>
         <w:bCs/>
         <w:color w:themeColor="text1" w:val="000000"/>
@@ -10901,6 +11412,7 @@
     </w:tblStylePr>
     <w:tblStylePr w:type="lastRow">
       <w:rPr>
+        <w:rFonts w:eastAsia="黑体"/>
         <w:b/>
         <w:bCs/>
         <w:color w:themeColor="text1" w:val="000000"/>
@@ -10920,6 +11432,7 @@
     </w:tblStylePr>
     <w:tblStylePr w:type="firstCol">
       <w:rPr>
+        <w:rFonts w:eastAsia="黑体"/>
         <w:b/>
         <w:bCs/>
         <w:color w:themeColor="text1" w:val="000000"/>
@@ -10939,6 +11452,7 @@
     </w:tblStylePr>
     <w:tblStylePr w:type="lastCol">
       <w:rPr>
+        <w:rFonts w:eastAsia="黑体"/>
         <w:b w:val="0"/>
         <w:bCs w:val="0"/>
         <w:color w:themeColor="text1" w:val="000000"/>
@@ -10988,7 +11502,7 @@
       <w:spacing w:after="0" w:line="240" w:lineRule="auto"/>
     </w:pPr>
     <w:rPr>
-      <w:rFonts w:asciiTheme="majorHAnsi" w:cstheme="majorBidi" w:eastAsiaTheme="majorEastAsia" w:hAnsiTheme="majorHAnsi"/>
+      <w:rFonts w:asciiTheme="majorHAnsi" w:cstheme="majorBidi" w:hAnsiTheme="majorHAnsi" w:eastAsia="黑体"/>
       <w:color w:themeColor="text1" w:val="000000"/>
     </w:rPr>
     <w:tblPr>
@@ -11015,6 +11529,7 @@
     </w:tcPr>
     <w:tblStylePr w:type="firstRow">
       <w:rPr>
+        <w:rFonts w:eastAsia="黑体"/>
         <w:b/>
         <w:bCs/>
         <w:color w:themeColor="text1" w:val="000000"/>
@@ -11026,6 +11541,7 @@
     </w:tblStylePr>
     <w:tblStylePr w:type="lastRow">
       <w:rPr>
+        <w:rFonts w:eastAsia="黑体"/>
         <w:b/>
         <w:bCs/>
         <w:color w:themeColor="text1" w:val="000000"/>
@@ -11045,6 +11561,7 @@
     </w:tblStylePr>
     <w:tblStylePr w:type="firstCol">
       <w:rPr>
+        <w:rFonts w:eastAsia="黑体"/>
         <w:b/>
         <w:bCs/>
         <w:color w:themeColor="text1" w:val="000000"/>
@@ -11064,6 +11581,7 @@
     </w:tblStylePr>
     <w:tblStylePr w:type="lastCol">
       <w:rPr>
+        <w:rFonts w:eastAsia="黑体"/>
         <w:b w:val="0"/>
         <w:bCs w:val="0"/>
         <w:color w:themeColor="text1" w:val="000000"/>
@@ -11113,7 +11631,7 @@
       <w:spacing w:after="0" w:line="240" w:lineRule="auto"/>
     </w:pPr>
     <w:rPr>
-      <w:rFonts w:asciiTheme="majorHAnsi" w:cstheme="majorBidi" w:eastAsiaTheme="majorEastAsia" w:hAnsiTheme="majorHAnsi"/>
+      <w:rFonts w:asciiTheme="majorHAnsi" w:cstheme="majorBidi" w:hAnsiTheme="majorHAnsi" w:eastAsia="黑体"/>
       <w:color w:themeColor="text1" w:val="000000"/>
     </w:rPr>
     <w:tblPr>
@@ -11140,6 +11658,7 @@
     </w:tcPr>
     <w:tblStylePr w:type="firstRow">
       <w:rPr>
+        <w:rFonts w:eastAsia="黑体"/>
         <w:b/>
         <w:bCs/>
         <w:color w:themeColor="text1" w:val="000000"/>
@@ -11151,6 +11670,7 @@
     </w:tblStylePr>
     <w:tblStylePr w:type="lastRow">
       <w:rPr>
+        <w:rFonts w:eastAsia="黑体"/>
         <w:b/>
         <w:bCs/>
         <w:color w:themeColor="text1" w:val="000000"/>
@@ -11170,6 +11690,7 @@
     </w:tblStylePr>
     <w:tblStylePr w:type="firstCol">
       <w:rPr>
+        <w:rFonts w:eastAsia="黑体"/>
         <w:b/>
         <w:bCs/>
         <w:color w:themeColor="text1" w:val="000000"/>
@@ -11189,6 +11710,7 @@
     </w:tblStylePr>
     <w:tblStylePr w:type="lastCol">
       <w:rPr>
+        <w:rFonts w:eastAsia="黑体"/>
         <w:b w:val="0"/>
         <w:bCs w:val="0"/>
         <w:color w:themeColor="text1" w:val="000000"/>
@@ -11238,7 +11760,7 @@
       <w:spacing w:after="0" w:line="240" w:lineRule="auto"/>
     </w:pPr>
     <w:rPr>
-      <w:rFonts w:asciiTheme="majorHAnsi" w:cstheme="majorBidi" w:eastAsiaTheme="majorEastAsia" w:hAnsiTheme="majorHAnsi"/>
+      <w:rFonts w:asciiTheme="majorHAnsi" w:cstheme="majorBidi" w:hAnsiTheme="majorHAnsi" w:eastAsia="黑体"/>
       <w:color w:themeColor="text1" w:val="000000"/>
     </w:rPr>
     <w:tblPr>
@@ -11265,6 +11787,7 @@
     </w:tcPr>
     <w:tblStylePr w:type="firstRow">
       <w:rPr>
+        <w:rFonts w:eastAsia="黑体"/>
         <w:b/>
         <w:bCs/>
         <w:color w:themeColor="text1" w:val="000000"/>
@@ -11276,6 +11799,7 @@
     </w:tblStylePr>
     <w:tblStylePr w:type="lastRow">
       <w:rPr>
+        <w:rFonts w:eastAsia="黑体"/>
         <w:b/>
         <w:bCs/>
         <w:color w:themeColor="text1" w:val="000000"/>
@@ -11295,6 +11819,7 @@
     </w:tblStylePr>
     <w:tblStylePr w:type="firstCol">
       <w:rPr>
+        <w:rFonts w:eastAsia="黑体"/>
         <w:b/>
         <w:bCs/>
         <w:color w:themeColor="text1" w:val="000000"/>
@@ -11314,6 +11839,7 @@
     </w:tblStylePr>
     <w:tblStylePr w:type="lastCol">
       <w:rPr>
+        <w:rFonts w:eastAsia="黑体"/>
         <w:b w:val="0"/>
         <w:bCs w:val="0"/>
         <w:color w:themeColor="text1" w:val="000000"/>
@@ -11363,7 +11889,7 @@
       <w:spacing w:after="0" w:line="240" w:lineRule="auto"/>
     </w:pPr>
     <w:rPr>
-      <w:rFonts w:asciiTheme="majorHAnsi" w:cstheme="majorBidi" w:eastAsiaTheme="majorEastAsia" w:hAnsiTheme="majorHAnsi"/>
+      <w:rFonts w:asciiTheme="majorHAnsi" w:cstheme="majorBidi" w:hAnsiTheme="majorHAnsi" w:eastAsia="黑体"/>
       <w:color w:themeColor="text1" w:val="000000"/>
     </w:rPr>
     <w:tblPr>
@@ -11390,6 +11916,7 @@
     </w:tcPr>
     <w:tblStylePr w:type="firstRow">
       <w:rPr>
+        <w:rFonts w:eastAsia="黑体"/>
         <w:b/>
         <w:bCs/>
         <w:color w:themeColor="text1" w:val="000000"/>
@@ -11401,6 +11928,7 @@
     </w:tblStylePr>
     <w:tblStylePr w:type="lastRow">
       <w:rPr>
+        <w:rFonts w:eastAsia="黑体"/>
         <w:b/>
         <w:bCs/>
         <w:color w:themeColor="text1" w:val="000000"/>
@@ -11420,6 +11948,7 @@
     </w:tblStylePr>
     <w:tblStylePr w:type="firstCol">
       <w:rPr>
+        <w:rFonts w:eastAsia="黑体"/>
         <w:b/>
         <w:bCs/>
         <w:color w:themeColor="text1" w:val="000000"/>
@@ -11439,6 +11968,7 @@
     </w:tblStylePr>
     <w:tblStylePr w:type="lastCol">
       <w:rPr>
+        <w:rFonts w:eastAsia="黑体"/>
         <w:b w:val="0"/>
         <w:bCs w:val="0"/>
         <w:color w:themeColor="text1" w:val="000000"/>
@@ -11488,7 +12018,7 @@
       <w:spacing w:after="0" w:line="240" w:lineRule="auto"/>
     </w:pPr>
     <w:rPr>
-      <w:rFonts w:asciiTheme="majorHAnsi" w:cstheme="majorBidi" w:eastAsiaTheme="majorEastAsia" w:hAnsiTheme="majorHAnsi"/>
+      <w:rFonts w:asciiTheme="majorHAnsi" w:cstheme="majorBidi" w:hAnsiTheme="majorHAnsi" w:eastAsia="黑体"/>
       <w:color w:themeColor="text1" w:val="000000"/>
     </w:rPr>
     <w:tblPr>
@@ -11515,6 +12045,7 @@
     </w:tcPr>
     <w:tblStylePr w:type="firstRow">
       <w:rPr>
+        <w:rFonts w:eastAsia="黑体"/>
         <w:b/>
         <w:bCs/>
         <w:color w:themeColor="text1" w:val="000000"/>
@@ -11526,6 +12057,7 @@
     </w:tblStylePr>
     <w:tblStylePr w:type="lastRow">
       <w:rPr>
+        <w:rFonts w:eastAsia="黑体"/>
         <w:b/>
         <w:bCs/>
         <w:color w:themeColor="text1" w:val="000000"/>
@@ -11545,6 +12077,7 @@
     </w:tblStylePr>
     <w:tblStylePr w:type="firstCol">
       <w:rPr>
+        <w:rFonts w:eastAsia="黑体"/>
         <w:b/>
         <w:bCs/>
         <w:color w:themeColor="text1" w:val="000000"/>
@@ -11564,6 +12097,7 @@
     </w:tblStylePr>
     <w:tblStylePr w:type="lastCol">
       <w:rPr>
+        <w:rFonts w:eastAsia="黑体"/>
         <w:b w:val="0"/>
         <w:bCs w:val="0"/>
         <w:color w:themeColor="text1" w:val="000000"/>
@@ -11636,6 +12170,7 @@
     </w:tcPr>
     <w:tblStylePr w:type="firstRow">
       <w:rPr>
+        <w:rFonts w:eastAsia="黑体"/>
         <w:b/>
         <w:bCs/>
         <w:i w:val="0"/>
@@ -11657,6 +12192,7 @@
     </w:tblStylePr>
     <w:tblStylePr w:type="lastRow">
       <w:rPr>
+        <w:rFonts w:eastAsia="黑体"/>
         <w:b/>
         <w:bCs/>
         <w:i w:val="0"/>
@@ -11678,6 +12214,7 @@
     </w:tblStylePr>
     <w:tblStylePr w:type="firstCol">
       <w:rPr>
+        <w:rFonts w:eastAsia="黑体"/>
         <w:b/>
         <w:bCs/>
         <w:i w:val="0"/>
@@ -11697,6 +12234,7 @@
     </w:tblStylePr>
     <w:tblStylePr w:type="lastCol">
       <w:rPr>
+        <w:rFonts w:eastAsia="黑体"/>
         <w:b/>
         <w:bCs/>
         <w:i w:val="0"/>
@@ -11777,6 +12315,7 @@
     </w:tcPr>
     <w:tblStylePr w:type="firstRow">
       <w:rPr>
+        <w:rFonts w:eastAsia="黑体"/>
         <w:b/>
         <w:bCs/>
         <w:i w:val="0"/>
@@ -11798,6 +12337,7 @@
     </w:tblStylePr>
     <w:tblStylePr w:type="lastRow">
       <w:rPr>
+        <w:rFonts w:eastAsia="黑体"/>
         <w:b/>
         <w:bCs/>
         <w:i w:val="0"/>
@@ -11819,6 +12359,7 @@
     </w:tblStylePr>
     <w:tblStylePr w:type="firstCol">
       <w:rPr>
+        <w:rFonts w:eastAsia="黑体"/>
         <w:b/>
         <w:bCs/>
         <w:i w:val="0"/>
@@ -11838,6 +12379,7 @@
     </w:tblStylePr>
     <w:tblStylePr w:type="lastCol">
       <w:rPr>
+        <w:rFonts w:eastAsia="黑体"/>
         <w:b/>
         <w:bCs/>
         <w:i w:val="0"/>
@@ -11918,6 +12460,7 @@
     </w:tcPr>
     <w:tblStylePr w:type="firstRow">
       <w:rPr>
+        <w:rFonts w:eastAsia="黑体"/>
         <w:b/>
         <w:bCs/>
         <w:i w:val="0"/>
@@ -11939,6 +12482,7 @@
     </w:tblStylePr>
     <w:tblStylePr w:type="lastRow">
       <w:rPr>
+        <w:rFonts w:eastAsia="黑体"/>
         <w:b/>
         <w:bCs/>
         <w:i w:val="0"/>
@@ -11960,6 +12504,7 @@
     </w:tblStylePr>
     <w:tblStylePr w:type="firstCol">
       <w:rPr>
+        <w:rFonts w:eastAsia="黑体"/>
         <w:b/>
         <w:bCs/>
         <w:i w:val="0"/>
@@ -11979,6 +12524,7 @@
     </w:tblStylePr>
     <w:tblStylePr w:type="lastCol">
       <w:rPr>
+        <w:rFonts w:eastAsia="黑体"/>
         <w:b/>
         <w:bCs/>
         <w:i w:val="0"/>
@@ -12059,6 +12605,7 @@
     </w:tcPr>
     <w:tblStylePr w:type="firstRow">
       <w:rPr>
+        <w:rFonts w:eastAsia="黑体"/>
         <w:b/>
         <w:bCs/>
         <w:i w:val="0"/>
@@ -12080,6 +12627,7 @@
     </w:tblStylePr>
     <w:tblStylePr w:type="lastRow">
       <w:rPr>
+        <w:rFonts w:eastAsia="黑体"/>
         <w:b/>
         <w:bCs/>
         <w:i w:val="0"/>
@@ -12101,6 +12649,7 @@
     </w:tblStylePr>
     <w:tblStylePr w:type="firstCol">
       <w:rPr>
+        <w:rFonts w:eastAsia="黑体"/>
         <w:b/>
         <w:bCs/>
         <w:i w:val="0"/>
@@ -12120,6 +12669,7 @@
     </w:tblStylePr>
     <w:tblStylePr w:type="lastCol">
       <w:rPr>
+        <w:rFonts w:eastAsia="黑体"/>
         <w:b/>
         <w:bCs/>
         <w:i w:val="0"/>
@@ -12200,6 +12750,7 @@
     </w:tcPr>
     <w:tblStylePr w:type="firstRow">
       <w:rPr>
+        <w:rFonts w:eastAsia="黑体"/>
         <w:b/>
         <w:bCs/>
         <w:i w:val="0"/>
@@ -12221,6 +12772,7 @@
     </w:tblStylePr>
     <w:tblStylePr w:type="lastRow">
       <w:rPr>
+        <w:rFonts w:eastAsia="黑体"/>
         <w:b/>
         <w:bCs/>
         <w:i w:val="0"/>
@@ -12242,6 +12794,7 @@
     </w:tblStylePr>
     <w:tblStylePr w:type="firstCol">
       <w:rPr>
+        <w:rFonts w:eastAsia="黑体"/>
         <w:b/>
         <w:bCs/>
         <w:i w:val="0"/>
@@ -12261,6 +12814,7 @@
     </w:tblStylePr>
     <w:tblStylePr w:type="lastCol">
       <w:rPr>
+        <w:rFonts w:eastAsia="黑体"/>
         <w:b/>
         <w:bCs/>
         <w:i w:val="0"/>
@@ -12341,6 +12895,7 @@
     </w:tcPr>
     <w:tblStylePr w:type="firstRow">
       <w:rPr>
+        <w:rFonts w:eastAsia="黑体"/>
         <w:b/>
         <w:bCs/>
         <w:i w:val="0"/>
@@ -12362,6 +12917,7 @@
     </w:tblStylePr>
     <w:tblStylePr w:type="lastRow">
       <w:rPr>
+        <w:rFonts w:eastAsia="黑体"/>
         <w:b/>
         <w:bCs/>
         <w:i w:val="0"/>
@@ -12383,6 +12939,7 @@
     </w:tblStylePr>
     <w:tblStylePr w:type="firstCol">
       <w:rPr>
+        <w:rFonts w:eastAsia="黑体"/>
         <w:b/>
         <w:bCs/>
         <w:i w:val="0"/>
@@ -12402,6 +12959,7 @@
     </w:tblStylePr>
     <w:tblStylePr w:type="lastCol">
       <w:rPr>
+        <w:rFonts w:eastAsia="黑体"/>
         <w:b/>
         <w:bCs/>
         <w:i w:val="0"/>
@@ -12482,6 +13040,7 @@
     </w:tcPr>
     <w:tblStylePr w:type="firstRow">
       <w:rPr>
+        <w:rFonts w:eastAsia="黑体"/>
         <w:b/>
         <w:bCs/>
         <w:i w:val="0"/>
@@ -12503,6 +13062,7 @@
     </w:tblStylePr>
     <w:tblStylePr w:type="lastRow">
       <w:rPr>
+        <w:rFonts w:eastAsia="黑体"/>
         <w:b/>
         <w:bCs/>
         <w:i w:val="0"/>
@@ -12524,6 +13084,7 @@
     </w:tblStylePr>
     <w:tblStylePr w:type="firstCol">
       <w:rPr>
+        <w:rFonts w:eastAsia="黑体"/>
         <w:b/>
         <w:bCs/>
         <w:i w:val="0"/>
@@ -12543,6 +13104,7 @@
     </w:tblStylePr>
     <w:tblStylePr w:type="lastCol">
       <w:rPr>
+        <w:rFonts w:eastAsia="黑体"/>
         <w:b/>
         <w:bCs/>
         <w:i w:val="0"/>
@@ -12600,6 +13162,7 @@
       <w:spacing w:after="0" w:line="240" w:lineRule="auto"/>
     </w:pPr>
     <w:rPr>
+      <w:rFonts w:eastAsia="黑体"/>
       <w:color w:themeColor="background1" w:val="FFFFFF"/>
     </w:rPr>
     <w:tblPr>
@@ -12618,6 +13181,7 @@
     </w:tcPr>
     <w:tblStylePr w:type="firstRow">
       <w:rPr>
+        <w:rFonts w:eastAsia="黑体"/>
         <w:b/>
         <w:bCs/>
       </w:rPr>
@@ -12714,6 +13278,7 @@
       <w:spacing w:after="0" w:line="240" w:lineRule="auto"/>
     </w:pPr>
     <w:rPr>
+      <w:rFonts w:eastAsia="黑体"/>
       <w:color w:themeColor="background1" w:val="FFFFFF"/>
     </w:rPr>
     <w:tblPr>
@@ -12732,6 +13297,7 @@
     </w:tcPr>
     <w:tblStylePr w:type="firstRow">
       <w:rPr>
+        <w:rFonts w:eastAsia="黑体"/>
         <w:b/>
         <w:bCs/>
       </w:rPr>
@@ -12828,6 +13394,7 @@
       <w:spacing w:after="0" w:line="240" w:lineRule="auto"/>
     </w:pPr>
     <w:rPr>
+      <w:rFonts w:eastAsia="黑体"/>
       <w:color w:themeColor="background1" w:val="FFFFFF"/>
     </w:rPr>
     <w:tblPr>
@@ -12846,6 +13413,7 @@
     </w:tcPr>
     <w:tblStylePr w:type="firstRow">
       <w:rPr>
+        <w:rFonts w:eastAsia="黑体"/>
         <w:b/>
         <w:bCs/>
       </w:rPr>
@@ -12942,6 +13510,7 @@
       <w:spacing w:after="0" w:line="240" w:lineRule="auto"/>
     </w:pPr>
     <w:rPr>
+      <w:rFonts w:eastAsia="黑体"/>
       <w:color w:themeColor="background1" w:val="FFFFFF"/>
     </w:rPr>
     <w:tblPr>
@@ -12960,6 +13529,7 @@
     </w:tcPr>
     <w:tblStylePr w:type="firstRow">
       <w:rPr>
+        <w:rFonts w:eastAsia="黑体"/>
         <w:b/>
         <w:bCs/>
       </w:rPr>
@@ -13056,6 +13626,7 @@
       <w:spacing w:after="0" w:line="240" w:lineRule="auto"/>
     </w:pPr>
     <w:rPr>
+      <w:rFonts w:eastAsia="黑体"/>
       <w:color w:themeColor="background1" w:val="FFFFFF"/>
     </w:rPr>
     <w:tblPr>
@@ -13074,6 +13645,7 @@
     </w:tcPr>
     <w:tblStylePr w:type="firstRow">
       <w:rPr>
+        <w:rFonts w:eastAsia="黑体"/>
         <w:b/>
         <w:bCs/>
       </w:rPr>
@@ -13170,6 +13742,7 @@
       <w:spacing w:after="0" w:line="240" w:lineRule="auto"/>
     </w:pPr>
     <w:rPr>
+      <w:rFonts w:eastAsia="黑体"/>
       <w:color w:themeColor="background1" w:val="FFFFFF"/>
     </w:rPr>
     <w:tblPr>
@@ -13188,6 +13761,7 @@
     </w:tcPr>
     <w:tblStylePr w:type="firstRow">
       <w:rPr>
+        <w:rFonts w:eastAsia="黑体"/>
         <w:b/>
         <w:bCs/>
       </w:rPr>
@@ -13284,6 +13858,7 @@
       <w:spacing w:after="0" w:line="240" w:lineRule="auto"/>
     </w:pPr>
     <w:rPr>
+      <w:rFonts w:eastAsia="黑体"/>
       <w:color w:themeColor="background1" w:val="FFFFFF"/>
     </w:rPr>
     <w:tblPr>
@@ -13302,6 +13877,7 @@
     </w:tcPr>
     <w:tblStylePr w:type="firstRow">
       <w:rPr>
+        <w:rFonts w:eastAsia="黑体"/>
         <w:b/>
         <w:bCs/>
       </w:rPr>
@@ -13398,6 +13974,7 @@
       <w:spacing w:after="0" w:line="240" w:lineRule="auto"/>
     </w:pPr>
     <w:rPr>
+      <w:rFonts w:eastAsia="黑体"/>
       <w:color w:themeColor="text1" w:val="000000"/>
     </w:rPr>
     <w:tblPr>
@@ -13424,6 +14001,7 @@
     </w:tcPr>
     <w:tblStylePr w:type="firstRow">
       <w:rPr>
+        <w:rFonts w:eastAsia="黑体"/>
         <w:b/>
         <w:bCs/>
       </w:rPr>
@@ -13442,6 +14020,7 @@
     </w:tblStylePr>
     <w:tblStylePr w:type="lastRow">
       <w:rPr>
+        <w:rFonts w:eastAsia="黑体"/>
         <w:b/>
         <w:bCs/>
         <w:color w:themeColor="background1" w:val="FFFFFF"/>
@@ -13456,6 +14035,7 @@
     </w:tblStylePr>
     <w:tblStylePr w:type="firstCol">
       <w:rPr>
+        <w:rFonts w:eastAsia="黑体"/>
         <w:color w:themeColor="background1" w:val="FFFFFF"/>
       </w:rPr>
       <w:tblPr/>
@@ -13473,6 +14053,7 @@
     </w:tblStylePr>
     <w:tblStylePr w:type="lastCol">
       <w:rPr>
+        <w:rFonts w:eastAsia="黑体"/>
         <w:color w:themeColor="background1" w:val="FFFFFF"/>
       </w:rPr>
       <w:tblPr/>
@@ -13502,11 +14083,13 @@
     </w:tblStylePr>
     <w:tblStylePr w:type="neCell">
       <w:rPr>
+        <w:rFonts w:eastAsia="黑体"/>
         <w:color w:themeColor="text1" w:val="000000"/>
       </w:rPr>
     </w:tblStylePr>
     <w:tblStylePr w:type="nwCell">
       <w:rPr>
+        <w:rFonts w:eastAsia="黑体"/>
         <w:color w:themeColor="text1" w:val="000000"/>
       </w:rPr>
     </w:tblStylePr>
@@ -13520,6 +14103,7 @@
       <w:spacing w:after="0" w:line="240" w:lineRule="auto"/>
     </w:pPr>
     <w:rPr>
+      <w:rFonts w:eastAsia="黑体"/>
       <w:color w:themeColor="text1" w:val="000000"/>
     </w:rPr>
     <w:tblPr>
@@ -13546,6 +14130,7 @@
     </w:tcPr>
     <w:tblStylePr w:type="firstRow">
       <w:rPr>
+        <w:rFonts w:eastAsia="黑体"/>
         <w:b/>
         <w:bCs/>
       </w:rPr>
@@ -13564,6 +14149,7 @@
     </w:tblStylePr>
     <w:tblStylePr w:type="lastRow">
       <w:rPr>
+        <w:rFonts w:eastAsia="黑体"/>
         <w:b/>
         <w:bCs/>
         <w:color w:themeColor="background1" w:val="FFFFFF"/>
@@ -13578,6 +14164,7 @@
     </w:tblStylePr>
     <w:tblStylePr w:type="firstCol">
       <w:rPr>
+        <w:rFonts w:eastAsia="黑体"/>
         <w:color w:themeColor="background1" w:val="FFFFFF"/>
       </w:rPr>
       <w:tblPr/>
@@ -13595,6 +14182,7 @@
     </w:tblStylePr>
     <w:tblStylePr w:type="lastCol">
       <w:rPr>
+        <w:rFonts w:eastAsia="黑体"/>
         <w:color w:themeColor="background1" w:val="FFFFFF"/>
       </w:rPr>
       <w:tblPr/>
@@ -13624,11 +14212,13 @@
     </w:tblStylePr>
     <w:tblStylePr w:type="neCell">
       <w:rPr>
+        <w:rFonts w:eastAsia="黑体"/>
         <w:color w:themeColor="text1" w:val="000000"/>
       </w:rPr>
     </w:tblStylePr>
     <w:tblStylePr w:type="nwCell">
       <w:rPr>
+        <w:rFonts w:eastAsia="黑体"/>
         <w:color w:themeColor="text1" w:val="000000"/>
       </w:rPr>
     </w:tblStylePr>
@@ -13642,6 +14232,7 @@
       <w:spacing w:after="0" w:line="240" w:lineRule="auto"/>
     </w:pPr>
     <w:rPr>
+      <w:rFonts w:eastAsia="黑体"/>
       <w:color w:themeColor="text1" w:val="000000"/>
     </w:rPr>
     <w:tblPr>
@@ -13668,6 +14259,7 @@
     </w:tcPr>
     <w:tblStylePr w:type="firstRow">
       <w:rPr>
+        <w:rFonts w:eastAsia="黑体"/>
         <w:b/>
         <w:bCs/>
       </w:rPr>
@@ -13686,6 +14278,7 @@
     </w:tblStylePr>
     <w:tblStylePr w:type="lastRow">
       <w:rPr>
+        <w:rFonts w:eastAsia="黑体"/>
         <w:b/>
         <w:bCs/>
         <w:color w:themeColor="background1" w:val="FFFFFF"/>
@@ -13700,6 +14293,7 @@
     </w:tblStylePr>
     <w:tblStylePr w:type="firstCol">
       <w:rPr>
+        <w:rFonts w:eastAsia="黑体"/>
         <w:color w:themeColor="background1" w:val="FFFFFF"/>
       </w:rPr>
       <w:tblPr/>
@@ -13717,6 +14311,7 @@
     </w:tblStylePr>
     <w:tblStylePr w:type="lastCol">
       <w:rPr>
+        <w:rFonts w:eastAsia="黑体"/>
         <w:color w:themeColor="background1" w:val="FFFFFF"/>
       </w:rPr>
       <w:tblPr/>
@@ -13746,11 +14341,13 @@
     </w:tblStylePr>
     <w:tblStylePr w:type="neCell">
       <w:rPr>
+        <w:rFonts w:eastAsia="黑体"/>
         <w:color w:themeColor="text1" w:val="000000"/>
       </w:rPr>
     </w:tblStylePr>
     <w:tblStylePr w:type="nwCell">
       <w:rPr>
+        <w:rFonts w:eastAsia="黑体"/>
         <w:color w:themeColor="text1" w:val="000000"/>
       </w:rPr>
     </w:tblStylePr>
@@ -13764,6 +14361,7 @@
       <w:spacing w:after="0" w:line="240" w:lineRule="auto"/>
     </w:pPr>
     <w:rPr>
+      <w:rFonts w:eastAsia="黑体"/>
       <w:color w:themeColor="text1" w:val="000000"/>
     </w:rPr>
     <w:tblPr>
@@ -13790,6 +14388,7 @@
     </w:tcPr>
     <w:tblStylePr w:type="firstRow">
       <w:rPr>
+        <w:rFonts w:eastAsia="黑体"/>
         <w:b/>
         <w:bCs/>
       </w:rPr>
@@ -13808,6 +14407,7 @@
     </w:tblStylePr>
     <w:tblStylePr w:type="lastRow">
       <w:rPr>
+        <w:rFonts w:eastAsia="黑体"/>
         <w:b/>
         <w:bCs/>
         <w:color w:themeColor="background1" w:val="FFFFFF"/>
@@ -13822,6 +14422,7 @@
     </w:tblStylePr>
     <w:tblStylePr w:type="firstCol">
       <w:rPr>
+        <w:rFonts w:eastAsia="黑体"/>
         <w:color w:themeColor="background1" w:val="FFFFFF"/>
       </w:rPr>
       <w:tblPr/>
@@ -13839,6 +14440,7 @@
     </w:tblStylePr>
     <w:tblStylePr w:type="lastCol">
       <w:rPr>
+        <w:rFonts w:eastAsia="黑体"/>
         <w:color w:themeColor="background1" w:val="FFFFFF"/>
       </w:rPr>
       <w:tblPr/>
@@ -13876,6 +14478,7 @@
       <w:spacing w:after="0" w:line="240" w:lineRule="auto"/>
     </w:pPr>
     <w:rPr>
+      <w:rFonts w:eastAsia="黑体"/>
       <w:color w:themeColor="text1" w:val="000000"/>
     </w:rPr>
     <w:tblPr>
@@ -13902,6 +14505,7 @@
     </w:tcPr>
     <w:tblStylePr w:type="firstRow">
       <w:rPr>
+        <w:rFonts w:eastAsia="黑体"/>
         <w:b/>
         <w:bCs/>
       </w:rPr>
@@ -13920,6 +14524,7 @@
     </w:tblStylePr>
     <w:tblStylePr w:type="lastRow">
       <w:rPr>
+        <w:rFonts w:eastAsia="黑体"/>
         <w:b/>
         <w:bCs/>
         <w:color w:themeColor="background1" w:val="FFFFFF"/>
@@ -13934,6 +14539,7 @@
     </w:tblStylePr>
     <w:tblStylePr w:type="firstCol">
       <w:rPr>
+        <w:rFonts w:eastAsia="黑体"/>
         <w:color w:themeColor="background1" w:val="FFFFFF"/>
       </w:rPr>
       <w:tblPr/>
@@ -13951,6 +14557,7 @@
     </w:tblStylePr>
     <w:tblStylePr w:type="lastCol">
       <w:rPr>
+        <w:rFonts w:eastAsia="黑体"/>
         <w:color w:themeColor="background1" w:val="FFFFFF"/>
       </w:rPr>
       <w:tblPr/>
@@ -13980,11 +14587,13 @@
     </w:tblStylePr>
     <w:tblStylePr w:type="neCell">
       <w:rPr>
+        <w:rFonts w:eastAsia="黑体"/>
         <w:color w:themeColor="text1" w:val="000000"/>
       </w:rPr>
     </w:tblStylePr>
     <w:tblStylePr w:type="nwCell">
       <w:rPr>
+        <w:rFonts w:eastAsia="黑体"/>
         <w:color w:themeColor="text1" w:val="000000"/>
       </w:rPr>
     </w:tblStylePr>
@@ -13998,6 +14607,7 @@
       <w:spacing w:after="0" w:line="240" w:lineRule="auto"/>
     </w:pPr>
     <w:rPr>
+      <w:rFonts w:eastAsia="黑体"/>
       <w:color w:themeColor="text1" w:val="000000"/>
     </w:rPr>
     <w:tblPr>
@@ -14024,6 +14634,7 @@
     </w:tcPr>
     <w:tblStylePr w:type="firstRow">
       <w:rPr>
+        <w:rFonts w:eastAsia="黑体"/>
         <w:b/>
         <w:bCs/>
       </w:rPr>
@@ -14042,6 +14653,7 @@
     </w:tblStylePr>
     <w:tblStylePr w:type="lastRow">
       <w:rPr>
+        <w:rFonts w:eastAsia="黑体"/>
         <w:b/>
         <w:bCs/>
         <w:color w:themeColor="background1" w:val="FFFFFF"/>
@@ -14056,6 +14668,7 @@
     </w:tblStylePr>
     <w:tblStylePr w:type="firstCol">
       <w:rPr>
+        <w:rFonts w:eastAsia="黑体"/>
         <w:color w:themeColor="background1" w:val="FFFFFF"/>
       </w:rPr>
       <w:tblPr/>
@@ -14073,6 +14686,7 @@
     </w:tblStylePr>
     <w:tblStylePr w:type="lastCol">
       <w:rPr>
+        <w:rFonts w:eastAsia="黑体"/>
         <w:color w:themeColor="background1" w:val="FFFFFF"/>
       </w:rPr>
       <w:tblPr/>
@@ -14102,11 +14716,13 @@
     </w:tblStylePr>
     <w:tblStylePr w:type="neCell">
       <w:rPr>
+        <w:rFonts w:eastAsia="黑体"/>
         <w:color w:themeColor="text1" w:val="000000"/>
       </w:rPr>
     </w:tblStylePr>
     <w:tblStylePr w:type="nwCell">
       <w:rPr>
+        <w:rFonts w:eastAsia="黑体"/>
         <w:color w:themeColor="text1" w:val="000000"/>
       </w:rPr>
     </w:tblStylePr>
@@ -14120,6 +14736,7 @@
       <w:spacing w:after="0" w:line="240" w:lineRule="auto"/>
     </w:pPr>
     <w:rPr>
+      <w:rFonts w:eastAsia="黑体"/>
       <w:color w:themeColor="text1" w:val="000000"/>
     </w:rPr>
     <w:tblPr>
@@ -14146,6 +14763,7 @@
     </w:tcPr>
     <w:tblStylePr w:type="firstRow">
       <w:rPr>
+        <w:rFonts w:eastAsia="黑体"/>
         <w:b/>
         <w:bCs/>
       </w:rPr>
@@ -14164,6 +14782,7 @@
     </w:tblStylePr>
     <w:tblStylePr w:type="lastRow">
       <w:rPr>
+        <w:rFonts w:eastAsia="黑体"/>
         <w:b/>
         <w:bCs/>
         <w:color w:themeColor="background1" w:val="FFFFFF"/>
@@ -14178,6 +14797,7 @@
     </w:tblStylePr>
     <w:tblStylePr w:type="firstCol">
       <w:rPr>
+        <w:rFonts w:eastAsia="黑体"/>
         <w:color w:themeColor="background1" w:val="FFFFFF"/>
       </w:rPr>
       <w:tblPr/>
@@ -14195,6 +14815,7 @@
     </w:tblStylePr>
     <w:tblStylePr w:type="lastCol">
       <w:rPr>
+        <w:rFonts w:eastAsia="黑体"/>
         <w:color w:themeColor="background1" w:val="FFFFFF"/>
       </w:rPr>
       <w:tblPr/>
@@ -14224,11 +14845,13 @@
     </w:tblStylePr>
     <w:tblStylePr w:type="neCell">
       <w:rPr>
+        <w:rFonts w:eastAsia="黑体"/>
         <w:color w:themeColor="text1" w:val="000000"/>
       </w:rPr>
     </w:tblStylePr>
     <w:tblStylePr w:type="nwCell">
       <w:rPr>
+        <w:rFonts w:eastAsia="黑体"/>
         <w:color w:themeColor="text1" w:val="000000"/>
       </w:rPr>
     </w:tblStylePr>
@@ -14242,6 +14865,7 @@
       <w:spacing w:after="0" w:line="240" w:lineRule="auto"/>
     </w:pPr>
     <w:rPr>
+      <w:rFonts w:eastAsia="黑体"/>
       <w:color w:themeColor="text1" w:val="000000"/>
     </w:rPr>
     <w:tblPr>
@@ -14260,6 +14884,7 @@
     </w:tcPr>
     <w:tblStylePr w:type="firstRow">
       <w:rPr>
+        <w:rFonts w:eastAsia="黑体"/>
         <w:b/>
         <w:bCs/>
         <w:color w:themeColor="background1" w:val="FFFFFF"/>
@@ -14274,6 +14899,7 @@
     </w:tblStylePr>
     <w:tblStylePr w:type="lastRow">
       <w:rPr>
+        <w:rFonts w:eastAsia="黑体"/>
         <w:b/>
         <w:bCs/>
         <w:color w:themeColor="accent2" w:themeShade="CC" w:val="9E3A38"/>
@@ -14288,12 +14914,14 @@
     </w:tblStylePr>
     <w:tblStylePr w:type="firstCol">
       <w:rPr>
+        <w:rFonts w:eastAsia="黑体"/>
         <w:b/>
         <w:bCs/>
       </w:rPr>
     </w:tblStylePr>
     <w:tblStylePr w:type="lastCol">
       <w:rPr>
+        <w:rFonts w:eastAsia="黑体"/>
         <w:b/>
         <w:bCs/>
       </w:rPr>
@@ -14328,6 +14956,7 @@
       <w:spacing w:after="0" w:line="240" w:lineRule="auto"/>
     </w:pPr>
     <w:rPr>
+      <w:rFonts w:eastAsia="黑体"/>
       <w:color w:themeColor="text1" w:val="000000"/>
     </w:rPr>
     <w:tblPr>
@@ -14346,6 +14975,7 @@
     </w:tcPr>
     <w:tblStylePr w:type="firstRow">
       <w:rPr>
+        <w:rFonts w:eastAsia="黑体"/>
         <w:b/>
         <w:bCs/>
         <w:color w:themeColor="background1" w:val="FFFFFF"/>
@@ -14360,6 +14990,7 @@
     </w:tblStylePr>
     <w:tblStylePr w:type="lastRow">
       <w:rPr>
+        <w:rFonts w:eastAsia="黑体"/>
         <w:b/>
         <w:bCs/>
         <w:color w:themeColor="accent2" w:themeShade="CC" w:val="9E3A38"/>
@@ -14374,12 +15005,14 @@
     </w:tblStylePr>
     <w:tblStylePr w:type="firstCol">
       <w:rPr>
+        <w:rFonts w:eastAsia="黑体"/>
         <w:b/>
         <w:bCs/>
       </w:rPr>
     </w:tblStylePr>
     <w:tblStylePr w:type="lastCol">
       <w:rPr>
+        <w:rFonts w:eastAsia="黑体"/>
         <w:b/>
         <w:bCs/>
       </w:rPr>
@@ -14414,6 +15047,7 @@
       <w:spacing w:after="0" w:line="240" w:lineRule="auto"/>
     </w:pPr>
     <w:rPr>
+      <w:rFonts w:eastAsia="黑体"/>
       <w:color w:themeColor="text1" w:val="000000"/>
     </w:rPr>
     <w:tblPr>
@@ -14432,6 +15066,7 @@
     </w:tcPr>
     <w:tblStylePr w:type="firstRow">
       <w:rPr>
+        <w:rFonts w:eastAsia="黑体"/>
         <w:b/>
         <w:bCs/>
         <w:color w:themeColor="background1" w:val="FFFFFF"/>
@@ -14446,6 +15081,7 @@
     </w:tblStylePr>
     <w:tblStylePr w:type="lastRow">
       <w:rPr>
+        <w:rFonts w:eastAsia="黑体"/>
         <w:b/>
         <w:bCs/>
         <w:color w:themeColor="accent2" w:themeShade="CC" w:val="9E3A38"/>
@@ -14460,12 +15096,14 @@
     </w:tblStylePr>
     <w:tblStylePr w:type="firstCol">
       <w:rPr>
+        <w:rFonts w:eastAsia="黑体"/>
         <w:b/>
         <w:bCs/>
       </w:rPr>
     </w:tblStylePr>
     <w:tblStylePr w:type="lastCol">
       <w:rPr>
+        <w:rFonts w:eastAsia="黑体"/>
         <w:b/>
         <w:bCs/>
       </w:rPr>
@@ -14500,6 +15138,7 @@
       <w:spacing w:after="0" w:line="240" w:lineRule="auto"/>
     </w:pPr>
     <w:rPr>
+      <w:rFonts w:eastAsia="黑体"/>
       <w:color w:themeColor="text1" w:val="000000"/>
     </w:rPr>
     <w:tblPr>
@@ -14518,6 +15157,7 @@
     </w:tcPr>
     <w:tblStylePr w:type="firstRow">
       <w:rPr>
+        <w:rFonts w:eastAsia="黑体"/>
         <w:b/>
         <w:bCs/>
         <w:color w:themeColor="background1" w:val="FFFFFF"/>
@@ -14532,6 +15172,7 @@
     </w:tblStylePr>
     <w:tblStylePr w:type="lastRow">
       <w:rPr>
+        <w:rFonts w:eastAsia="黑体"/>
         <w:b/>
         <w:bCs/>
         <w:color w:themeColor="accent4" w:themeShade="CC" w:val="664E82"/>
@@ -14546,12 +15187,14 @@
     </w:tblStylePr>
     <w:tblStylePr w:type="firstCol">
       <w:rPr>
+        <w:rFonts w:eastAsia="黑体"/>
         <w:b/>
         <w:bCs/>
       </w:rPr>
     </w:tblStylePr>
     <w:tblStylePr w:type="lastCol">
       <w:rPr>
+        <w:rFonts w:eastAsia="黑体"/>
         <w:b/>
         <w:bCs/>
       </w:rPr>
@@ -14586,6 +15229,7 @@
       <w:spacing w:after="0" w:line="240" w:lineRule="auto"/>
     </w:pPr>
     <w:rPr>
+      <w:rFonts w:eastAsia="黑体"/>
       <w:color w:themeColor="text1" w:val="000000"/>
     </w:rPr>
     <w:tblPr>
@@ -14604,6 +15248,7 @@
     </w:tcPr>
     <w:tblStylePr w:type="firstRow">
       <w:rPr>
+        <w:rFonts w:eastAsia="黑体"/>
         <w:b/>
         <w:bCs/>
         <w:color w:themeColor="background1" w:val="FFFFFF"/>
@@ -14618,6 +15263,7 @@
     </w:tblStylePr>
     <w:tblStylePr w:type="lastRow">
       <w:rPr>
+        <w:rFonts w:eastAsia="黑体"/>
         <w:b/>
         <w:bCs/>
         <w:color w:themeColor="accent3" w:themeShade="CC" w:val="7E9C40"/>
@@ -14632,12 +15278,14 @@
     </w:tblStylePr>
     <w:tblStylePr w:type="firstCol">
       <w:rPr>
+        <w:rFonts w:eastAsia="黑体"/>
         <w:b/>
         <w:bCs/>
       </w:rPr>
     </w:tblStylePr>
     <w:tblStylePr w:type="lastCol">
       <w:rPr>
+        <w:rFonts w:eastAsia="黑体"/>
         <w:b/>
         <w:bCs/>
       </w:rPr>
@@ -14672,6 +15320,7 @@
       <w:spacing w:after="0" w:line="240" w:lineRule="auto"/>
     </w:pPr>
     <w:rPr>
+      <w:rFonts w:eastAsia="黑体"/>
       <w:color w:themeColor="text1" w:val="000000"/>
     </w:rPr>
     <w:tblPr>
@@ -14690,6 +15339,7 @@
     </w:tcPr>
     <w:tblStylePr w:type="firstRow">
       <w:rPr>
+        <w:rFonts w:eastAsia="黑体"/>
         <w:b/>
         <w:bCs/>
         <w:color w:themeColor="background1" w:val="FFFFFF"/>
@@ -14704,6 +15354,7 @@
     </w:tblStylePr>
     <w:tblStylePr w:type="lastRow">
       <w:rPr>
+        <w:rFonts w:eastAsia="黑体"/>
         <w:b/>
         <w:bCs/>
         <w:color w:themeColor="accent6" w:themeShade="CC" w:val="F2730A"/>
@@ -14718,12 +15369,14 @@
     </w:tblStylePr>
     <w:tblStylePr w:type="firstCol">
       <w:rPr>
+        <w:rFonts w:eastAsia="黑体"/>
         <w:b/>
         <w:bCs/>
       </w:rPr>
     </w:tblStylePr>
     <w:tblStylePr w:type="lastCol">
       <w:rPr>
+        <w:rFonts w:eastAsia="黑体"/>
         <w:b/>
         <w:bCs/>
       </w:rPr>
@@ -14758,6 +15411,7 @@
       <w:spacing w:after="0" w:line="240" w:lineRule="auto"/>
     </w:pPr>
     <w:rPr>
+      <w:rFonts w:eastAsia="黑体"/>
       <w:color w:themeColor="text1" w:val="000000"/>
     </w:rPr>
     <w:tblPr>
@@ -14776,6 +15430,7 @@
     </w:tcPr>
     <w:tblStylePr w:type="firstRow">
       <w:rPr>
+        <w:rFonts w:eastAsia="黑体"/>
         <w:b/>
         <w:bCs/>
         <w:color w:themeColor="background1" w:val="FFFFFF"/>
@@ -14790,6 +15445,7 @@
     </w:tblStylePr>
     <w:tblStylePr w:type="lastRow">
       <w:rPr>
+        <w:rFonts w:eastAsia="黑体"/>
         <w:b/>
         <w:bCs/>
         <w:color w:themeColor="accent5" w:themeShade="CC" w:val="348DA5"/>
@@ -14804,12 +15460,14 @@
     </w:tblStylePr>
     <w:tblStylePr w:type="firstCol">
       <w:rPr>
+        <w:rFonts w:eastAsia="黑体"/>
         <w:b/>
         <w:bCs/>
       </w:rPr>
     </w:tblStylePr>
     <w:tblStylePr w:type="lastCol">
       <w:rPr>
+        <w:rFonts w:eastAsia="黑体"/>
         <w:b/>
         <w:bCs/>
       </w:rPr>
@@ -14844,6 +15502,7 @@
       <w:spacing w:after="0" w:line="240" w:lineRule="auto"/>
     </w:pPr>
     <w:rPr>
+      <w:rFonts w:eastAsia="黑体"/>
       <w:color w:themeColor="text1" w:val="000000"/>
     </w:rPr>
     <w:tblPr>
@@ -14865,6 +15524,7 @@
     </w:tcPr>
     <w:tblStylePr w:type="firstRow">
       <w:rPr>
+        <w:rFonts w:eastAsia="黑体"/>
         <w:b/>
         <w:bCs/>
       </w:rPr>
@@ -14875,6 +15535,7 @@
     </w:tblStylePr>
     <w:tblStylePr w:type="lastRow">
       <w:rPr>
+        <w:rFonts w:eastAsia="黑体"/>
         <w:b/>
         <w:bCs/>
         <w:color w:themeColor="text1" w:val="000000"/>
@@ -14886,6 +15547,7 @@
     </w:tblStylePr>
     <w:tblStylePr w:type="firstCol">
       <w:rPr>
+        <w:rFonts w:eastAsia="黑体"/>
         <w:color w:themeColor="background1" w:val="FFFFFF"/>
       </w:rPr>
       <w:tblPr/>
@@ -14895,6 +15557,7 @@
     </w:tblStylePr>
     <w:tblStylePr w:type="lastCol">
       <w:rPr>
+        <w:rFonts w:eastAsia="黑体"/>
         <w:color w:themeColor="background1" w:val="FFFFFF"/>
       </w:rPr>
       <w:tblPr/>
@@ -14924,6 +15587,7 @@
       <w:spacing w:after="0" w:line="240" w:lineRule="auto"/>
     </w:pPr>
     <w:rPr>
+      <w:rFonts w:eastAsia="黑体"/>
       <w:color w:themeColor="text1" w:val="000000"/>
     </w:rPr>
     <w:tblPr>
@@ -14945,6 +15609,7 @@
     </w:tcPr>
     <w:tblStylePr w:type="firstRow">
       <w:rPr>
+        <w:rFonts w:eastAsia="黑体"/>
         <w:b/>
         <w:bCs/>
       </w:rPr>
@@ -14955,6 +15620,7 @@
     </w:tblStylePr>
     <w:tblStylePr w:type="lastRow">
       <w:rPr>
+        <w:rFonts w:eastAsia="黑体"/>
         <w:b/>
         <w:bCs/>
         <w:color w:themeColor="text1" w:val="000000"/>
@@ -14966,6 +15632,7 @@
     </w:tblStylePr>
     <w:tblStylePr w:type="firstCol">
       <w:rPr>
+        <w:rFonts w:eastAsia="黑体"/>
         <w:color w:themeColor="background1" w:val="FFFFFF"/>
       </w:rPr>
       <w:tblPr/>
@@ -14975,6 +15642,7 @@
     </w:tblStylePr>
     <w:tblStylePr w:type="lastCol">
       <w:rPr>
+        <w:rFonts w:eastAsia="黑体"/>
         <w:color w:themeColor="background1" w:val="FFFFFF"/>
       </w:rPr>
       <w:tblPr/>
@@ -15004,6 +15672,7 @@
       <w:spacing w:after="0" w:line="240" w:lineRule="auto"/>
     </w:pPr>
     <w:rPr>
+      <w:rFonts w:eastAsia="黑体"/>
       <w:color w:themeColor="text1" w:val="000000"/>
     </w:rPr>
     <w:tblPr>
@@ -15025,6 +15694,7 @@
     </w:tcPr>
     <w:tblStylePr w:type="firstRow">
       <w:rPr>
+        <w:rFonts w:eastAsia="黑体"/>
         <w:b/>
         <w:bCs/>
       </w:rPr>
@@ -15035,6 +15705,7 @@
     </w:tblStylePr>
     <w:tblStylePr w:type="lastRow">
       <w:rPr>
+        <w:rFonts w:eastAsia="黑体"/>
         <w:b/>
         <w:bCs/>
         <w:color w:themeColor="text1" w:val="000000"/>
@@ -15046,6 +15717,7 @@
     </w:tblStylePr>
     <w:tblStylePr w:type="firstCol">
       <w:rPr>
+        <w:rFonts w:eastAsia="黑体"/>
         <w:color w:themeColor="background1" w:val="FFFFFF"/>
       </w:rPr>
       <w:tblPr/>
@@ -15055,6 +15727,7 @@
     </w:tblStylePr>
     <w:tblStylePr w:type="lastCol">
       <w:rPr>
+        <w:rFonts w:eastAsia="黑体"/>
         <w:color w:themeColor="background1" w:val="FFFFFF"/>
       </w:rPr>
       <w:tblPr/>
@@ -15084,6 +15757,7 @@
       <w:spacing w:after="0" w:line="240" w:lineRule="auto"/>
     </w:pPr>
     <w:rPr>
+      <w:rFonts w:eastAsia="黑体"/>
       <w:color w:themeColor="text1" w:val="000000"/>
     </w:rPr>
     <w:tblPr>
@@ -15105,6 +15779,7 @@
     </w:tcPr>
     <w:tblStylePr w:type="firstRow">
       <w:rPr>
+        <w:rFonts w:eastAsia="黑体"/>
         <w:b/>
         <w:bCs/>
       </w:rPr>
@@ -15115,6 +15790,7 @@
     </w:tblStylePr>
     <w:tblStylePr w:type="lastRow">
       <w:rPr>
+        <w:rFonts w:eastAsia="黑体"/>
         <w:b/>
         <w:bCs/>
         <w:color w:themeColor="text1" w:val="000000"/>
@@ -15126,6 +15802,7 @@
     </w:tblStylePr>
     <w:tblStylePr w:type="firstCol">
       <w:rPr>
+        <w:rFonts w:eastAsia="黑体"/>
         <w:color w:themeColor="background1" w:val="FFFFFF"/>
       </w:rPr>
       <w:tblPr/>
@@ -15135,6 +15812,7 @@
     </w:tblStylePr>
     <w:tblStylePr w:type="lastCol">
       <w:rPr>
+        <w:rFonts w:eastAsia="黑体"/>
         <w:color w:themeColor="background1" w:val="FFFFFF"/>
       </w:rPr>
       <w:tblPr/>
@@ -15164,6 +15842,7 @@
       <w:spacing w:after="0" w:line="240" w:lineRule="auto"/>
     </w:pPr>
     <w:rPr>
+      <w:rFonts w:eastAsia="黑体"/>
       <w:color w:themeColor="text1" w:val="000000"/>
     </w:rPr>
     <w:tblPr>
@@ -15185,6 +15864,7 @@
     </w:tcPr>
     <w:tblStylePr w:type="firstRow">
       <w:rPr>
+        <w:rFonts w:eastAsia="黑体"/>
         <w:b/>
         <w:bCs/>
       </w:rPr>
@@ -15195,6 +15875,7 @@
     </w:tblStylePr>
     <w:tblStylePr w:type="lastRow">
       <w:rPr>
+        <w:rFonts w:eastAsia="黑体"/>
         <w:b/>
         <w:bCs/>
         <w:color w:themeColor="text1" w:val="000000"/>
@@ -15206,6 +15887,7 @@
     </w:tblStylePr>
     <w:tblStylePr w:type="firstCol">
       <w:rPr>
+        <w:rFonts w:eastAsia="黑体"/>
         <w:color w:themeColor="background1" w:val="FFFFFF"/>
       </w:rPr>
       <w:tblPr/>
@@ -15215,6 +15897,7 @@
     </w:tblStylePr>
     <w:tblStylePr w:type="lastCol">
       <w:rPr>
+        <w:rFonts w:eastAsia="黑体"/>
         <w:color w:themeColor="background1" w:val="FFFFFF"/>
       </w:rPr>
       <w:tblPr/>
@@ -15244,6 +15927,7 @@
       <w:spacing w:after="0" w:line="240" w:lineRule="auto"/>
     </w:pPr>
     <w:rPr>
+      <w:rFonts w:eastAsia="黑体"/>
       <w:color w:themeColor="text1" w:val="000000"/>
     </w:rPr>
     <w:tblPr>
@@ -15265,6 +15949,7 @@
     </w:tcPr>
     <w:tblStylePr w:type="firstRow">
       <w:rPr>
+        <w:rFonts w:eastAsia="黑体"/>
         <w:b/>
         <w:bCs/>
       </w:rPr>
@@ -15275,6 +15960,7 @@
     </w:tblStylePr>
     <w:tblStylePr w:type="lastRow">
       <w:rPr>
+        <w:rFonts w:eastAsia="黑体"/>
         <w:b/>
         <w:bCs/>
         <w:color w:themeColor="text1" w:val="000000"/>
@@ -15286,6 +15972,7 @@
     </w:tblStylePr>
     <w:tblStylePr w:type="firstCol">
       <w:rPr>
+        <w:rFonts w:eastAsia="黑体"/>
         <w:color w:themeColor="background1" w:val="FFFFFF"/>
       </w:rPr>
       <w:tblPr/>
@@ -15295,6 +15982,7 @@
     </w:tblStylePr>
     <w:tblStylePr w:type="lastCol">
       <w:rPr>
+        <w:rFonts w:eastAsia="黑体"/>
         <w:color w:themeColor="background1" w:val="FFFFFF"/>
       </w:rPr>
       <w:tblPr/>
@@ -15324,6 +16012,7 @@
       <w:spacing w:after="0" w:line="240" w:lineRule="auto"/>
     </w:pPr>
     <w:rPr>
+      <w:rFonts w:eastAsia="黑体"/>
       <w:color w:themeColor="text1" w:val="000000"/>
     </w:rPr>
     <w:tblPr>
@@ -15345,6 +16034,7 @@
     </w:tcPr>
     <w:tblStylePr w:type="firstRow">
       <w:rPr>
+        <w:rFonts w:eastAsia="黑体"/>
         <w:b/>
         <w:bCs/>
       </w:rPr>
@@ -15355,6 +16045,7 @@
     </w:tblStylePr>
     <w:tblStylePr w:type="lastRow">
       <w:rPr>
+        <w:rFonts w:eastAsia="黑体"/>
         <w:b/>
         <w:bCs/>
         <w:color w:themeColor="text1" w:val="000000"/>
@@ -15366,6 +16057,7 @@
     </w:tblStylePr>
     <w:tblStylePr w:type="firstCol">
       <w:rPr>
+        <w:rFonts w:eastAsia="黑体"/>
         <w:color w:themeColor="background1" w:val="FFFFFF"/>
       </w:rPr>
       <w:tblPr/>
@@ -15375,6 +16067,7 @@
     </w:tblStylePr>
     <w:tblStylePr w:type="lastCol">
       <w:rPr>
+        <w:rFonts w:eastAsia="黑体"/>
         <w:color w:themeColor="background1" w:val="FFFFFF"/>
       </w:rPr>
       <w:tblPr/>
@@ -15407,6 +16100,7 @@
     <w:name w:val="KeywordTok"/>
     <w:basedOn w:val="VerbatimChar"/>
     <w:rPr>
+      <w:rFonts w:eastAsia="黑体"/>
       <w:b/>
       <w:color w:val="007020"/>
     </w:rPr>
@@ -15415,6 +16109,7 @@
     <w:name w:val="DataTypeTok"/>
     <w:basedOn w:val="VerbatimChar"/>
     <w:rPr>
+      <w:rFonts w:eastAsia="黑体"/>
       <w:color w:val="902000"/>
     </w:rPr>
   </w:style>
@@ -15422,6 +16117,7 @@
     <w:name w:val="DecValTok"/>
     <w:basedOn w:val="VerbatimChar"/>
     <w:rPr>
+      <w:rFonts w:eastAsia="黑体"/>
       <w:color w:val="40a070"/>
     </w:rPr>
   </w:style>
@@ -15429,6 +16125,7 @@
     <w:name w:val="BaseNTok"/>
     <w:basedOn w:val="VerbatimChar"/>
     <w:rPr>
+      <w:rFonts w:eastAsia="黑体"/>
       <w:color w:val="40a070"/>
     </w:rPr>
   </w:style>
@@ -15436,6 +16133,7 @@
     <w:name w:val="FloatTok"/>
     <w:basedOn w:val="VerbatimChar"/>
     <w:rPr>
+      <w:rFonts w:eastAsia="黑体"/>
       <w:color w:val="40a070"/>
     </w:rPr>
   </w:style>
@@ -15443,6 +16141,7 @@
     <w:name w:val="ConstantTok"/>
     <w:basedOn w:val="VerbatimChar"/>
     <w:rPr>
+      <w:rFonts w:eastAsia="黑体"/>
       <w:color w:val="880000"/>
     </w:rPr>
   </w:style>
@@ -15450,6 +16149,7 @@
     <w:name w:val="CharTok"/>
     <w:basedOn w:val="VerbatimChar"/>
     <w:rPr>
+      <w:rFonts w:eastAsia="黑体"/>
       <w:color w:val="4070a0"/>
     </w:rPr>
   </w:style>
@@ -15457,6 +16157,7 @@
     <w:name w:val="SpecialCharTok"/>
     <w:basedOn w:val="VerbatimChar"/>
     <w:rPr>
+      <w:rFonts w:eastAsia="黑体"/>
       <w:color w:val="4070a0"/>
     </w:rPr>
   </w:style>
@@ -15464,6 +16165,7 @@
     <w:name w:val="StringTok"/>
     <w:basedOn w:val="VerbatimChar"/>
     <w:rPr>
+      <w:rFonts w:eastAsia="黑体"/>
       <w:color w:val="4070a0"/>
     </w:rPr>
   </w:style>
@@ -15471,6 +16173,7 @@
     <w:name w:val="VerbatimStringTok"/>
     <w:basedOn w:val="VerbatimChar"/>
     <w:rPr>
+      <w:rFonts w:eastAsia="黑体"/>
       <w:color w:val="4070a0"/>
     </w:rPr>
   </w:style>
@@ -15478,6 +16181,7 @@
     <w:name w:val="SpecialStringTok"/>
     <w:basedOn w:val="VerbatimChar"/>
     <w:rPr>
+      <w:rFonts w:eastAsia="黑体"/>
       <w:color w:val="bb6688"/>
     </w:rPr>
   </w:style>
@@ -15485,6 +16189,7 @@
     <w:name w:val="ImportTok"/>
     <w:basedOn w:val="VerbatimChar"/>
     <w:rPr>
+      <w:rFonts w:eastAsia="黑体"/>
       <w:b/>
       <w:color w:val="008000"/>
     </w:rPr>
@@ -15493,6 +16198,7 @@
     <w:name w:val="CommentTok"/>
     <w:basedOn w:val="VerbatimChar"/>
     <w:rPr>
+      <w:rFonts w:eastAsia="黑体"/>
       <w:i/>
       <w:color w:val="60a0b0"/>
     </w:rPr>
@@ -15501,6 +16207,7 @@
     <w:name w:val="DocumentationTok"/>
     <w:basedOn w:val="VerbatimChar"/>
     <w:rPr>
+      <w:rFonts w:eastAsia="黑体"/>
       <w:i/>
       <w:color w:val="ba2121"/>
     </w:rPr>
@@ -15509,6 +16216,7 @@
     <w:name w:val="AnnotationTok"/>
     <w:basedOn w:val="VerbatimChar"/>
     <w:rPr>
+      <w:rFonts w:eastAsia="黑体"/>
       <w:b/>
       <w:i/>
       <w:color w:val="60a0b0"/>
@@ -15518,6 +16226,7 @@
     <w:name w:val="CommentVarTok"/>
     <w:basedOn w:val="VerbatimChar"/>
     <w:rPr>
+      <w:rFonts w:eastAsia="黑体"/>
       <w:b/>
       <w:i/>
       <w:color w:val="60a0b0"/>
@@ -15527,6 +16236,7 @@
     <w:name w:val="OtherTok"/>
     <w:basedOn w:val="VerbatimChar"/>
     <w:rPr>
+      <w:rFonts w:eastAsia="黑体"/>
       <w:color w:val="007020"/>
     </w:rPr>
   </w:style>
@@ -15534,6 +16244,7 @@
     <w:name w:val="FunctionTok"/>
     <w:basedOn w:val="VerbatimChar"/>
     <w:rPr>
+      <w:rFonts w:eastAsia="黑体"/>
       <w:color w:val="06287e"/>
     </w:rPr>
   </w:style>
@@ -15541,6 +16252,7 @@
     <w:name w:val="VariableTok"/>
     <w:basedOn w:val="VerbatimChar"/>
     <w:rPr>
+      <w:rFonts w:eastAsia="黑体"/>
       <w:color w:val="19177c"/>
     </w:rPr>
   </w:style>
@@ -15548,6 +16260,7 @@
     <w:name w:val="ControlFlowTok"/>
     <w:basedOn w:val="VerbatimChar"/>
     <w:rPr>
+      <w:rFonts w:eastAsia="黑体"/>
       <w:b/>
       <w:color w:val="007020"/>
     </w:rPr>
@@ -15556,6 +16269,7 @@
     <w:name w:val="OperatorTok"/>
     <w:basedOn w:val="VerbatimChar"/>
     <w:rPr>
+      <w:rFonts w:eastAsia="黑体"/>
       <w:color w:val="666666"/>
     </w:rPr>
   </w:style>
@@ -15563,18 +16277,22 @@
     <w:name w:val="BuiltInTok"/>
     <w:basedOn w:val="VerbatimChar"/>
     <w:rPr>
+      <w:rFonts w:eastAsia="黑体"/>
       <w:color w:val="008000"/>
     </w:rPr>
   </w:style>
   <w:style w:type="character" w:customStyle="1" w:styleId="ExtensionTok">
     <w:name w:val="ExtensionTok"/>
     <w:basedOn w:val="VerbatimChar"/>
-    <w:rPr/>
+    <w:rPr>
+      <w:rFonts w:eastAsia="黑体"/>
+    </w:rPr>
   </w:style>
   <w:style w:type="character" w:customStyle="1" w:styleId="PreprocessorTok">
     <w:name w:val="PreprocessorTok"/>
     <w:basedOn w:val="VerbatimChar"/>
     <w:rPr>
+      <w:rFonts w:eastAsia="黑体"/>
       <w:color w:val="bc7a00"/>
     </w:rPr>
   </w:style>
@@ -15582,18 +16300,22 @@
     <w:name w:val="AttributeTok"/>
     <w:basedOn w:val="VerbatimChar"/>
     <w:rPr>
+      <w:rFonts w:eastAsia="黑体"/>
       <w:color w:val="7d9029"/>
     </w:rPr>
   </w:style>
   <w:style w:type="character" w:customStyle="1" w:styleId="RegionMarkerTok">
     <w:name w:val="RegionMarkerTok"/>
     <w:basedOn w:val="VerbatimChar"/>
-    <w:rPr/>
+    <w:rPr>
+      <w:rFonts w:eastAsia="黑体"/>
+    </w:rPr>
   </w:style>
   <w:style w:type="character" w:customStyle="1" w:styleId="InformationTok">
     <w:name w:val="InformationTok"/>
     <w:basedOn w:val="VerbatimChar"/>
     <w:rPr>
+      <w:rFonts w:eastAsia="黑体"/>
       <w:b/>
       <w:i/>
       <w:color w:val="60a0b0"/>
@@ -15603,6 +16325,7 @@
     <w:name w:val="WarningTok"/>
     <w:basedOn w:val="VerbatimChar"/>
     <w:rPr>
+      <w:rFonts w:eastAsia="黑体"/>
       <w:b/>
       <w:i/>
       <w:color w:val="60a0b0"/>
@@ -15612,6 +16335,7 @@
     <w:name w:val="AlertTok"/>
     <w:basedOn w:val="VerbatimChar"/>
     <w:rPr>
+      <w:rFonts w:eastAsia="黑体"/>
       <w:b/>
       <w:color w:val="ff0000"/>
     </w:rPr>
@@ -15620,6 +16344,7 @@
     <w:name w:val="ErrorTok"/>
     <w:basedOn w:val="VerbatimChar"/>
     <w:rPr>
+      <w:rFonts w:eastAsia="黑体"/>
       <w:b/>
       <w:color w:val="ff0000"/>
     </w:rPr>
@@ -15627,7 +16352,9 @@
   <w:style w:type="character" w:customStyle="1" w:styleId="NormalTok">
     <w:name w:val="NormalTok"/>
     <w:basedOn w:val="VerbatimChar"/>
-    <w:rPr/>
+    <w:rPr>
+      <w:rFonts w:eastAsia="黑体"/>
+    </w:rPr>
   </w:style>
 </w:styles>
 </file>
@@ -15676,12 +16403,12 @@
     <a:fontScheme name="Office">
       <a:majorFont>
         <a:latin typeface="Calibri"/>
-        <a:ea typeface=""/>
+        <a:ea typeface="黑体"/>
         <a:cs typeface=""/>
         <a:font script="Jpan" typeface="ＭＳ ゴシック"/>
         <a:font script="Hang" typeface="맑은 고딕"/>
-        <a:font script="Hans" typeface="宋体"/>
-        <a:font script="Hant" typeface="新細明體"/>
+        <a:font script="Hans" typeface="黑体"/>
+        <a:font script="Hant" typeface="黑体"/>
         <a:font script="Arab" typeface="Times New Roman"/>
         <a:font script="Hebr" typeface="Times New Roman"/>
         <a:font script="Thai" typeface="Angsana New"/>
@@ -15711,12 +16438,12 @@
       </a:majorFont>
       <a:minorFont>
         <a:latin typeface="Cambria"/>
-        <a:ea typeface=""/>
+        <a:ea typeface="黑体"/>
         <a:cs typeface=""/>
         <a:font script="Jpan" typeface="ＭＳ 明朝"/>
         <a:font script="Hang" typeface="맑은 고딕"/>
-        <a:font script="Hans" typeface="宋体"/>
-        <a:font script="Hant" typeface="新細明體"/>
+        <a:font script="Hans" typeface="黑体"/>
+        <a:font script="Hant" typeface="黑体"/>
         <a:font script="Arab" typeface="Arial"/>
         <a:font script="Hebr" typeface="Arial"/>
         <a:font script="Thai" typeface="Cordia New"/>

--- a/10-保护电路/03-过温保护/NTC测温保护电路/NTC测温保护电路.docx
+++ b/10-保护电路/03-过温保护/NTC测温保护电路/NTC测温保护电路.docx
@@ -3332,7 +3332,7 @@
           <w:color w:val="555555"/>
           <w:sz w:val="21"/>
         </w:rPr>
-        <w:t>材料收集者：杜文杰，WX手机：19519196569，QQ:3478827729</w:t>
+        <w:t>材料收集者：杜文杰，微信/手机：19519196569，QQ:3478827729</w:t>
       </w:r>
     </w:p>
     <w:sectPr>
